--- a/test_data/smlouva14_anon.docx
+++ b/test_data/smlouva14_anon.docx
@@ -209,7 +209,7 @@
     </w:p>
     <w:p>
       <w:r>
-        <w:t>Řidičský průkaz: Sk. B, C, E, č. [[ICO_1]]2, platný do [[DATE_5]]</w:t>
+        <w:t>Řidičský průkaz: Sk. B, C, E, č.[[PHONE_2]], platný do [[DATE_5]]</w:t>
       </w:r>
     </w:p>
     <w:p>
@@ -219,7 +219,7 @@
     </w:p>
     <w:p>
       <w:r>
-        <w:t>[[PHONE_2]]</w:t>
+        <w:t>[[PHONE_3]]</w:t>
       </w:r>
     </w:p>
     <w:p/>
@@ -240,7 +240,7 @@
     </w:p>
     <w:p>
       <w:r>
-        <w:t>Email: [[EMAIL_3]], [[PHONE_3]]</w:t>
+        <w:t>Email: [[EMAIL_3]], [[PHONE_4]]</w:t>
       </w:r>
     </w:p>
     <w:p/>
@@ -277,7 +277,7 @@
     </w:p>
     <w:p>
       <w:r>
-        <w:t>[[PHONE_4]]</w:t>
+        <w:t>[[PHONE_5]]</w:t>
       </w:r>
     </w:p>
     <w:p>
@@ -429,7 +429,7 @@
     </w:p>
     <w:p>
       <w:r>
-        <w:t>- Mobilní telefon: iPhone 14 Pro, [[PHONE_5]]</w:t>
+        <w:t>- Mobilní telefon: iPhone 14 Pro, [[PHONE_6]]</w:t>
       </w:r>
     </w:p>
     <w:p/>
@@ -488,7 +488,7 @@
     </w:p>
     <w:p>
       <w:r>
-        <w:t xml:space="preserve">     [[PHONE_6]]</w:t>
+        <w:t xml:space="preserve">     [[PHONE_7]]</w:t>
       </w:r>
     </w:p>
     <w:p>
@@ -509,7 +509,7 @@
     </w:p>
     <w:p>
       <w:r>
-        <w:t xml:space="preserve">     [[BIRTH_ID_7]]</w:t>
+        <w:t xml:space="preserve">     [[BIRTH_ID_1]]</w:t>
       </w:r>
     </w:p>
     <w:p/>
@@ -530,7 +530,7 @@
     </w:p>
     <w:p>
       <w:r>
-        <w:t xml:space="preserve">     - Kontaktní osoba pro zdravotní nouze: manželka ([[PHONE_7]])</w:t>
+        <w:t xml:space="preserve">     - Kontaktní osoba pro zdravotní nouze: manželka ([[PHONE_8]])</w:t>
       </w:r>
     </w:p>
     <w:p/>
@@ -652,7 +652,7 @@
     </w:p>
     <w:p>
       <w:r>
-        <w:t xml:space="preserve">     [[PHONE_8]]</w:t>
+        <w:t xml:space="preserve">     [[PHONE_9]]</w:t>
       </w:r>
     </w:p>
     <w:p>
@@ -875,17 +875,17 @@
     </w:p>
     <w:p>
       <w:r>
-        <w:t xml:space="preserve">     - Ing. [[PERSON_1]] (HR Director), [[BIRTH_ID_8]]</w:t>
-      </w:r>
-    </w:p>
-    <w:p>
-      <w:r>
-        <w:t xml:space="preserve">     - Bc. [[PERSON_11]] (HR Specialist), [[BIRTH_ID_9]]</w:t>
-      </w:r>
-    </w:p>
-    <w:p>
-      <w:r>
-        <w:t xml:space="preserve">     - Ing. [[PERSON_12]] (Payroll Manager), [[BIRTH_ID_10]]</w:t>
+        <w:t xml:space="preserve">     - Ing. [[PERSON_1]] (HR Director), [[BIRTH_ID_7]]</w:t>
+      </w:r>
+    </w:p>
+    <w:p>
+      <w:r>
+        <w:t xml:space="preserve">     - Bc. [[PERSON_11]] (HR Specialist), [[BIRTH_ID_8]]</w:t>
+      </w:r>
+    </w:p>
+    <w:p>
+      <w:r>
+        <w:t xml:space="preserve">     - Ing. [[PERSON_12]] (Payroll Manager), [[BIRTH_ID_9]]</w:t>
       </w:r>
     </w:p>
     <w:p/>
@@ -999,7 +999,7 @@
     </w:p>
     <w:p>
       <w:r>
-        <w:t>[[BIRTH_ID_8]]                            [[BIRTH_ID_1]]</w:t>
+        <w:t>[[BIRTH_ID_7]]                            [[BIRTH_ID_1]]</w:t>
       </w:r>
     </w:p>
     <w:p/>
@@ -1074,7 +1074,7 @@
     </w:p>
     <w:p>
       <w:r>
-        <w:t>[[PHONE_9]]</w:t>
+        <w:t>[[PHONE_10]]</w:t>
       </w:r>
     </w:p>
     <w:p>
@@ -1100,7 +1100,7 @@
     </w:p>
     <w:p>
       <w:r>
-        <w:t>[[BIRTH_ID_11]]</w:t>
+        <w:t>[[BIRTH_ID_10]]</w:t>
       </w:r>
     </w:p>
     <w:p>
@@ -1125,7 +1125,7 @@
     </w:p>
     <w:p>
       <w:r>
-        <w:t>[[PHONE_10]]</w:t>
+        <w:t>[[PHONE_11]]</w:t>
       </w:r>
     </w:p>
     <w:p>
@@ -1156,7 +1156,7 @@
     </w:p>
     <w:p>
       <w:r>
-        <w:t>[[DATE_18]], [[BIRTH_ID_12]]</w:t>
+        <w:t>[[DATE_18]], [[BIRTH_ID_11]]</w:t>
       </w:r>
     </w:p>
     <w:p>
@@ -1171,7 +1171,7 @@
     </w:p>
     <w:p>
       <w:r>
-        <w:t>[[PHONE_11]]</w:t>
+        <w:t>[[PHONE_12]]</w:t>
       </w:r>
     </w:p>
     <w:p/>
@@ -1182,12 +1182,12 @@
     </w:p>
     <w:p>
       <w:r>
-        <w:t>1) [[PERSON_16]], [[DATE_19]], [[BIRTH_ID_13]]</w:t>
-      </w:r>
-    </w:p>
-    <w:p>
-      <w:r>
-        <w:t>2) [[PERSON_17]], [[DATE_20]], [[BIRTH_ID_14]]</w:t>
+        <w:t>1) [[PERSON_16]], [[DATE_19]], [[BIRTH_ID_12]]</w:t>
+      </w:r>
+    </w:p>
+    <w:p>
+      <w:r>
+        <w:t>2) [[PERSON_17]], [[DATE_20]], [[BIRTH_ID_13]]</w:t>
       </w:r>
     </w:p>
     <w:p/>
@@ -1442,7 +1442,7 @@
     </w:p>
     <w:p>
       <w:r>
-        <w:t xml:space="preserve">                 [[PHONE_12]]</w:t>
+        <w:t xml:space="preserve">                 [[PHONE_13]]</w:t>
       </w:r>
     </w:p>
     <w:p/>
@@ -1468,7 +1468,7 @@
     </w:p>
     <w:p>
       <w:r>
-        <w:t xml:space="preserve">      [[PHONE_13]]</w:t>
+        <w:t xml:space="preserve">      [[PHONE_14]]</w:t>
       </w:r>
     </w:p>
     <w:p>
@@ -1705,7 +1705,7 @@
     </w:p>
     <w:p>
       <w:r>
-        <w:t xml:space="preserve">     [[BIRTH_ID_12]]</w:t>
+        <w:t xml:space="preserve">     [[BIRTH_ID_11]]</w:t>
       </w:r>
     </w:p>
     <w:p>
@@ -1730,12 +1730,12 @@
     </w:p>
     <w:p>
       <w:r>
-        <w:t xml:space="preserve">     50%: [[PERSON_16]] (syn), [[BIRTH_ID_13]]</w:t>
-      </w:r>
-    </w:p>
-    <w:p>
-      <w:r>
-        <w:t xml:space="preserve">     50%: [[PERSON_17]] (dcera), [[BIRTH_ID_14]]</w:t>
+        <w:t xml:space="preserve">     50%: [[PERSON_16]] (syn), [[BIRTH_ID_12]]</w:t>
+      </w:r>
+    </w:p>
+    <w:p>
+      <w:r>
+        <w:t xml:space="preserve">     50%: [[PERSON_17]] (dcera), [[BIRTH_ID_13]]</w:t>
       </w:r>
     </w:p>
     <w:p>
@@ -1755,7 +1755,7 @@
     </w:p>
     <w:p>
       <w:r>
-        <w:t xml:space="preserve">     [[BIRTH_ID_15]]</w:t>
+        <w:t xml:space="preserve">     [[BIRTH_ID_14]]</w:t>
       </w:r>
     </w:p>
     <w:p>
@@ -1765,7 +1765,7 @@
     </w:p>
     <w:p>
       <w:r>
-        <w:t xml:space="preserve">     [[PHONE_14]]</w:t>
+        <w:t xml:space="preserve">     [[PHONE_15]]</w:t>
       </w:r>
     </w:p>
     <w:p/>
@@ -1819,7 +1819,7 @@
     </w:p>
     <w:p>
       <w:r>
-        <w:t xml:space="preserve">     Majitel: MUDr. [[PERSON_14]], [[BIRTH_ID_11]]</w:t>
+        <w:t xml:space="preserve">     Majitel: MUDr. [[PERSON_14]], [[BIRTH_ID_10]]</w:t>
       </w:r>
     </w:p>
     <w:p/>
@@ -2006,12 +2006,12 @@
     </w:p>
     <w:p>
       <w:r>
-        <w:t xml:space="preserve">       [[BIRTH_ID_16]], č. lékaře: 34567</w:t>
-      </w:r>
-    </w:p>
-    <w:p>
-      <w:r>
-        <w:t xml:space="preserve">       [[ADDRESS_12]], [[PHONE_15]]</w:t>
+        <w:t xml:space="preserve">       [[BIRTH_ID_15]], č. lékaře: 34567</w:t>
+      </w:r>
+    </w:p>
+    <w:p>
+      <w:r>
+        <w:t xml:space="preserve">       [[ADDRESS_12]], [[PHONE_16]]</w:t>
       </w:r>
     </w:p>
     <w:p>
@@ -2026,12 +2026,12 @@
     </w:p>
     <w:p>
       <w:r>
-        <w:t xml:space="preserve">       [[BIRTH_ID_17]], č. lékaře: 45678</w:t>
-      </w:r>
-    </w:p>
-    <w:p>
-      <w:r>
-        <w:t xml:space="preserve">       [[ADDRESS_15]], [[PHONE_16]]</w:t>
+        <w:t xml:space="preserve">       [[BIRTH_ID_16]], č. lékaře: 45678</w:t>
+      </w:r>
+    </w:p>
+    <w:p>
+      <w:r>
+        <w:t xml:space="preserve">       [[ADDRESS_15]], [[PHONE_17]]</w:t>
       </w:r>
     </w:p>
     <w:p>
@@ -2046,12 +2046,12 @@
     </w:p>
     <w:p>
       <w:r>
-        <w:t xml:space="preserve">       [[BIRTH_ID_18]], č. lékaře: 56789</w:t>
-      </w:r>
-    </w:p>
-    <w:p>
-      <w:r>
-        <w:t xml:space="preserve">       [[ADDRESS_11]], [[PHONE_17]]</w:t>
+        <w:t xml:space="preserve">       [[BIRTH_ID_17]], č. lékaře: 56789</w:t>
+      </w:r>
+    </w:p>
+    <w:p>
+      <w:r>
+        <w:t xml:space="preserve">       [[ADDRESS_11]], [[PHONE_18]]</w:t>
       </w:r>
     </w:p>
     <w:p>
@@ -2071,7 +2071,7 @@
     </w:p>
     <w:p>
       <w:r>
-        <w:t xml:space="preserve">       Kontakt: Lékařská služba, [[PHONE_18]]</w:t>
+        <w:t xml:space="preserve">       Kontakt: Lékařská služba, [[PHONE_19]]</w:t>
       </w:r>
     </w:p>
     <w:p/>
@@ -2108,7 +2108,7 @@
     </w:p>
     <w:p>
       <w:r>
-        <w:t xml:space="preserve">     [[BIRTH_ID_19]]</w:t>
+        <w:t xml:space="preserve">     [[BIRTH_ID_18]]</w:t>
       </w:r>
     </w:p>
     <w:p>
@@ -2272,7 +2272,7 @@
     </w:p>
     <w:p>
       <w:r>
-        <w:t>Premium Life pojišťovna a.s.               [[BIRTH_ID_11]]</w:t>
+        <w:t>Premium Life pojišťovna a.s.               [[BIRTH_ID_10]]</w:t>
       </w:r>
     </w:p>
     <w:p/>
@@ -2352,73 +2352,73 @@
     </w:p>
     <w:p>
       <w:r>
+        <w:t>[[BIRTH_ID_19]]</w:t>
+      </w:r>
+    </w:p>
+    <w:p>
+      <w:r>
+        <w:t>Email: [[EMAIL_11]]</w:t>
+      </w:r>
+    </w:p>
+    <w:p>
+      <w:r>
+        <w:t>[[PHONE_20]]</w:t>
+      </w:r>
+    </w:p>
+    <w:p>
+      <w:r>
+        <w:t>Licence ČNB: ZZS-0456/2020</w:t>
+      </w:r>
+    </w:p>
+    <w:p/>
+    <w:p>
+      <w:r>
+        <w:t>ZPRACOVATEL (PROCESSOR):</w:t>
+      </w:r>
+    </w:p>
+    <w:p>
+      <w:r>
+        <w:t>CloudMed Services a.s.</w:t>
+      </w:r>
+    </w:p>
+    <w:p>
+      <w:r>
+        <w:t>[[ICO_6]]</w:t>
+      </w:r>
+    </w:p>
+    <w:p>
+      <w:r>
+        <w:t>DIČ: [[DIC_2]]</w:t>
+      </w:r>
+    </w:p>
+    <w:p>
+      <w:r>
+        <w:t>[[ADDRESS_18]]</w:t>
+      </w:r>
+    </w:p>
+    <w:p>
+      <w:r>
+        <w:t>Zastoupen: Ing. [[PERSON_11]], Ph.D., generální ředitelka</w:t>
+      </w:r>
+    </w:p>
+    <w:p>
+      <w:r>
+        <w:t>[[DATE_35]]</w:t>
+      </w:r>
+    </w:p>
+    <w:p>
+      <w:r>
         <w:t>[[BIRTH_ID_20]]</w:t>
       </w:r>
     </w:p>
     <w:p>
       <w:r>
-        <w:t>Email: [[EMAIL_11]]</w:t>
-      </w:r>
-    </w:p>
-    <w:p>
-      <w:r>
-        <w:t>[[PHONE_19]]</w:t>
-      </w:r>
-    </w:p>
-    <w:p>
-      <w:r>
-        <w:t>Licence ČNB: ZZS-0456/2020</w:t>
-      </w:r>
-    </w:p>
-    <w:p/>
-    <w:p>
-      <w:r>
-        <w:t>ZPRACOVATEL (PROCESSOR):</w:t>
-      </w:r>
-    </w:p>
-    <w:p>
-      <w:r>
-        <w:t>CloudMed Services a.s.</w:t>
-      </w:r>
-    </w:p>
-    <w:p>
-      <w:r>
-        <w:t>[[ICO_6]]</w:t>
-      </w:r>
-    </w:p>
-    <w:p>
-      <w:r>
-        <w:t>DIČ: [[DIC_2]]</w:t>
-      </w:r>
-    </w:p>
-    <w:p>
-      <w:r>
-        <w:t>[[ADDRESS_18]]</w:t>
-      </w:r>
-    </w:p>
-    <w:p>
-      <w:r>
-        <w:t>Zastoupen: Ing. [[PERSON_11]], Ph.D., generální ředitelka</w:t>
-      </w:r>
-    </w:p>
-    <w:p>
-      <w:r>
-        <w:t>[[DATE_35]]</w:t>
-      </w:r>
-    </w:p>
-    <w:p>
-      <w:r>
-        <w:t>[[BIRTH_ID_21]]</w:t>
-      </w:r>
-    </w:p>
-    <w:p>
-      <w:r>
         <w:t>Email: [[EMAIL_12]]</w:t>
       </w:r>
     </w:p>
     <w:p>
       <w:r>
-        <w:t>[[PHONE_20]]</w:t>
+        <w:t>[[PHONE_21]]</w:t>
       </w:r>
     </w:p>
     <w:p>
@@ -2526,7 +2526,7 @@
     </w:p>
     <w:p>
       <w:r>
-        <w:t xml:space="preserve">     [[BIRTH_ID_22]]</w:t>
+        <w:t xml:space="preserve">     [[BIRTH_ID_21]]</w:t>
       </w:r>
     </w:p>
     <w:p>
@@ -2541,7 +2541,7 @@
     </w:p>
     <w:p>
       <w:r>
-        <w:t xml:space="preserve">     [[PHONE_21]]</w:t>
+        <w:t xml:space="preserve">     [[PHONE_22]]</w:t>
       </w:r>
     </w:p>
     <w:p>
@@ -2551,7 +2551,7 @@
     </w:p>
     <w:p>
       <w:r>
-        <w:t xml:space="preserve">     Pojišťovna: VZP, [[BIRTH_ID_23]]</w:t>
+        <w:t xml:space="preserve">     Pojišťovna: VZP, [[BIRTH_ID_21]]</w:t>
       </w:r>
     </w:p>
     <w:p>
@@ -2592,12 +2592,12 @@
     </w:p>
     <w:p>
       <w:r>
-        <w:t xml:space="preserve">     - MUDr. [[PERSON_19]] (internista), [[BIRTH_ID_24]], č. lékaře: 23456</w:t>
-      </w:r>
-    </w:p>
-    <w:p>
-      <w:r>
-        <w:t xml:space="preserve">     - MUDr. [[PERSON_8]] (diabetolog), [[BIRTH_ID_25]], č. lékaře: 34567</w:t>
+        <w:t xml:space="preserve">     - MUDr. [[PERSON_19]] (internista), [[BIRTH_ID_22]], č. lékaře: 23456</w:t>
+      </w:r>
+    </w:p>
+    <w:p>
+      <w:r>
+        <w:t xml:space="preserve">     - MUDr. [[PERSON_8]] (diabetolog), [[BIRTH_ID_23]], č. lékaře: 34567</w:t>
       </w:r>
     </w:p>
     <w:p>
@@ -2682,7 +2682,7 @@
     </w:p>
     <w:p>
       <w:r>
-        <w:t xml:space="preserve">     [[BIRTH_ID_26]]</w:t>
+        <w:t xml:space="preserve">     [[BIRTH_ID_24]]</w:t>
       </w:r>
     </w:p>
     <w:p>
@@ -2697,7 +2697,7 @@
     </w:p>
     <w:p>
       <w:r>
-        <w:t xml:space="preserve">     [[PHONE_22]]</w:t>
+        <w:t xml:space="preserve">     [[PHONE_23]]</w:t>
       </w:r>
     </w:p>
     <w:p>
@@ -2707,7 +2707,7 @@
     </w:p>
     <w:p>
       <w:r>
-        <w:t xml:space="preserve">     Pojišťovna: ČPZP, [[BIRTH_ID_27]]</w:t>
+        <w:t xml:space="preserve">     Pojišťovna: ČPZP, [[BIRTH_ID_24]]</w:t>
       </w:r>
     </w:p>
     <w:p>
@@ -2748,7 +2748,7 @@
     </w:p>
     <w:p>
       <w:r>
-        <w:t xml:space="preserve">     [[BIRTH_ID_28]], č. lékaře: 45678</w:t>
+        <w:t xml:space="preserve">     [[BIRTH_ID_25]], č. lékaře: 45678</w:t>
       </w:r>
     </w:p>
     <w:p>
@@ -2803,7 +2803,7 @@
     </w:p>
     <w:p>
       <w:r>
-        <w:t xml:space="preserve">     [[BIRTH_ID_29]], registr. č.: 34567</w:t>
+        <w:t xml:space="preserve">     [[BIRTH_ID_26]], registr. č.: 34567</w:t>
       </w:r>
     </w:p>
     <w:p>
@@ -2863,7 +2863,7 @@
     </w:p>
     <w:p>
       <w:r>
-        <w:t xml:space="preserve">     [[BIRTH_ID_30]]</w:t>
+        <w:t xml:space="preserve">     [[BIRTH_ID_27]]</w:t>
       </w:r>
     </w:p>
     <w:p>
@@ -2878,7 +2878,7 @@
     </w:p>
     <w:p>
       <w:r>
-        <w:t xml:space="preserve">     [[PHONE_23]]</w:t>
+        <w:t xml:space="preserve">     [[PHONE_24]]</w:t>
       </w:r>
     </w:p>
     <w:p>
@@ -2888,7 +2888,7 @@
     </w:p>
     <w:p>
       <w:r>
-        <w:t xml:space="preserve">     Pojišťovna: VoZP, [[BIRTH_ID_31]]</w:t>
+        <w:t xml:space="preserve">     Pojišťovna: VoZP, [[BIRTH_ID_27]]</w:t>
       </w:r>
     </w:p>
     <w:p>
@@ -2928,7 +2928,7 @@
     </w:p>
     <w:p>
       <w:r>
-        <w:t xml:space="preserve">     [[BIRTH_ID_32]], č. lékaře: 56789</w:t>
+        <w:t xml:space="preserve">     [[BIRTH_ID_28]], č. lékaře: 56789</w:t>
       </w:r>
     </w:p>
     <w:p>
@@ -3043,12 +3043,12 @@
     </w:p>
     <w:p>
       <w:r>
-        <w:t xml:space="preserve">     1) [[PERSON_15]], [[BIRTH_ID_33]]</w:t>
-      </w:r>
-    </w:p>
-    <w:p>
-      <w:r>
-        <w:t xml:space="preserve">     2) [[PERSON_29]], [[BIRTH_ID_34]]</w:t>
+        <w:t xml:space="preserve">     1) [[PERSON_15]], [[BIRTH_ID_29]]</w:t>
+      </w:r>
+    </w:p>
+    <w:p>
+      <w:r>
+        <w:t xml:space="preserve">     2) [[PERSON_29]], [[BIRTH_ID_30]]</w:t>
       </w:r>
     </w:p>
     <w:p/>
@@ -3079,7 +3079,7 @@
     </w:p>
     <w:p>
       <w:r>
-        <w:t xml:space="preserve">        [[BIRTH_ID_20]]</w:t>
+        <w:t xml:space="preserve">        [[BIRTH_ID_19]]</w:t>
       </w:r>
     </w:p>
     <w:p>
@@ -3109,27 +3109,574 @@
     </w:p>
     <w:p>
       <w:r>
+        <w:t xml:space="preserve">        [[BIRTH_ID_31]]</w:t>
+      </w:r>
+    </w:p>
+    <w:p>
+      <w:r>
+        <w:t xml:space="preserve">        [[USERNAME_5]]</w:t>
+      </w:r>
+    </w:p>
+    <w:p>
+      <w:r>
+        <w:t xml:space="preserve">        Role: Physician, Read/Write</w:t>
+      </w:r>
+    </w:p>
+    <w:p>
+      <w:r>
+        <w:t xml:space="preserve">     </w:t>
+      </w:r>
+    </w:p>
+    <w:p>
+      <w:r>
+        <w:t xml:space="preserve">     3) Bc. [[PERSON_11]] (zdravotní sestra)</w:t>
+      </w:r>
+    </w:p>
+    <w:p>
+      <w:r>
+        <w:t xml:space="preserve">        [[BIRTH_ID_32]]</w:t>
+      </w:r>
+    </w:p>
+    <w:p>
+      <w:r>
+        <w:t xml:space="preserve">        [[USERNAME_6]]</w:t>
+      </w:r>
+    </w:p>
+    <w:p>
+      <w:r>
+        <w:t xml:space="preserve">        Role: Nurse, Limited access</w:t>
+      </w:r>
+    </w:p>
+    <w:p>
+      <w:r>
+        <w:t xml:space="preserve">     </w:t>
+      </w:r>
+    </w:p>
+    <w:p>
+      <w:r>
+        <w:t xml:space="preserve">     4) Ing. [[PERSON_30]] (IT administrátor)</w:t>
+      </w:r>
+    </w:p>
+    <w:p>
+      <w:r>
+        <w:t xml:space="preserve">        [[BIRTH_ID_33]]</w:t>
+      </w:r>
+    </w:p>
+    <w:p>
+      <w:r>
+        <w:t xml:space="preserve">        [[USERNAME_7]]</w:t>
+      </w:r>
+    </w:p>
+    <w:p>
+      <w:r>
+        <w:t xml:space="preserve">        Role: Technical admin</w:t>
+      </w:r>
+    </w:p>
+    <w:p>
+      <w:r>
+        <w:t xml:space="preserve">        Certifikace: RHCE, CCNA, ISO 27001 Lead Implementer</w:t>
+      </w:r>
+    </w:p>
+    <w:p>
+      <w:r>
+        <w:t xml:space="preserve">     </w:t>
+      </w:r>
+    </w:p>
+    <w:p>
+      <w:r>
+        <w:t xml:space="preserve">     5) Bc. [[PERSON_8]] (účetní)</w:t>
+      </w:r>
+    </w:p>
+    <w:p>
+      <w:r>
+        <w:t xml:space="preserve">        [[BIRTH_ID_34]]</w:t>
+      </w:r>
+    </w:p>
+    <w:p>
+      <w:r>
+        <w:t xml:space="preserve">        [[USERNAME_8]]</w:t>
+      </w:r>
+    </w:p>
+    <w:p>
+      <w:r>
+        <w:t xml:space="preserve">        Role: Billing, Read-only patient data</w:t>
+      </w:r>
+    </w:p>
+    <w:p/>
+    <w:p>
+      <w:r>
+        <w:t>───────────────────────────────────────────────────────────────────────────────</w:t>
+      </w:r>
+    </w:p>
+    <w:p/>
+    <w:p>
+      <w:r>
+        <w:t>ČLÁNEK III. - KATEGORIE OSOBNÍCH ÚDAJŮ</w:t>
+      </w:r>
+    </w:p>
+    <w:p/>
+    <w:p>
+      <w:r>
+        <w:t>3.1. ZÁKLADNÍ IDENTIFIKAČNÍ ÚDAJE:</w:t>
+      </w:r>
+    </w:p>
+    <w:p>
+      <w:r>
+        <w:t xml:space="preserve">     - Jméno, příjmení, tituly</w:t>
+      </w:r>
+    </w:p>
+    <w:p>
+      <w:r>
+        <w:t xml:space="preserve">     - Rodné číslo</w:t>
+      </w:r>
+    </w:p>
+    <w:p>
+      <w:r>
+        <w:t xml:space="preserve">     - Datum a místo narození</w:t>
+      </w:r>
+    </w:p>
+    <w:p>
+      <w:r>
+        <w:t xml:space="preserve">     - Adresa trvalého pobytu</w:t>
+      </w:r>
+    </w:p>
+    <w:p>
+      <w:r>
+        <w:t xml:space="preserve">     - Kontaktní údaje (telefon, email)</w:t>
+      </w:r>
+    </w:p>
+    <w:p/>
+    <w:p>
+      <w:r>
+        <w:t>3.2. ZVLÁŠTNÍ KATEGORIE OSOBNÍCH ÚDAJŮ (čl. 9 GDPR):</w:t>
+      </w:r>
+    </w:p>
+    <w:p>
+      <w:r>
+        <w:t xml:space="preserve">     </w:t>
+      </w:r>
+    </w:p>
+    <w:p>
+      <w:r>
+        <w:t xml:space="preserve">     A) ZDRAVOTNÍ ÚDAJE:</w:t>
+      </w:r>
+    </w:p>
+    <w:p>
+      <w:r>
+        <w:t xml:space="preserve">        - Diagnózy (ICD-10 kódy)</w:t>
+      </w:r>
+    </w:p>
+    <w:p>
+      <w:r>
+        <w:t xml:space="preserve">        - Anamnézy (osobní, rodinná)</w:t>
+      </w:r>
+    </w:p>
+    <w:p>
+      <w:r>
+        <w:t xml:space="preserve">        - Medikace (název, dávka, frekvence)</w:t>
+      </w:r>
+    </w:p>
+    <w:p>
+      <w:r>
+        <w:t xml:space="preserve">        - Laboratorní výsledky</w:t>
+      </w:r>
+    </w:p>
+    <w:p>
+      <w:r>
+        <w:t xml:space="preserve">        - Obrazová dokumentace (RTG, CT, MRI, ultrazvuk)</w:t>
+      </w:r>
+    </w:p>
+    <w:p>
+      <w:r>
+        <w:t xml:space="preserve">        - Operační protokoly</w:t>
+      </w:r>
+    </w:p>
+    <w:p>
+      <w:r>
+        <w:t xml:space="preserve">        - Propouštěcí zprávy</w:t>
+      </w:r>
+    </w:p>
+    <w:p>
+      <w:r>
+        <w:t xml:space="preserve">        - Lékařské zprávy</w:t>
+      </w:r>
+    </w:p>
+    <w:p>
+      <w:r>
+        <w:t xml:space="preserve">        - Vakcinační průkaz</w:t>
+      </w:r>
+    </w:p>
+    <w:p>
+      <w:r>
+        <w:t xml:space="preserve">     </w:t>
+      </w:r>
+    </w:p>
+    <w:p>
+      <w:r>
+        <w:t xml:space="preserve">     B) GENETICKÉ ÚDAJE:</w:t>
+      </w:r>
+    </w:p>
+    <w:p>
+      <w:r>
+        <w:t xml:space="preserve">        - Genetické testy (BRCA1/BRCA2, atd.)</w:t>
+      </w:r>
+    </w:p>
+    <w:p>
+      <w:r>
+        <w:t xml:space="preserve">        - Predispozice k nemocem</w:t>
+      </w:r>
+    </w:p>
+    <w:p>
+      <w:r>
+        <w:t xml:space="preserve">        - Farmakogenetické profily</w:t>
+      </w:r>
+    </w:p>
+    <w:p>
+      <w:r>
+        <w:lastRenderedPageBreak/>
+        <w:t xml:space="preserve">     </w:t>
+      </w:r>
+    </w:p>
+    <w:p>
+      <w:r>
+        <w:t xml:space="preserve">     C) BIOMETRICKÉ ÚDAJE:</w:t>
+      </w:r>
+    </w:p>
+    <w:p>
+      <w:r>
+        <w:t xml:space="preserve">        - Fotografie pacienta (pro identifikaci)</w:t>
+      </w:r>
+    </w:p>
+    <w:p>
+      <w:r>
+        <w:t xml:space="preserve">        - Digitalizované podpisy</w:t>
+      </w:r>
+    </w:p>
+    <w:p>
+      <w:r>
+        <w:t xml:space="preserve">        - Otisk prstu (pro přístup k terminálům)</w:t>
+      </w:r>
+    </w:p>
+    <w:p/>
+    <w:p>
+      <w:r>
+        <w:t>3.3. FINANČNÍ ÚDAJE:</w:t>
+      </w:r>
+    </w:p>
+    <w:p>
+      <w:r>
+        <w:t xml:space="preserve">     - Čísla pojištěnců</w:t>
+      </w:r>
+    </w:p>
+    <w:p>
+      <w:r>
+        <w:t xml:space="preserve">     - Fakturační údaje</w:t>
+      </w:r>
+    </w:p>
+    <w:p>
+      <w:r>
+        <w:t xml:space="preserve">     - Bankovní účty pro vrácení doplatků</w:t>
+      </w:r>
+    </w:p>
+    <w:p>
+      <w:r>
+        <w:t xml:space="preserve">     - Doklady o úhradách</w:t>
+      </w:r>
+    </w:p>
+    <w:p/>
+    <w:p>
+      <w:r>
+        <w:t>3.4. KOMUNIKAČNÍ METADATA:</w:t>
+      </w:r>
+    </w:p>
+    <w:p>
+      <w:r>
+        <w:t xml:space="preserve">     - IP adresy přístupů</w:t>
+      </w:r>
+    </w:p>
+    <w:p>
+      <w:r>
+        <w:t xml:space="preserve">     - Logy přihlášení</w:t>
+      </w:r>
+    </w:p>
+    <w:p>
+      <w:r>
+        <w:t xml:space="preserve">     - Historie změn v záznamech</w:t>
+      </w:r>
+    </w:p>
+    <w:p>
+      <w:r>
+        <w:t xml:space="preserve">     - Email komunikace s pacienty</w:t>
+      </w:r>
+    </w:p>
+    <w:p/>
+    <w:p>
+      <w:r>
+        <w:t>───────────────────────────────────────────────────────────────────────────────</w:t>
+      </w:r>
+    </w:p>
+    <w:p/>
+    <w:p>
+      <w:r>
+        <w:t>ČLÁNEK IV. - TECHNICKÉ A ORGANIZAČNÍ OPATŘENÍ</w:t>
+      </w:r>
+    </w:p>
+    <w:p/>
+    <w:p>
+      <w:r>
+        <w:t>4.1. INFRASTRUKTURA:</w:t>
+      </w:r>
+    </w:p>
+    <w:p>
+      <w:r>
+        <w:t xml:space="preserve">     </w:t>
+      </w:r>
+    </w:p>
+    <w:p>
+      <w:r>
+        <w:t xml:space="preserve">     Primární datacenter:</w:t>
+      </w:r>
+    </w:p>
+    <w:p>
+      <w:r>
+        <w:t xml:space="preserve">     Lokace: Datová hala Praha - Holešovice</w:t>
+      </w:r>
+    </w:p>
+    <w:p>
+      <w:r>
+        <w:t xml:space="preserve">     [[ADDRESS_23]]</w:t>
+      </w:r>
+    </w:p>
+    <w:p>
+      <w:r>
+        <w:t xml:space="preserve">     Rack: R-24-A-03</w:t>
+      </w:r>
+    </w:p>
+    <w:p>
+      <w:r>
+        <w:t xml:space="preserve">     Servery:</w:t>
+      </w:r>
+    </w:p>
+    <w:p>
+      <w:r>
+        <w:t xml:space="preserve">     - DB-PROD-01: [[IP_2]] (primary database)</w:t>
+      </w:r>
+    </w:p>
+    <w:p>
+      <w:r>
+        <w:t xml:space="preserve">     - DB-PROD-02: [[IP_3]] (replica)</w:t>
+      </w:r>
+    </w:p>
+    <w:p>
+      <w:r>
+        <w:t xml:space="preserve">     - APP-PROD-01: [[IP_4]] (application server)</w:t>
+      </w:r>
+    </w:p>
+    <w:p>
+      <w:r>
+        <w:t xml:space="preserve">     - APP-PROD-02: [[IP_5]] (load balancer)</w:t>
+      </w:r>
+    </w:p>
+    <w:p>
+      <w:r>
+        <w:t xml:space="preserve">     </w:t>
+      </w:r>
+    </w:p>
+    <w:p>
+      <w:r>
+        <w:t xml:space="preserve">     Backup datacenter:</w:t>
+      </w:r>
+    </w:p>
+    <w:p>
+      <w:r>
+        <w:t xml:space="preserve">     Lokace: DataCloud Brno</w:t>
+      </w:r>
+    </w:p>
+    <w:p>
+      <w:r>
+        <w:t xml:space="preserve">     [[ADDRESS_24]]</w:t>
+      </w:r>
+    </w:p>
+    <w:p>
+      <w:r>
+        <w:t xml:space="preserve">     Rack: R-18-B-07</w:t>
+      </w:r>
+    </w:p>
+    <w:p>
+      <w:r>
+        <w:t xml:space="preserve">     Replikace: real-time (&lt; 5 min RPO)</w:t>
+      </w:r>
+    </w:p>
+    <w:p>
+      <w:r>
+        <w:t xml:space="preserve">     </w:t>
+      </w:r>
+    </w:p>
+    <w:p>
+      <w:r>
+        <w:t xml:space="preserve">     Cloud backup:</w:t>
+      </w:r>
+    </w:p>
+    <w:p>
+      <w:r>
+        <w:t xml:space="preserve">     Provider: AWS Frankfurt (eu-central-1)</w:t>
+      </w:r>
+    </w:p>
+    <w:p>
+      <w:r>
+        <w:t xml:space="preserve">     Šifrování: AES-256</w:t>
+      </w:r>
+    </w:p>
+    <w:p>
+      <w:r>
+        <w:t xml:space="preserve">     Retence: 7 let (dle zákona 372/2011 Sb.)</w:t>
+      </w:r>
+    </w:p>
+    <w:p/>
+    <w:p>
+      <w:r>
+        <w:t>4.2. PŘÍSTUPOVÉ ÚDAJE (SPRÁVCE):</w:t>
+      </w:r>
+    </w:p>
+    <w:p>
+      <w:r>
+        <w:t xml:space="preserve">     </w:t>
+      </w:r>
+    </w:p>
+    <w:p>
+      <w:r>
+        <w:t xml:space="preserve">     Database access:</w:t>
+      </w:r>
+    </w:p>
+    <w:p>
+      <w:r>
+        <w:t xml:space="preserve">     [[HOST_1]]</w:t>
+      </w:r>
+    </w:p>
+    <w:p>
+      <w:r>
+        <w:t xml:space="preserve">     Port: 5432 (PostgreSQL)</w:t>
+      </w:r>
+    </w:p>
+    <w:p>
+      <w:r>
+        <w:t xml:space="preserve">     Database: healthcarepro_production</w:t>
+      </w:r>
+    </w:p>
+    <w:p>
+      <w:r>
+        <w:t xml:space="preserve">     [[USERNAME_9]]</w:t>
+      </w:r>
+    </w:p>
+    <w:p>
+      <w:r>
+        <w:t xml:space="preserve">     [[PASSWORD_2]]</w:t>
+      </w:r>
+    </w:p>
+    <w:p>
+      <w:r>
+        <w:t xml:space="preserve">     SSL: required (cert: hcp-2024.pem)</w:t>
+      </w:r>
+    </w:p>
+    <w:p>
+      <w:r>
+        <w:t xml:space="preserve">     </w:t>
+      </w:r>
+    </w:p>
+    <w:p>
+      <w:r>
+        <w:t xml:space="preserve">     Application admin panel:</w:t>
+      </w:r>
+    </w:p>
+    <w:p>
+      <w:r>
+        <w:t xml:space="preserve">     URL: https://admin.healthcarepro.cloudmed.cz</w:t>
+      </w:r>
+    </w:p>
+    <w:p>
+      <w:r>
+        <w:t xml:space="preserve">     [[USERNAME_10]]</w:t>
+      </w:r>
+    </w:p>
+    <w:p>
+      <w:r>
+        <w:t xml:space="preserve">     [[PASSWORD_3]]</w:t>
+      </w:r>
+    </w:p>
+    <w:p>
+      <w:r>
+        <w:t xml:space="preserve">     2FA: TOTP (Google Authenticator)</w:t>
+      </w:r>
+    </w:p>
+    <w:p>
+      <w:r>
+        <w:t xml:space="preserve">     </w:t>
+      </w:r>
+    </w:p>
+    <w:p>
+      <w:r>
+        <w:t xml:space="preserve">     SFTP backup access:</w:t>
+      </w:r>
+    </w:p>
+    <w:p>
+      <w:r>
+        <w:t xml:space="preserve">     [[HOST_2]]</w:t>
+      </w:r>
+    </w:p>
+    <w:p>
+      <w:r>
+        <w:t xml:space="preserve">     Port: 22</w:t>
+      </w:r>
+    </w:p>
+    <w:p>
+      <w:r>
+        <w:t xml:space="preserve">     [[USERNAME_11]]</w:t>
+      </w:r>
+    </w:p>
+    <w:p>
+      <w:r>
+        <w:t xml:space="preserve">     SSH Key: hcp-backup-2024.key (4096-bit RSA)</w:t>
+      </w:r>
+    </w:p>
+    <w:p/>
+    <w:p>
+      <w:r>
+        <w:t>4.3. OPRÁVNĚNÉ OSOBY ZPRACOVATELE:</w:t>
+      </w:r>
+    </w:p>
+    <w:p>
+      <w:r>
+        <w:t xml:space="preserve">     </w:t>
+      </w:r>
+    </w:p>
+    <w:p>
+      <w:r>
+        <w:t xml:space="preserve">     1) Ing. [[PERSON_31]] (Cloud Architect)</w:t>
+      </w:r>
+    </w:p>
+    <w:p>
+      <w:r>
         <w:t xml:space="preserve">        [[BIRTH_ID_35]]</w:t>
       </w:r>
     </w:p>
     <w:p>
       <w:r>
-        <w:t xml:space="preserve">        [[USERNAME_5]]</w:t>
-      </w:r>
-    </w:p>
-    <w:p>
-      <w:r>
-        <w:t xml:space="preserve">        Role: Physician, Read/Write</w:t>
-      </w:r>
-    </w:p>
-    <w:p>
-      <w:r>
-        <w:t xml:space="preserve">     </w:t>
-      </w:r>
-    </w:p>
-    <w:p>
-      <w:r>
-        <w:t xml:space="preserve">     3) Bc. [[PERSON_11]] (zdravotní sestra)</w:t>
+        <w:t xml:space="preserve">        Email: [[EMAIL_16]]</w:t>
+      </w:r>
+    </w:p>
+    <w:p>
+      <w:r>
+        <w:t xml:space="preserve">        Certifikace: AWS Solutions Architect Professional</w:t>
+      </w:r>
+    </w:p>
+    <w:p>
+      <w:r>
+        <w:t xml:space="preserve">     </w:t>
+      </w:r>
+    </w:p>
+    <w:p>
+      <w:r>
+        <w:t xml:space="preserve">     2) Bc. [[PERSON_32]] (DBA)</w:t>
       </w:r>
     </w:p>
     <w:p>
@@ -3139,22 +3686,22 @@
     </w:p>
     <w:p>
       <w:r>
-        <w:t xml:space="preserve">        [[USERNAME_6]]</w:t>
-      </w:r>
-    </w:p>
-    <w:p>
-      <w:r>
-        <w:t xml:space="preserve">        Role: Nurse, Limited access</w:t>
-      </w:r>
-    </w:p>
-    <w:p>
-      <w:r>
-        <w:t xml:space="preserve">     </w:t>
-      </w:r>
-    </w:p>
-    <w:p>
-      <w:r>
-        <w:t xml:space="preserve">     4) Ing. [[PERSON_30]] (IT administrátor)</w:t>
+        <w:t xml:space="preserve">        Email: [[EMAIL_17]]</w:t>
+      </w:r>
+    </w:p>
+    <w:p>
+      <w:r>
+        <w:t xml:space="preserve">        Certifikace: PostgreSQL Certified Professional</w:t>
+      </w:r>
+    </w:p>
+    <w:p>
+      <w:r>
+        <w:t xml:space="preserve">     </w:t>
+      </w:r>
+    </w:p>
+    <w:p>
+      <w:r>
+        <w:t xml:space="preserve">     3) Ing. [[PERSON_33]], Ph.D. (Security Officer)</w:t>
       </w:r>
     </w:p>
     <w:p>
@@ -3164,574 +3711,27 @@
     </w:p>
     <w:p>
       <w:r>
-        <w:t xml:space="preserve">        [[USERNAME_7]]</w:t>
-      </w:r>
-    </w:p>
-    <w:p>
-      <w:r>
-        <w:t xml:space="preserve">        Role: Technical admin</w:t>
-      </w:r>
-    </w:p>
-    <w:p>
-      <w:r>
-        <w:t xml:space="preserve">        Certifikace: RHCE, CCNA, ISO 27001 Lead Implementer</w:t>
-      </w:r>
-    </w:p>
-    <w:p>
-      <w:r>
-        <w:t xml:space="preserve">     </w:t>
-      </w:r>
-    </w:p>
-    <w:p>
-      <w:r>
-        <w:t xml:space="preserve">     5) Bc. [[PERSON_8]] (účetní)</w:t>
+        <w:t xml:space="preserve">        Email: [[EMAIL_18]]</w:t>
+      </w:r>
+    </w:p>
+    <w:p>
+      <w:r>
+        <w:t xml:space="preserve">        Certifikace: CISSP, CISM, CEH</w:t>
+      </w:r>
+    </w:p>
+    <w:p>
+      <w:r>
+        <w:t xml:space="preserve">     </w:t>
+      </w:r>
+    </w:p>
+    <w:p>
+      <w:r>
+        <w:t xml:space="preserve">     4) Mgr. [[PERSON_8]] (GDPR Officer)</w:t>
       </w:r>
     </w:p>
     <w:p>
       <w:r>
         <w:t xml:space="preserve">        [[BIRTH_ID_38]]</w:t>
-      </w:r>
-    </w:p>
-    <w:p>
-      <w:r>
-        <w:t xml:space="preserve">        [[USERNAME_8]]</w:t>
-      </w:r>
-    </w:p>
-    <w:p>
-      <w:r>
-        <w:t xml:space="preserve">        Role: Billing, Read-only patient data</w:t>
-      </w:r>
-    </w:p>
-    <w:p/>
-    <w:p>
-      <w:r>
-        <w:t>───────────────────────────────────────────────────────────────────────────────</w:t>
-      </w:r>
-    </w:p>
-    <w:p/>
-    <w:p>
-      <w:r>
-        <w:t>ČLÁNEK III. - KATEGORIE OSOBNÍCH ÚDAJŮ</w:t>
-      </w:r>
-    </w:p>
-    <w:p/>
-    <w:p>
-      <w:r>
-        <w:t>3.1. ZÁKLADNÍ IDENTIFIKAČNÍ ÚDAJE:</w:t>
-      </w:r>
-    </w:p>
-    <w:p>
-      <w:r>
-        <w:t xml:space="preserve">     - Jméno, příjmení, tituly</w:t>
-      </w:r>
-    </w:p>
-    <w:p>
-      <w:r>
-        <w:t xml:space="preserve">     - Rodné číslo</w:t>
-      </w:r>
-    </w:p>
-    <w:p>
-      <w:r>
-        <w:t xml:space="preserve">     - Datum a místo narození</w:t>
-      </w:r>
-    </w:p>
-    <w:p>
-      <w:r>
-        <w:t xml:space="preserve">     - Adresa trvalého pobytu</w:t>
-      </w:r>
-    </w:p>
-    <w:p>
-      <w:r>
-        <w:t xml:space="preserve">     - Kontaktní údaje (telefon, email)</w:t>
-      </w:r>
-    </w:p>
-    <w:p/>
-    <w:p>
-      <w:r>
-        <w:t>3.2. ZVLÁŠTNÍ KATEGORIE OSOBNÍCH ÚDAJŮ (čl. 9 GDPR):</w:t>
-      </w:r>
-    </w:p>
-    <w:p>
-      <w:r>
-        <w:t xml:space="preserve">     </w:t>
-      </w:r>
-    </w:p>
-    <w:p>
-      <w:r>
-        <w:t xml:space="preserve">     A) ZDRAVOTNÍ ÚDAJE:</w:t>
-      </w:r>
-    </w:p>
-    <w:p>
-      <w:r>
-        <w:t xml:space="preserve">        - Diagnózy (ICD-10 kódy)</w:t>
-      </w:r>
-    </w:p>
-    <w:p>
-      <w:r>
-        <w:t xml:space="preserve">        - Anamnézy (osobní, rodinná)</w:t>
-      </w:r>
-    </w:p>
-    <w:p>
-      <w:r>
-        <w:t xml:space="preserve">        - Medikace (název, dávka, frekvence)</w:t>
-      </w:r>
-    </w:p>
-    <w:p>
-      <w:r>
-        <w:t xml:space="preserve">        - Laboratorní výsledky</w:t>
-      </w:r>
-    </w:p>
-    <w:p>
-      <w:r>
-        <w:t xml:space="preserve">        - Obrazová dokumentace (RTG, CT, MRI, ultrazvuk)</w:t>
-      </w:r>
-    </w:p>
-    <w:p>
-      <w:r>
-        <w:t xml:space="preserve">        - Operační protokoly</w:t>
-      </w:r>
-    </w:p>
-    <w:p>
-      <w:r>
-        <w:t xml:space="preserve">        - Propouštěcí zprávy</w:t>
-      </w:r>
-    </w:p>
-    <w:p>
-      <w:r>
-        <w:t xml:space="preserve">        - Lékařské zprávy</w:t>
-      </w:r>
-    </w:p>
-    <w:p>
-      <w:r>
-        <w:t xml:space="preserve">        - Vakcinační průkaz</w:t>
-      </w:r>
-    </w:p>
-    <w:p>
-      <w:r>
-        <w:t xml:space="preserve">     </w:t>
-      </w:r>
-    </w:p>
-    <w:p>
-      <w:r>
-        <w:t xml:space="preserve">     B) GENETICKÉ ÚDAJE:</w:t>
-      </w:r>
-    </w:p>
-    <w:p>
-      <w:r>
-        <w:t xml:space="preserve">        - Genetické testy (BRCA1/BRCA2, atd.)</w:t>
-      </w:r>
-    </w:p>
-    <w:p>
-      <w:r>
-        <w:t xml:space="preserve">        - Predispozice k nemocem</w:t>
-      </w:r>
-    </w:p>
-    <w:p>
-      <w:r>
-        <w:t xml:space="preserve">        - Farmakogenetické profily</w:t>
-      </w:r>
-    </w:p>
-    <w:p>
-      <w:r>
-        <w:lastRenderedPageBreak/>
-        <w:t xml:space="preserve">     </w:t>
-      </w:r>
-    </w:p>
-    <w:p>
-      <w:r>
-        <w:t xml:space="preserve">     C) BIOMETRICKÉ ÚDAJE:</w:t>
-      </w:r>
-    </w:p>
-    <w:p>
-      <w:r>
-        <w:t xml:space="preserve">        - Fotografie pacienta (pro identifikaci)</w:t>
-      </w:r>
-    </w:p>
-    <w:p>
-      <w:r>
-        <w:t xml:space="preserve">        - Digitalizované podpisy</w:t>
-      </w:r>
-    </w:p>
-    <w:p>
-      <w:r>
-        <w:t xml:space="preserve">        - Otisk prstu (pro přístup k terminálům)</w:t>
-      </w:r>
-    </w:p>
-    <w:p/>
-    <w:p>
-      <w:r>
-        <w:t>3.3. FINANČNÍ ÚDAJE:</w:t>
-      </w:r>
-    </w:p>
-    <w:p>
-      <w:r>
-        <w:t xml:space="preserve">     - Čísla pojištěnců</w:t>
-      </w:r>
-    </w:p>
-    <w:p>
-      <w:r>
-        <w:t xml:space="preserve">     - Fakturační údaje</w:t>
-      </w:r>
-    </w:p>
-    <w:p>
-      <w:r>
-        <w:t xml:space="preserve">     - Bankovní účty pro vrácení doplatků</w:t>
-      </w:r>
-    </w:p>
-    <w:p>
-      <w:r>
-        <w:t xml:space="preserve">     - Doklady o úhradách</w:t>
-      </w:r>
-    </w:p>
-    <w:p/>
-    <w:p>
-      <w:r>
-        <w:t>3.4. KOMUNIKAČNÍ METADATA:</w:t>
-      </w:r>
-    </w:p>
-    <w:p>
-      <w:r>
-        <w:t xml:space="preserve">     - IP adresy přístupů</w:t>
-      </w:r>
-    </w:p>
-    <w:p>
-      <w:r>
-        <w:t xml:space="preserve">     - Logy přihlášení</w:t>
-      </w:r>
-    </w:p>
-    <w:p>
-      <w:r>
-        <w:t xml:space="preserve">     - Historie změn v záznamech</w:t>
-      </w:r>
-    </w:p>
-    <w:p>
-      <w:r>
-        <w:t xml:space="preserve">     - Email komunikace s pacienty</w:t>
-      </w:r>
-    </w:p>
-    <w:p/>
-    <w:p>
-      <w:r>
-        <w:t>───────────────────────────────────────────────────────────────────────────────</w:t>
-      </w:r>
-    </w:p>
-    <w:p/>
-    <w:p>
-      <w:r>
-        <w:t>ČLÁNEK IV. - TECHNICKÉ A ORGANIZAČNÍ OPATŘENÍ</w:t>
-      </w:r>
-    </w:p>
-    <w:p/>
-    <w:p>
-      <w:r>
-        <w:t>4.1. INFRASTRUKTURA:</w:t>
-      </w:r>
-    </w:p>
-    <w:p>
-      <w:r>
-        <w:t xml:space="preserve">     </w:t>
-      </w:r>
-    </w:p>
-    <w:p>
-      <w:r>
-        <w:t xml:space="preserve">     Primární datacenter:</w:t>
-      </w:r>
-    </w:p>
-    <w:p>
-      <w:r>
-        <w:t xml:space="preserve">     Lokace: Datová hala Praha - Holešovice</w:t>
-      </w:r>
-    </w:p>
-    <w:p>
-      <w:r>
-        <w:t xml:space="preserve">     [[ADDRESS_23]]</w:t>
-      </w:r>
-    </w:p>
-    <w:p>
-      <w:r>
-        <w:t xml:space="preserve">     Rack: R-24-A-03</w:t>
-      </w:r>
-    </w:p>
-    <w:p>
-      <w:r>
-        <w:t xml:space="preserve">     Servery:</w:t>
-      </w:r>
-    </w:p>
-    <w:p>
-      <w:r>
-        <w:t xml:space="preserve">     - DB-PROD-01: [[IP_2]] (primary database)</w:t>
-      </w:r>
-    </w:p>
-    <w:p>
-      <w:r>
-        <w:t xml:space="preserve">     - DB-PROD-02: [[IP_3]] (replica)</w:t>
-      </w:r>
-    </w:p>
-    <w:p>
-      <w:r>
-        <w:t xml:space="preserve">     - APP-PROD-01: [[IP_4]] (application server)</w:t>
-      </w:r>
-    </w:p>
-    <w:p>
-      <w:r>
-        <w:t xml:space="preserve">     - APP-PROD-02: [[IP_5]] (load balancer)</w:t>
-      </w:r>
-    </w:p>
-    <w:p>
-      <w:r>
-        <w:t xml:space="preserve">     </w:t>
-      </w:r>
-    </w:p>
-    <w:p>
-      <w:r>
-        <w:t xml:space="preserve">     Backup datacenter:</w:t>
-      </w:r>
-    </w:p>
-    <w:p>
-      <w:r>
-        <w:t xml:space="preserve">     Lokace: DataCloud Brno</w:t>
-      </w:r>
-    </w:p>
-    <w:p>
-      <w:r>
-        <w:t xml:space="preserve">     [[ADDRESS_24]]</w:t>
-      </w:r>
-    </w:p>
-    <w:p>
-      <w:r>
-        <w:t xml:space="preserve">     Rack: R-18-B-07</w:t>
-      </w:r>
-    </w:p>
-    <w:p>
-      <w:r>
-        <w:t xml:space="preserve">     Replikace: real-time (&lt; 5 min RPO)</w:t>
-      </w:r>
-    </w:p>
-    <w:p>
-      <w:r>
-        <w:t xml:space="preserve">     </w:t>
-      </w:r>
-    </w:p>
-    <w:p>
-      <w:r>
-        <w:t xml:space="preserve">     Cloud backup:</w:t>
-      </w:r>
-    </w:p>
-    <w:p>
-      <w:r>
-        <w:t xml:space="preserve">     Provider: AWS Frankfurt (eu-central-1)</w:t>
-      </w:r>
-    </w:p>
-    <w:p>
-      <w:r>
-        <w:t xml:space="preserve">     Šifrování: AES-256</w:t>
-      </w:r>
-    </w:p>
-    <w:p>
-      <w:r>
-        <w:t xml:space="preserve">     Retence: 7 let (dle zákona 372/2011 Sb.)</w:t>
-      </w:r>
-    </w:p>
-    <w:p/>
-    <w:p>
-      <w:r>
-        <w:t>4.2. PŘÍSTUPOVÉ ÚDAJE (SPRÁVCE):</w:t>
-      </w:r>
-    </w:p>
-    <w:p>
-      <w:r>
-        <w:t xml:space="preserve">     </w:t>
-      </w:r>
-    </w:p>
-    <w:p>
-      <w:r>
-        <w:t xml:space="preserve">     Database access:</w:t>
-      </w:r>
-    </w:p>
-    <w:p>
-      <w:r>
-        <w:t xml:space="preserve">     [[HOST_1]]</w:t>
-      </w:r>
-    </w:p>
-    <w:p>
-      <w:r>
-        <w:t xml:space="preserve">     Port: 5432 (PostgreSQL)</w:t>
-      </w:r>
-    </w:p>
-    <w:p>
-      <w:r>
-        <w:t xml:space="preserve">     Database: healthcarepro_production</w:t>
-      </w:r>
-    </w:p>
-    <w:p>
-      <w:r>
-        <w:t xml:space="preserve">     [[USERNAME_9]]</w:t>
-      </w:r>
-    </w:p>
-    <w:p>
-      <w:r>
-        <w:t xml:space="preserve">     [[PASSWORD_2]]</w:t>
-      </w:r>
-    </w:p>
-    <w:p>
-      <w:r>
-        <w:t xml:space="preserve">     SSL: required (cert: hcp-2024.pem)</w:t>
-      </w:r>
-    </w:p>
-    <w:p>
-      <w:r>
-        <w:t xml:space="preserve">     </w:t>
-      </w:r>
-    </w:p>
-    <w:p>
-      <w:r>
-        <w:t xml:space="preserve">     Application admin panel:</w:t>
-      </w:r>
-    </w:p>
-    <w:p>
-      <w:r>
-        <w:t xml:space="preserve">     URL: https://admin.healthcarepro.cloudmed.cz</w:t>
-      </w:r>
-    </w:p>
-    <w:p>
-      <w:r>
-        <w:t xml:space="preserve">     [[USERNAME_10]]</w:t>
-      </w:r>
-    </w:p>
-    <w:p>
-      <w:r>
-        <w:t xml:space="preserve">     [[PASSWORD_3]]</w:t>
-      </w:r>
-    </w:p>
-    <w:p>
-      <w:r>
-        <w:t xml:space="preserve">     2FA: TOTP (Google Authenticator)</w:t>
-      </w:r>
-    </w:p>
-    <w:p>
-      <w:r>
-        <w:t xml:space="preserve">     </w:t>
-      </w:r>
-    </w:p>
-    <w:p>
-      <w:r>
-        <w:t xml:space="preserve">     SFTP backup access:</w:t>
-      </w:r>
-    </w:p>
-    <w:p>
-      <w:r>
-        <w:t xml:space="preserve">     [[HOST_2]]</w:t>
-      </w:r>
-    </w:p>
-    <w:p>
-      <w:r>
-        <w:t xml:space="preserve">     Port: 22</w:t>
-      </w:r>
-    </w:p>
-    <w:p>
-      <w:r>
-        <w:t xml:space="preserve">     [[USERNAME_11]]</w:t>
-      </w:r>
-    </w:p>
-    <w:p>
-      <w:r>
-        <w:t xml:space="preserve">     SSH Key: hcp-backup-2024.key (4096-bit RSA)</w:t>
-      </w:r>
-    </w:p>
-    <w:p/>
-    <w:p>
-      <w:r>
-        <w:t>4.3. OPRÁVNĚNÉ OSOBY ZPRACOVATELE:</w:t>
-      </w:r>
-    </w:p>
-    <w:p>
-      <w:r>
-        <w:t xml:space="preserve">     </w:t>
-      </w:r>
-    </w:p>
-    <w:p>
-      <w:r>
-        <w:t xml:space="preserve">     1) Ing. [[PERSON_31]] (Cloud Architect)</w:t>
-      </w:r>
-    </w:p>
-    <w:p>
-      <w:r>
-        <w:t xml:space="preserve">        [[BIRTH_ID_39]]</w:t>
-      </w:r>
-    </w:p>
-    <w:p>
-      <w:r>
-        <w:t xml:space="preserve">        Email: [[EMAIL_16]]</w:t>
-      </w:r>
-    </w:p>
-    <w:p>
-      <w:r>
-        <w:t xml:space="preserve">        Certifikace: AWS Solutions Architect Professional</w:t>
-      </w:r>
-    </w:p>
-    <w:p>
-      <w:r>
-        <w:t xml:space="preserve">     </w:t>
-      </w:r>
-    </w:p>
-    <w:p>
-      <w:r>
-        <w:t xml:space="preserve">     2) Bc. [[PERSON_32]] (DBA)</w:t>
-      </w:r>
-    </w:p>
-    <w:p>
-      <w:r>
-        <w:t xml:space="preserve">        [[BIRTH_ID_40]]</w:t>
-      </w:r>
-    </w:p>
-    <w:p>
-      <w:r>
-        <w:t xml:space="preserve">        Email: [[EMAIL_17]]</w:t>
-      </w:r>
-    </w:p>
-    <w:p>
-      <w:r>
-        <w:t xml:space="preserve">        Certifikace: PostgreSQL Certified Professional</w:t>
-      </w:r>
-    </w:p>
-    <w:p>
-      <w:r>
-        <w:t xml:space="preserve">     </w:t>
-      </w:r>
-    </w:p>
-    <w:p>
-      <w:r>
-        <w:t xml:space="preserve">     3) Ing. [[PERSON_33]], Ph.D. (Security Officer)</w:t>
-      </w:r>
-    </w:p>
-    <w:p>
-      <w:r>
-        <w:t xml:space="preserve">        [[BIRTH_ID_41]]</w:t>
-      </w:r>
-    </w:p>
-    <w:p>
-      <w:r>
-        <w:t xml:space="preserve">        Email: [[EMAIL_18]]</w:t>
-      </w:r>
-    </w:p>
-    <w:p>
-      <w:r>
-        <w:t xml:space="preserve">        Certifikace: CISSP, CISM, CEH</w:t>
-      </w:r>
-    </w:p>
-    <w:p>
-      <w:r>
-        <w:t xml:space="preserve">     </w:t>
-      </w:r>
-    </w:p>
-    <w:p>
-      <w:r>
-        <w:t xml:space="preserve">     4) Mgr. [[PERSON_8]] (GDPR Officer)</w:t>
-      </w:r>
-    </w:p>
-    <w:p>
-      <w:r>
-        <w:t xml:space="preserve">        [[BIRTH_ID_42]]</w:t>
       </w:r>
     </w:p>
     <w:p>
@@ -3861,7 +3861,7 @@
     </w:p>
     <w:p>
       <w:r>
-        <w:t xml:space="preserve">        Osoba odpovědná: Ing. [[PERSON_34]], [[BIRTH_ID_43]]</w:t>
+        <w:t xml:space="preserve">        Osoba odpovědná: Ing. [[PERSON_34]], [[BIRTH_ID_39]]</w:t>
       </w:r>
     </w:p>
     <w:p>
@@ -3896,7 +3896,7 @@
     </w:p>
     <w:p>
       <w:r>
-        <w:t xml:space="preserve">        Osoba odpovědná: Bc. [[PERSON_35]], [[BIRTH_ID_44]]</w:t>
+        <w:t xml:space="preserve">        Osoba odpovědná: Bc. [[PERSON_35]], [[BIRTH_ID_40]]</w:t>
       </w:r>
     </w:p>
     <w:p>
@@ -3982,7 +3982,7 @@
     </w:p>
     <w:p>
       <w:r>
-        <w:t>6.5. První faktura: [[ADDRESS_28]][[PHONE_24]]</w:t>
+        <w:t>6.5. První faktura: [[ADDRESS_28]][[PHONE_25]]</w:t>
       </w:r>
     </w:p>
     <w:p/>
@@ -4086,7 +4086,7 @@
     </w:p>
     <w:p>
       <w:r>
-        <w:t xml:space="preserve">     - SMS[[PHONE_25]]</w:t>
+        <w:t xml:space="preserve">     - SMS[[PHONE_26]]</w:t>
       </w:r>
     </w:p>
     <w:p>
@@ -4181,7 +4181,7 @@
     </w:p>
     <w:p>
       <w:r>
-        <w:t>[[BIRTH_ID_20]]                            [[BIRTH_ID_21]]</w:t>
+        <w:t>[[BIRTH_ID_19]]                            [[BIRTH_ID_20]]</w:t>
       </w:r>
     </w:p>
     <w:p/>
@@ -4256,7 +4256,7 @@
     </w:p>
     <w:p>
       <w:r>
-        <w:t>[[PHONE_26]]</w:t>
+        <w:t>[[PHONE_27]]</w:t>
       </w:r>
     </w:p>
     <w:p>
@@ -4282,7 +4282,7 @@
     </w:p>
     <w:p>
       <w:r>
-        <w:t>[[BIRTH_ID_45]]</w:t>
+        <w:t>[[BIRTH_ID_41]]</w:t>
       </w:r>
     </w:p>
     <w:p>
@@ -4312,7 +4312,7 @@
     </w:p>
     <w:p>
       <w:r>
-        <w:t>[[PHONE_27]]</w:t>
+        <w:t>[[PHONE_28]]</w:t>
       </w:r>
     </w:p>
     <w:p>
@@ -4343,7 +4343,7 @@
     </w:p>
     <w:p>
       <w:r>
-        <w:t>[[DATE_50]], [[BIRTH_ID_46]]</w:t>
+        <w:t>[[DATE_50]], [[BIRTH_ID_42]]</w:t>
       </w:r>
     </w:p>
     <w:p>
@@ -4374,7 +4374,7 @@
     </w:p>
     <w:p>
       <w:r>
-        <w:t>[[BIRTH_ID_47]]</w:t>
+        <w:t>[[BIRTH_ID_43]]</w:t>
       </w:r>
     </w:p>
     <w:p>
@@ -4384,7 +4384,7 @@
     </w:p>
     <w:p>
       <w:r>
-        <w:t>[[PHONE_28]]</w:t>
+        <w:t>[[PHONE_29]]</w:t>
       </w:r>
     </w:p>
     <w:p>
@@ -4420,7 +4420,7 @@
     </w:p>
     <w:p>
       <w:r>
-        <w:t>[[BIRTH_ID_48]]</w:t>
+        <w:t>[[BIRTH_ID_44]]</w:t>
       </w:r>
     </w:p>
     <w:p>
@@ -4430,7 +4430,7 @@
     </w:p>
     <w:p>
       <w:r>
-        <w:t>[[PHONE_29]]</w:t>
+        <w:t>[[PHONE_30]]</w:t>
       </w:r>
     </w:p>
     <w:p>
@@ -4571,7 +4571,7 @@
     </w:p>
     <w:p>
       <w:r>
-        <w:t xml:space="preserve">     Kontakt: [[EMAIL_24]], [[PHONE_30]]</w:t>
+        <w:t xml:space="preserve">     Kontakt: [[EMAIL_24]], [[PHONE_31]]</w:t>
       </w:r>
     </w:p>
     <w:p/>
@@ -5280,7 +5280,7 @@
     </w:p>
     <w:p>
       <w:r>
-        <w:t xml:space="preserve">     Ručitel 1: Ing. [[PERSON_38]], [[BIRTH_ID_47]]</w:t>
+        <w:t xml:space="preserve">     Ručitel 1: Ing. [[PERSON_38]], [[BIRTH_ID_43]]</w:t>
       </w:r>
     </w:p>
     <w:p>
@@ -5300,7 +5300,7 @@
     </w:p>
     <w:p>
       <w:r>
-        <w:t xml:space="preserve">     Ručitel 2: Mgr. [[PERSON_39]], [[BIRTH_ID_48]]</w:t>
+        <w:t xml:space="preserve">     Ručitel 2: Mgr. [[PERSON_39]], [[BIRTH_ID_44]]</w:t>
       </w:r>
     </w:p>
     <w:p>
@@ -5380,7 +5380,7 @@
     </w:p>
     <w:p>
       <w:r>
-        <w:t xml:space="preserve">     Majitel: Mgr. [[PERSON_36]], [[BIRTH_ID_45]]</w:t>
+        <w:t xml:space="preserve">     Majitel: Mgr. [[PERSON_36]], [[BIRTH_ID_41]]</w:t>
       </w:r>
     </w:p>
     <w:p/>
@@ -5481,7 +5481,7 @@
     </w:p>
     <w:p>
       <w:r>
-        <w:t xml:space="preserve">     [[PHONE_31]]</w:t>
+        <w:t xml:space="preserve">     [[PHONE_32]]</w:t>
       </w:r>
     </w:p>
     <w:p/>
@@ -5510,7 +5510,7 @@
     </w:p>
     <w:p>
       <w:r>
-        <w:t xml:space="preserve">   [[BIRTH_ID_49]]</w:t>
+        <w:t xml:space="preserve">   [[BIRTH_ID_45]]</w:t>
       </w:r>
     </w:p>
     <w:p>
@@ -5526,7 +5526,7 @@
     </w:p>
     <w:p>
       <w:r>
-        <w:t xml:space="preserve">   [[BIRTH_ID_50]]</w:t>
+        <w:t xml:space="preserve">   [[BIRTH_ID_46]]</w:t>
       </w:r>
     </w:p>
     <w:p>
@@ -5542,7 +5542,7 @@
     </w:p>
     <w:p>
       <w:r>
-        <w:t xml:space="preserve">   [[BIRTH_ID_51]]</w:t>
+        <w:t xml:space="preserve">   [[BIRTH_ID_47]]</w:t>
       </w:r>
     </w:p>
     <w:p>
@@ -5558,7 +5558,7 @@
     </w:p>
     <w:p>
       <w:r>
-        <w:t xml:space="preserve">   [[BIRTH_ID_52]]</w:t>
+        <w:t xml:space="preserve">   [[BIRTH_ID_48]]</w:t>
       </w:r>
     </w:p>
     <w:p>
@@ -5607,7 +5607,7 @@
     </w:p>
     <w:p>
       <w:r>
-        <w:t>[[BIRTH_ID_49]]</w:t>
+        <w:t>[[BIRTH_ID_45]]</w:t>
       </w:r>
     </w:p>
     <w:p/>
@@ -5628,7 +5628,7 @@
     </w:p>
     <w:p>
       <w:r>
-        <w:t>[[BIRTH_ID_45]]                            [[BIRTH_ID_46]]</w:t>
+        <w:t>[[BIRTH_ID_41]]                            [[BIRTH_ID_42]]</w:t>
       </w:r>
     </w:p>
     <w:p/>
@@ -5649,7 +5649,7 @@
     </w:p>
     <w:p>
       <w:r>
-        <w:t>[[BIRTH_ID_47]]                            [[BIRTH_ID_48]]</w:t>
+        <w:t>[[BIRTH_ID_43]]                            [[BIRTH_ID_44]]</w:t>
       </w:r>
     </w:p>
     <w:p/>
@@ -5734,7 +5734,7 @@
     </w:p>
     <w:p>
       <w:r>
-        <w:t>[[BIRTH_ID_53]]</w:t>
+        <w:t>[[BIRTH_ID_49]]</w:t>
       </w:r>
     </w:p>
     <w:p>
@@ -5744,7 +5744,7 @@
     </w:p>
     <w:p>
       <w:r>
-        <w:t>[[PHONE_32]]</w:t>
+        <w:t>[[PHONE_33]]</w:t>
       </w:r>
     </w:p>
     <w:p/>
@@ -5785,7 +5785,7 @@
     </w:p>
     <w:p>
       <w:r>
-        <w:t>[[BIRTH_ID_54]]</w:t>
+        <w:t>[[BIRTH_ID_50]]</w:t>
       </w:r>
     </w:p>
     <w:p>
@@ -6008,7 +6008,7 @@
     </w:p>
     <w:p>
       <w:r>
-        <w:t xml:space="preserve">     [[BIRTH_ID_55]]</w:t>
+        <w:t xml:space="preserve">     [[BIRTH_ID_51]]</w:t>
       </w:r>
     </w:p>
     <w:p>
@@ -6018,7 +6018,7 @@
     </w:p>
     <w:p>
       <w:r>
-        <w:t xml:space="preserve">     [[PHONE_33]]</w:t>
+        <w:t xml:space="preserve">     [[PHONE_34]]</w:t>
       </w:r>
     </w:p>
     <w:p>
@@ -6124,7 +6124,7 @@
     </w:p>
     <w:p>
       <w:r>
-        <w:t xml:space="preserve">     [[BIRTH_ID_56]]</w:t>
+        <w:t xml:space="preserve">     [[BIRTH_ID_52]]</w:t>
       </w:r>
     </w:p>
     <w:p>
@@ -6134,7 +6134,7 @@
     </w:p>
     <w:p>
       <w:r>
-        <w:t xml:space="preserve">     [[PHONE_34]]</w:t>
+        <w:t xml:space="preserve">     [[PHONE_35]]</w:t>
       </w:r>
     </w:p>
     <w:p>
@@ -6230,7 +6230,7 @@
     </w:p>
     <w:p>
       <w:r>
-        <w:t xml:space="preserve">     [[BIRTH_ID_57]]</w:t>
+        <w:t xml:space="preserve">     [[BIRTH_ID_53]]</w:t>
       </w:r>
     </w:p>
     <w:p>
@@ -6240,7 +6240,7 @@
     </w:p>
     <w:p>
       <w:r>
-        <w:t xml:space="preserve">     [[PHONE_35]]</w:t>
+        <w:t xml:space="preserve">     [[PHONE_36]]</w:t>
       </w:r>
     </w:p>
     <w:p>
@@ -6408,7 +6408,7 @@
     </w:p>
     <w:p>
       <w:r>
-        <w:t xml:space="preserve">        [[BIRTH_ID_53]]</w:t>
+        <w:t xml:space="preserve">        [[BIRTH_ID_49]]</w:t>
       </w:r>
     </w:p>
     <w:p>
@@ -6423,7 +6423,7 @@
     </w:p>
     <w:p>
       <w:r>
-        <w:t xml:space="preserve">        [[PHONE_32]]</w:t>
+        <w:t xml:space="preserve">        [[PHONE_33]]</w:t>
       </w:r>
     </w:p>
     <w:p>
@@ -6443,7 +6443,7 @@
     </w:p>
     <w:p>
       <w:r>
-        <w:t xml:space="preserve">        [[BIRTH_ID_58]]</w:t>
+        <w:t xml:space="preserve">        [[BIRTH_ID_54]]</w:t>
       </w:r>
     </w:p>
     <w:p>
@@ -6458,7 +6458,7 @@
     </w:p>
     <w:p>
       <w:r>
-        <w:t xml:space="preserve">        [[PHONE_20]]</w:t>
+        <w:t xml:space="preserve">        [[PHONE_21]]</w:t>
       </w:r>
     </w:p>
     <w:p>
@@ -6498,7 +6498,7 @@
     </w:p>
     <w:p>
       <w:r>
-        <w:t xml:space="preserve">        [[BIRTH_ID_43]]</w:t>
+        <w:t xml:space="preserve">        [[BIRTH_ID_39]]</w:t>
       </w:r>
     </w:p>
     <w:p>
@@ -6554,7 +6554,7 @@
     </w:p>
     <w:p>
       <w:r>
-        <w:t xml:space="preserve">        [[BIRTH_ID_59]]</w:t>
+        <w:t xml:space="preserve">        [[BIRTH_ID_55]]</w:t>
       </w:r>
     </w:p>
     <w:p>
@@ -6569,7 +6569,7 @@
     </w:p>
     <w:p>
       <w:r>
-        <w:t xml:space="preserve">        [[PHONE_2]]</w:t>
+        <w:t xml:space="preserve">        [[PHONE_3]]</w:t>
       </w:r>
     </w:p>
     <w:p>
@@ -6594,7 +6594,7 @@
     </w:p>
     <w:p>
       <w:r>
-        <w:t xml:space="preserve">        [[BIRTH_ID_15]]</w:t>
+        <w:t xml:space="preserve">        [[BIRTH_ID_14]]</w:t>
       </w:r>
     </w:p>
     <w:p>
@@ -6665,7 +6665,7 @@
     </w:p>
     <w:p>
       <w:r>
-        <w:t xml:space="preserve">       [[PHONE_36]]</w:t>
+        <w:t xml:space="preserve">       [[PHONE_37]]</w:t>
       </w:r>
     </w:p>
     <w:p>
@@ -7164,7 +7164,7 @@
     </w:p>
     <w:p>
       <w:r>
-        <w:t xml:space="preserve">        [[BIRTH_ID_54]]</w:t>
+        <w:t xml:space="preserve">        [[BIRTH_ID_50]]</w:t>
       </w:r>
     </w:p>
     <w:p>
@@ -7189,7 +7189,7 @@
     </w:p>
     <w:p>
       <w:r>
-        <w:t xml:space="preserve">        [[BIRTH_ID_60]]</w:t>
+        <w:t xml:space="preserve">        [[BIRTH_ID_56]]</w:t>
       </w:r>
     </w:p>
     <w:p>
@@ -7214,7 +7214,7 @@
     </w:p>
     <w:p>
       <w:r>
-        <w:t xml:space="preserve">        [[BIRTH_ID_61]]</w:t>
+        <w:t xml:space="preserve">        [[BIRTH_ID_57]]</w:t>
       </w:r>
     </w:p>
     <w:p>
@@ -7462,7 +7462,7 @@
     </w:p>
     <w:p>
       <w:r>
-        <w:t>[[BIRTH_ID_53]]                           [[BIRTH_ID_54]]</w:t>
+        <w:t>[[BIRTH_ID_49]]                           [[BIRTH_ID_50]]</w:t>
       </w:r>
     </w:p>
     <w:p/>

--- a/test_data/smlouva14_anon.docx
+++ b/test_data/smlouva14_anon.docx
@@ -89,7 +89,7 @@
     </w:p>
     <w:p>
       <w:r>
-        <w:t>[[ADDRESS_1]]</w:t>
+        <w:t>Sídlo: [[ADDRESS_1]]</w:t>
       </w:r>
     </w:p>
     <w:p>
@@ -140,7 +140,7 @@
     </w:p>
     <w:p>
       <w:r>
-        <w:t>[[ADDRESS_2]]</w:t>
+        <w:t>Trvalý pobyt: [[ADDRESS_2]]</w:t>
       </w:r>
     </w:p>
     <w:p>
@@ -150,12 +150,12 @@
     </w:p>
     <w:p>
       <w:r>
-        <w:t>Číslo [[ID_CARD_1]], platný do [[DATE_4]], vydal ÚMČ [[ADDRESS_4]]</w:t>
-      </w:r>
-    </w:p>
-    <w:p>
-      <w:r>
-        <w:t>Řidičský průkaz: Sk. B, C, E, č.[[PHONE_2]], platný do [[DATE_5]]</w:t>
+        <w:t>Číslo [[ID_CARD_1]], platný do [[DATE_4]], vydal ÚMČ Praha 3</w:t>
+      </w:r>
+    </w:p>
+    <w:p>
+      <w:r>
+        <w:t>Řidičský průkaz: Sk. B, C, E, č.[[ID_CARD_3]], platný do [[DATE_5]]</w:t>
       </w:r>
     </w:p>
     <w:p>
@@ -176,7 +176,7 @@
     </w:p>
     <w:p>
       <w:r>
-        <w:t>Manželka: Ing. [[PERSON_4]], roz. Nováková</w:t>
+        <w:t>Manželka: Ing. [[PERSON_4]], roz. [[PERSON_23]]</w:t>
       </w:r>
     </w:p>
     <w:p>
@@ -213,12 +213,12 @@
     </w:p>
     <w:p>
       <w:r>
-        <w:t>Matka: [[PERSON_7]], roz. Dvořáková</w:t>
-      </w:r>
-    </w:p>
-    <w:p>
-      <w:r>
-        <w:t>[[ADDRESS_5]]</w:t>
+        <w:t>Matka: [[PERSON_7]], roz. [[PERSON_16]]</w:t>
+      </w:r>
+    </w:p>
+    <w:p>
+      <w:r>
+        <w:t>[[ADDRESS_4]]</w:t>
       </w:r>
     </w:p>
     <w:p>
@@ -276,7 +276,7 @@
     </w:p>
     <w:p>
       <w:r>
-        <w:t>- Primární: [[ADDRESS_6]]</w:t>
+        <w:t>- Primární: [[ADDRESS_1]]</w:t>
       </w:r>
     </w:p>
     <w:p>
@@ -429,7 +429,7 @@
     </w:p>
     <w:p>
       <w:r>
-        <w:t>Ordinace: Poliklinika Vinohrady, [[ADDRESS_7]]</w:t>
+        <w:t>Ordinace: Poliklinika Vinohrady, [[ADDRESS_8]]</w:t>
       </w:r>
     </w:p>
     <w:p>
@@ -476,7 +476,7 @@
     </w:p>
     <w:p>
       <w:r>
-        <w:t>- Kontaktní osoba pro zdravotní nouze: manželka ([[PHONE_8]])</w:t>
+        <w:t>- Kontaktní osoba pro zdravotní nouze: manželka ([[PHONE_4]])</w:t>
       </w:r>
     </w:p>
     <w:p/>
@@ -520,7 +520,7 @@
     </w:p>
     <w:p>
       <w:r>
-        <w:t>Bc. - Vysoká škola ekonomická [[ADDRESS_8]]</w:t>
+        <w:t>Bc. - Vysoká škola ekonomická v Praze</w:t>
       </w:r>
     </w:p>
     <w:p>
@@ -556,7 +556,7 @@
     </w:p>
     <w:p>
       <w:r>
-        <w:t>- React [[PERSON_12]]</w:t>
+        <w:t>- React Advanced Certification</w:t>
       </w:r>
     </w:p>
     <w:p>
@@ -587,7 +587,7 @@
     </w:p>
     <w:p>
       <w:r>
-        <w:t>Kontaktní osoba: Ing. [[PERSON_13]], CTO</w:t>
+        <w:t>Kontaktní osoba: Ing. [[PERSON_12]], CTO</w:t>
       </w:r>
     </w:p>
     <w:p>
@@ -605,7 +605,7 @@
     </w:p>
     <w:p>
       <w:r>
-        <w:t>Výpis z reference: "[PERSON_14]] jako Senior 3 roky,</w:t>
+        <w:t>Výpis z reference: "[[PERSON_3]] pracoval jako Senior 3 roky,</w:t>
       </w:r>
     </w:p>
     <w:p>
@@ -820,12 +820,12 @@
     </w:p>
     <w:p>
       <w:r>
-        <w:t>- Bc. [[PERSON_15]] (HR Specialist), [[BIRTH_ID_8]]</w:t>
-      </w:r>
-    </w:p>
-    <w:p>
-      <w:r>
-        <w:t>- Ing. [[PERSON_16]] (Payroll Manager), [[BIRTH_ID_9]]</w:t>
+        <w:t>- Bc. [[PERSON_13]] (HR Specialist), [[BIRTH_ID_8]]</w:t>
+      </w:r>
+    </w:p>
+    <w:p>
+      <w:r>
+        <w:t>- Ing. [[PERSON_14]] (Payroll Manager), [[BIRTH_ID_9]]</w:t>
       </w:r>
     </w:p>
     <w:p/>
@@ -918,7 +918,7 @@
     <w:p/>
     <w:p>
       <w:r>
-        <w:t>[[ADDRESS_8]] dne [[DATE_1]]</w:t>
+        <w:t>V Praze dne [[DATE_1]]</w:t>
       </w:r>
     </w:p>
     <w:p/>
@@ -999,12 +999,12 @@
     </w:p>
     <w:p>
       <w:r>
-        <w:t>[[ADDRESS_9]]</w:t>
-      </w:r>
-    </w:p>
-    <w:p>
-      <w:r>
-        <w:t>Zastoupen: Mgr. [[PERSON_17]], ředitel pobočky [[ADDRESS_10]]</w:t>
+        <w:t>Sídlo: [[ADDRESS_6]]</w:t>
+      </w:r>
+    </w:p>
+    <w:p>
+      <w:r>
+        <w:t>Zastoupen: Mgr. [[PERSON_15]], ředitel pobočky Praha</w:t>
       </w:r>
     </w:p>
     <w:p>
@@ -1030,7 +1030,7 @@
     </w:p>
     <w:p>
       <w:r>
-        <w:t>MUDr. [[PERSON_18]]</w:t>
+        <w:t>MUDr. [[PERSON_16]]</w:t>
       </w:r>
     </w:p>
     <w:p>
@@ -1050,7 +1050,7 @@
     </w:p>
     <w:p>
       <w:r>
-        <w:t>[[ADDRESS_11]]</w:t>
+        <w:t>[[ADDRESS_7]]</w:t>
       </w:r>
     </w:p>
     <w:p>
@@ -1070,7 +1070,7 @@
     </w:p>
     <w:p>
       <w:r>
-        <w:t>Zaměstnavatel: Nemocnice [[PERSON_19]], [[ADDRESS_12]]</w:t>
+        <w:t>Zaměstnavatel: Nemocnice Na Františku, Praha 1</w:t>
       </w:r>
     </w:p>
     <w:p>
@@ -1091,7 +1091,7 @@
     </w:p>
     <w:p>
       <w:r>
-        <w:t>Manžel: Ing. [[PERSON_20]]</w:t>
+        <w:t>Manžel: Ing. [[PERSON_17]]</w:t>
       </w:r>
     </w:p>
     <w:p>
@@ -1122,12 +1122,12 @@
     </w:p>
     <w:p>
       <w:r>
-        <w:t>1) [[PERSON_22]], [[DATE_19]], [[BIRTH_ID_12]]</w:t>
-      </w:r>
-    </w:p>
-    <w:p>
-      <w:r>
-        <w:t>2) [[PERSON_23]], [[DATE_20]], [[BIRTH_ID_13]]</w:t>
+        <w:t>1) [[PERSON_19]], [[DATE_19]], [[BIRTH_ID_12]]</w:t>
+      </w:r>
+    </w:p>
+    <w:p>
+      <w:r>
+        <w:t>2) [[PERSON_20]], [[DATE_20]], [[BIRTH_ID_13]]</w:t>
       </w:r>
     </w:p>
     <w:p/>
@@ -1216,12 +1216,12 @@
     </w:p>
     <w:p>
       <w:r>
-        <w:t>Nemocnice: FN Motol, [[ADDRESS_10]]</w:t>
-      </w:r>
-    </w:p>
-    <w:p>
-      <w:r>
-        <w:t>Operatér: MUDr. [[PERSON_24]], Ph.D.</w:t>
+        <w:t>Nemocnice: FN Motol, Praha</w:t>
+      </w:r>
+    </w:p>
+    <w:p>
+      <w:r>
+        <w:t>Operatér: MUDr. [[PERSON_21]], Ph.D.</w:t>
       </w:r>
     </w:p>
     <w:p>
@@ -1244,12 +1244,12 @@
     </w:p>
     <w:p>
       <w:r>
-        <w:t>Ošetřující lékař: MUDr. [[PERSON_25]], endokrinolog</w:t>
-      </w:r>
-    </w:p>
-    <w:p>
-      <w:r>
-        <w:t>Ordinace: [[ADDRESS_13]]</w:t>
+        <w:t>Ošetřující lékař: MUDr. [[PERSON_22]], endokrinolog</w:t>
+      </w:r>
+    </w:p>
+    <w:p>
+      <w:r>
+        <w:t>Ordinace: [[ADDRESS_8]]</w:t>
       </w:r>
     </w:p>
     <w:p>
@@ -1285,12 +1285,12 @@
     </w:p>
     <w:p>
       <w:r>
-        <w:t>2010: Porod císařským řezem ([[PERSON_22]]) - Nemocnice U Apolináře</w:t>
-      </w:r>
-    </w:p>
-    <w:p>
-      <w:r>
-        <w:t>2014: Spontánní porod ([[PERSON_23]]) - Nemocnice [[PERSON_26]]</w:t>
+        <w:t>2010: Porod císařským řezem ([[PERSON_19]]) - Nemocnice U Apolináře</w:t>
+      </w:r>
+    </w:p>
+    <w:p>
+      <w:r>
+        <w:t>2014: Spontánní porod ([[PERSON_20]]) - Nemocnice Na Bulovce</w:t>
       </w:r>
     </w:p>
     <w:p/>
@@ -1327,7 +1327,7 @@
     </w:p>
     <w:p>
       <w:r>
-        <w:t>BRCA1/BRCA2: Negativní ([[ADDRESS_14]])</w:t>
+        <w:t>BRCA1/BRCA2: Negativní (test 2013, po úmrtí matky)</w:t>
       </w:r>
     </w:p>
     <w:p>
@@ -1337,7 +1337,7 @@
     </w:p>
     <w:p>
       <w:r>
-        <w:t>Laboratoř: Gennet, [[ADDRESS_10]]</w:t>
+        <w:t>Laboratoř: Gennet, Praha</w:t>
       </w:r>
     </w:p>
     <w:p/>
@@ -1363,12 +1363,12 @@
     </w:p>
     <w:p>
       <w:r>
-        <w:t>Gynekolog: MUDr. [[PERSON_27]]</w:t>
-      </w:r>
-    </w:p>
-    <w:p>
-      <w:r>
-        <w:t>Gynekologická ambulance, [[ADDRESS_15]]</w:t>
+        <w:t>Gynekolog: MUDr. [[PERSON_23]]</w:t>
+      </w:r>
+    </w:p>
+    <w:p>
+      <w:r>
+        <w:t>Gynekologická ambulance, [[ADDRESS_7]]</w:t>
       </w:r>
     </w:p>
     <w:p>
@@ -1394,7 +1394,7 @@
     </w:p>
     <w:p>
       <w:r>
-        <w:t>Ordinace: [[ADDRESS_16]]</w:t>
+        <w:t>Ordinace: [[ADDRESS_10]]</w:t>
       </w:r>
     </w:p>
     <w:p>
@@ -1625,7 +1625,7 @@
     </w:p>
     <w:p>
       <w:r>
-        <w:t>Ing. [[PERSON_20]] (manžel)</w:t>
+        <w:t>Ing. [[PERSON_17]] (manžel)</w:t>
       </w:r>
     </w:p>
     <w:p>
@@ -1653,12 +1653,12 @@
     </w:p>
     <w:p>
       <w:r>
-        <w:t>50%: [[PERSON_22]] (syn), [[BIRTH_ID_12]]</w:t>
-      </w:r>
-    </w:p>
-    <w:p>
-      <w:r>
-        <w:t>50%: [[PERSON_23]] (dcera), [[BIRTH_ID_13]]</w:t>
+        <w:t>50%: [[PERSON_19]] (syn), [[BIRTH_ID_12]]</w:t>
+      </w:r>
+    </w:p>
+    <w:p>
+      <w:r>
+        <w:t>50%: [[PERSON_20]] (dcera), [[BIRTH_ID_13]]</w:t>
       </w:r>
     </w:p>
     <w:p>
@@ -1671,7 +1671,7 @@
     </w:p>
     <w:p>
       <w:r>
-        <w:t>[[PERSON_28]] (sestra pojištěné)</w:t>
+        <w:t>[[PERSON_24]] (sestra pojištěné)</w:t>
       </w:r>
     </w:p>
     <w:p>
@@ -1681,7 +1681,7 @@
     </w:p>
     <w:p>
       <w:r>
-        <w:t>[[ADDRESS_17]]</w:t>
+        <w:t>[[ADDRESS_18]]</w:t>
       </w:r>
     </w:p>
     <w:p>
@@ -1740,7 +1740,7 @@
     </w:p>
     <w:p>
       <w:r>
-        <w:t>Majitel: MUDr. [[PERSON_18]], [[BIRTH_ID_10]]</w:t>
+        <w:t>Majitel: MUDr. [[PERSON_16]], [[BIRTH_ID_10]]</w:t>
       </w:r>
     </w:p>
     <w:p/>
@@ -1787,7 +1787,7 @@
     </w:p>
     <w:p>
       <w:r>
-        <w:t>Jméno na kartě: [[PERSON_18]]</w:t>
+        <w:t>Jméno na kartě: [[PERSON_16]]</w:t>
       </w:r>
     </w:p>
     <w:p/>
@@ -1810,7 +1810,7 @@
     </w:p>
     <w:p>
       <w:r>
-        <w:t>- Běh (maraton - 3x ročně, poslední: [[ADDRESS_18]]: 3:42:15)</w:t>
+        <w:t>- Běh (maraton - 3x ročně, poslední: Pražský maraton 2023, čas: 3:42:15)</w:t>
       </w:r>
     </w:p>
     <w:p>
@@ -1930,15 +1930,15 @@
     </w:p>
     <w:p>
       <w:r>
-        <w:t>[[ADDRESS_16]], [[PHONE_16]]</w:t>
-      </w:r>
-    </w:p>
-    <w:p>
-      <w:r/>
-    </w:p>
-    <w:p>
-      <w:r>
-        <w:t>- MUDr. [[PERSON_25]] (endokrinolog)</w:t>
+        <w:t>[[ADDRESS_10]], [[PHONE_14]]</w:t>
+      </w:r>
+    </w:p>
+    <w:p>
+      <w:r/>
+    </w:p>
+    <w:p>
+      <w:r>
+        <w:t>- MUDr. [[PERSON_22]] (endokrinolog)</w:t>
       </w:r>
     </w:p>
     <w:p>
@@ -1948,15 +1948,15 @@
     </w:p>
     <w:p>
       <w:r>
-        <w:t>[[ADDRESS_19]], [[PHONE_17]]</w:t>
-      </w:r>
-    </w:p>
-    <w:p>
-      <w:r/>
-    </w:p>
-    <w:p>
-      <w:r>
-        <w:t>- MUDr. [[PERSON_27]] (gynekolog)</w:t>
+        <w:t>[[ADDRESS_8]], [[PHONE_17]]</w:t>
+      </w:r>
+    </w:p>
+    <w:p>
+      <w:r/>
+    </w:p>
+    <w:p>
+      <w:r>
+        <w:t>- MUDr. [[PERSON_23]] (gynekolog)</w:t>
       </w:r>
     </w:p>
     <w:p>
@@ -1966,15 +1966,15 @@
     </w:p>
     <w:p>
       <w:r>
-        <w:t>[[ADDRESS_15]], [[PHONE_18]]</w:t>
-      </w:r>
-    </w:p>
-    <w:p>
-      <w:r/>
-    </w:p>
-    <w:p>
-      <w:r>
-        <w:t>- Nemocnice [[PERSON_19]] (zaměstnavatel)</w:t>
+        <w:t>[[ADDRESS_7]], [[PHONE_13]]</w:t>
+      </w:r>
+    </w:p>
+    <w:p>
+      <w:r/>
+    </w:p>
+    <w:p>
+      <w:r>
+        <w:t>- Nemocnice Na Františku (zaměstnavatel)</w:t>
       </w:r>
     </w:p>
     <w:p>
@@ -2016,7 +2016,7 @@
     </w:p>
     <w:p>
       <w:r>
-        <w:t>MUDr. Ing. [[PERSON_29]], Ph.D., MBA</w:t>
+        <w:t>MUDr. Ing. [[PERSON_25]], Ph.D., MBA</w:t>
       </w:r>
     </w:p>
     <w:p>
@@ -2068,7 +2068,7 @@
     </w:p>
     <w:p>
       <w:r>
-        <w:t>Místo: Nemocnice [[PERSON_26]], [[ADDRESS_20]]</w:t>
+        <w:t>Místo: Nemocnice Na Bulovce, [[ADDRESS_12]]</w:t>
       </w:r>
     </w:p>
     <w:p>
@@ -2091,7 +2091,7 @@
     </w:p>
     <w:p>
       <w:r>
-        <w:t>Operace: Osteosyntéza šroubem (MUDr. [[PERSON_30]], ortoped)</w:t>
+        <w:t>Operace: Osteosyntéza šroubem (MUDr. [[PERSON_26]], ortoped)</w:t>
       </w:r>
     </w:p>
     <w:p>
@@ -2155,7 +2155,7 @@
     <w:p/>
     <w:p>
       <w:r>
-        <w:t>[[ADDRESS_8]] dne [[DATE_15]]</w:t>
+        <w:t>V Praze dne [[DATE_15]]</w:t>
       </w:r>
     </w:p>
     <w:p/>
@@ -2166,7 +2166,7 @@
     </w:p>
     <w:p>
       <w:r>
-        <w:t>Mgr. [[PERSON_17]] MUDr. [[PERSON_18]]</w:t>
+        <w:t>Mgr. [[PERSON_15]] MUDr. [[PERSON_16]]</w:t>
       </w:r>
     </w:p>
     <w:p>
@@ -2241,12 +2241,12 @@
     </w:p>
     <w:p>
       <w:r>
-        <w:t>[[ADDRESS_21]]</w:t>
-      </w:r>
-    </w:p>
-    <w:p>
-      <w:r>
-        <w:t>Zastoupen: MUDr. Bc. [[PERSON_31]], MBA, jednatel a ředitel</w:t>
+        <w:t>Sídlo: [[ADDRESS_13]]</w:t>
+      </w:r>
+    </w:p>
+    <w:p>
+      <w:r>
+        <w:t>Zastoupen: MUDr. Bc. [[PERSON_27]], MBA, jednatel a ředitel</w:t>
       </w:r>
     </w:p>
     <w:p>
@@ -2282,7 +2282,7 @@
     </w:p>
     <w:p>
       <w:r>
-        <w:t>CloudMed Services a.s.</w:t>
+        <w:t>CloudMed a.s.</w:t>
       </w:r>
     </w:p>
     <w:p>
@@ -2297,12 +2297,12 @@
     </w:p>
     <w:p>
       <w:r>
-        <w:t>[[ADDRESS_22]]</w:t>
-      </w:r>
-    </w:p>
-    <w:p>
-      <w:r>
-        <w:t>Zastoupen: Ing. [[PERSON_15]], Ph.D., generální ředitelka</w:t>
+        <w:t>Sídlo: [[ADDRESS_8]]</w:t>
+      </w:r>
+    </w:p>
+    <w:p>
+      <w:r>
+        <w:t>Zastoupen: Ing. [[PERSON_13]], Ph.D., generální ředitelka</w:t>
       </w:r>
     </w:p>
     <w:p>
@@ -2327,12 +2327,12 @@
     </w:p>
     <w:p>
       <w:r>
-        <w:t>ISO 27001 certifikát: CZ-I[[LICENSE_PLATE_1]]-2023-456</w:t>
-      </w:r>
-    </w:p>
-    <w:p>
-      <w:r>
-        <w:t>ISO 27701 certifikát: CZ-I[[LICENSE_PLATE_2]]-2023-457</w:t>
+        <w:t>ISO 27001 certifikát: CZ-ISO27001-2023-456</w:t>
+      </w:r>
+    </w:p>
+    <w:p>
+      <w:r>
+        <w:t>ISO 27701 certifikát: CZ-ISO27701-2023-457</w:t>
       </w:r>
     </w:p>
     <w:p/>
@@ -2421,7 +2421,7 @@
     </w:p>
     <w:p>
       <w:r>
-        <w:t>Jméno: Ing. [[PERSON_32]]</w:t>
+        <w:t>Jméno: Ing. [[PERSON_28]]</w:t>
       </w:r>
     </w:p>
     <w:p>
@@ -2436,7 +2436,7 @@
     </w:p>
     <w:p>
       <w:r>
-        <w:t>[[ADDRESS_23]]</w:t>
+        <w:t>[[ADDRESS_15]]</w:t>
       </w:r>
     </w:p>
     <w:p>
@@ -2487,7 +2487,7 @@
     </w:p>
     <w:p>
       <w:r>
-        <w:t>- MUDr. [[PERSON_25]] (internista), [[BIRTH_ID_22]], č. lékaře: 23456</w:t>
+        <w:t>- MUDr. [[PERSON_22]] (internista), [[BIRTH_ID_22]], č. lékaře: 23456</w:t>
       </w:r>
     </w:p>
     <w:p>
@@ -2564,7 +2564,7 @@
     </w:p>
     <w:p>
       <w:r>
-        <w:t>Jméno: Bc. [[PERSON_33]]</w:t>
+        <w:t>Jméno: Bc. [[PERSON_29]]</w:t>
       </w:r>
     </w:p>
     <w:p>
@@ -2579,7 +2579,7 @@
     </w:p>
     <w:p>
       <w:r>
-        <w:t>[[ADDRESS_24]]</w:t>
+        <w:t>[[ADDRESS_8]]</w:t>
       </w:r>
     </w:p>
     <w:p>
@@ -2625,7 +2625,7 @@
     </w:p>
     <w:p>
       <w:r>
-        <w:t>Psychiatr: MUDr. [[PERSON_34]], Ph.D.</w:t>
+        <w:t>Psychiatr: MUDr. [[PERSON_30]], Ph.D.</w:t>
       </w:r>
     </w:p>
     <w:p>
@@ -2635,7 +2635,7 @@
     </w:p>
     <w:p>
       <w:r>
-        <w:t>Ordinace: Psychiatrická ambulance, [[ADDRESS_25]]</w:t>
+        <w:t>Ordinace: Psychiatrická ambulance, [[ADDRESS_7]]</w:t>
       </w:r>
     </w:p>
     <w:p>
@@ -2676,7 +2676,7 @@
     </w:p>
     <w:p>
       <w:r>
-        <w:t>Psychoterapeut: Mgr. [[PERSON_16]], Ph.D.</w:t>
+        <w:t>Psychoterapeut: Mgr. [[PERSON_14]], Ph.D.</w:t>
       </w:r>
     </w:p>
     <w:p>
@@ -2730,7 +2730,7 @@
     </w:p>
     <w:p>
       <w:r>
-        <w:t>Jméno: JUDr. [[PERSON_35]]</w:t>
+        <w:t>Jméno: JUDr. [[PERSON_31]]</w:t>
       </w:r>
     </w:p>
     <w:p>
@@ -2745,7 +2745,7 @@
     </w:p>
     <w:p>
       <w:r>
-        <w:t>[[ADDRESS_26]]</w:t>
+        <w:t>[[ADDRESS_18]]</w:t>
       </w:r>
     </w:p>
     <w:p>
@@ -2819,7 +2819,7 @@
     </w:p>
     <w:p>
       <w:r>
-        <w:t>- Operatér: MUDr. [[PERSON_13]], Ph.D. (urolog)</w:t>
+        <w:t>- Operatér: MUDr. [[PERSON_12]], Ph.D. (urolog)</w:t>
       </w:r>
     </w:p>
     <w:p>
@@ -2862,7 +2862,7 @@
     </w:p>
     <w:p>
       <w:r>
-        <w:t>Laboratoř: Gennet s.r.o., [[ADDRESS_10]]</w:t>
+        <w:t>Laboratoř: Gennet s.r.o., Praha</w:t>
       </w:r>
     </w:p>
     <w:p>
@@ -2903,12 +2903,12 @@
     </w:p>
     <w:p>
       <w:r>
-        <w:t>1) [[PERSON_20]], [[BIRTH_ID_29]]</w:t>
-      </w:r>
-    </w:p>
-    <w:p>
-      <w:r>
-        <w:t>2) [[PERSON_36]], [[BIRTH_ID_30]]</w:t>
+        <w:t>1) [[PERSON_17]], [[BIRTH_ID_29]]</w:t>
+      </w:r>
+    </w:p>
+    <w:p>
+      <w:r>
+        <w:t>2) [[PERSON_32]], [[BIRTH_ID_30]]</w:t>
       </w:r>
     </w:p>
     <w:p/>
@@ -2930,7 +2930,7 @@
     </w:p>
     <w:p>
       <w:r>
-        <w:t>1) MUDr. [[PERSON_31]] (majitel, jednatel)</w:t>
+        <w:t>1) MUDr. [[PERSON_27]] (majitel, jednatel)</w:t>
       </w:r>
     </w:p>
     <w:p>
@@ -2981,7 +2981,7 @@
     </w:p>
     <w:p>
       <w:r>
-        <w:t>3) Bc. [[PERSON_15]] (zdravotní sestra)</w:t>
+        <w:t>3) Bc. [[PERSON_13]] (zdravotní sestra)</w:t>
       </w:r>
     </w:p>
     <w:p>
@@ -3004,7 +3004,7 @@
     </w:p>
     <w:p>
       <w:r>
-        <w:t>4) Ing. [[PERSON_37]] (IT administrátor)</w:t>
+        <w:t>4) Ing. [[PERSON_33]] (IT administrátor)</w:t>
       </w:r>
     </w:p>
     <w:p>
@@ -3278,12 +3278,12 @@
     </w:p>
     <w:p>
       <w:r>
-        <w:t>Lokace: Datová hala [[ADDRESS_10]]</w:t>
-      </w:r>
-    </w:p>
-    <w:p>
-      <w:r>
-        <w:t>[[ADDRESS_27]]</w:t>
+        <w:t>Lokace: Datová hala Praha - Holešovice</w:t>
+      </w:r>
+    </w:p>
+    <w:p>
+      <w:r>
+        <w:t>[[ADDRESS_19]]</w:t>
       </w:r>
     </w:p>
     <w:p>
@@ -3326,12 +3326,12 @@
     </w:p>
     <w:p>
       <w:r>
-        <w:t>Lokace: DataCloud [[ADDRESS_28]]</w:t>
-      </w:r>
-    </w:p>
-    <w:p>
-      <w:r>
-        <w:t>[[ADDRESS_29]]</w:t>
+        <w:t>Lokace: DataCloud Brno</w:t>
+      </w:r>
+    </w:p>
+    <w:p>
+      <w:r>
+        <w:t>[[ADDRESS_20]]</w:t>
       </w:r>
     </w:p>
     <w:p>
@@ -3478,7 +3478,7 @@
     </w:p>
     <w:p>
       <w:r>
-        <w:t>1) Ing. [[PERSON_38]] (Cloud )</w:t>
+        <w:t>1) Ing. [[PERSON_34]] (Cloud )</w:t>
       </w:r>
     </w:p>
     <w:p>
@@ -3501,7 +3501,7 @@
     </w:p>
     <w:p>
       <w:r>
-        <w:t>2) Bc. [[PERSON_39]] (DBA)</w:t>
+        <w:t>2) Bc. [[PERSON_35]] (DBA)</w:t>
       </w:r>
     </w:p>
     <w:p>
@@ -3524,7 +3524,7 @@
     </w:p>
     <w:p>
       <w:r>
-        <w:t>3) Ing. [[PERSON_40]], Ph.D. (Security Officer)</w:t>
+        <w:t>3) Ing. [[PERSON_36]], Ph.D. (Security Officer)</w:t>
       </w:r>
     </w:p>
     <w:p>
@@ -3639,7 +3639,7 @@
     </w:p>
     <w:p>
       <w:r>
-        <w:t>Certifikace: [[ADDRESS_30]], ISO 27018</w:t>
+        <w:t>Certifikace: ISO 27001, ISO 27017, ISO 27018</w:t>
       </w:r>
     </w:p>
     <w:p>
@@ -3649,7 +3649,7 @@
     </w:p>
     <w:p>
       <w:r>
-        <w:t>SCC: Standard [[PERSON_42]] (EU)</w:t>
+        <w:t>SCC: Standard Contractual Clauses (EU)</w:t>
       </w:r>
     </w:p>
     <w:p>
@@ -3667,7 +3667,7 @@
     </w:p>
     <w:p>
       <w:r>
-        <w:t>[[ADDRESS_31]]</w:t>
+        <w:t>Sídlo: [[ADDRESS_21]]</w:t>
       </w:r>
     </w:p>
     <w:p>
@@ -3677,7 +3677,7 @@
     </w:p>
     <w:p>
       <w:r>
-        <w:t>Osoba odpovědná: Ing. [[PERSON_43]], [[BIRTH_ID_39]]</w:t>
+        <w:t>Osoba odpovědná: Ing. [[PERSON_38]], [[BIRTH_ID_39]]</w:t>
       </w:r>
     </w:p>
     <w:p>
@@ -3700,7 +3700,7 @@
     </w:p>
     <w:p>
       <w:r>
-        <w:t>[[ADDRESS_32]]</w:t>
+        <w:t>Sídlo: [[ADDRESS_22]]</w:t>
       </w:r>
     </w:p>
     <w:p>
@@ -3710,7 +3710,7 @@
     </w:p>
     <w:p>
       <w:r>
-        <w:t>Osoba odpovědná: Bc. [[PERSON_44]], [[BIRTH_ID_40]]</w:t>
+        <w:t>Osoba odpovědná: Bc. [[PERSON_39]], [[BIRTH_ID_40]]</w:t>
       </w:r>
     </w:p>
     <w:p>
@@ -3794,7 +3794,7 @@
     </w:p>
     <w:p>
       <w:r>
-        <w:t>6.5. První faktura: [[ADDRESS_33]][[PHONE_25]]</w:t>
+        <w:t>6.5. První faktura: březen 2024, VS[[PHONE_25]]</w:t>
       </w:r>
     </w:p>
     <w:p/>
@@ -3955,7 +3955,7 @@
     <w:p/>
     <w:p>
       <w:r>
-        <w:t>[[ADDRESS_8]] dne [[DATE_33]]</w:t>
+        <w:t>V Praze dne [[DATE_33]]</w:t>
       </w:r>
     </w:p>
     <w:p/>
@@ -3966,7 +3966,7 @@
     </w:p>
     <w:p>
       <w:r>
-        <w:t>MUDr. Bc. [[PERSON_31]], MBA Ing. [[PERSON_15]], Ph.D.</w:t>
+        <w:t>MUDr. Bc. [[PERSON_27]], MBA Ing. [[PERSON_13]], Ph.D.</w:t>
       </w:r>
     </w:p>
     <w:p>
@@ -4041,12 +4041,12 @@
     </w:p>
     <w:p>
       <w:r>
-        <w:t>[[ADDRESS_34]]</w:t>
-      </w:r>
-    </w:p>
-    <w:p>
-      <w:r>
-        <w:t>Zastoupena: Mgr. Ing. [[PERSON_33]], MBA, ředitelka obchodního centra [[ADDRESS_28]]</w:t>
+        <w:t>Sídlo: [[ADDRESS_23]]</w:t>
+      </w:r>
+    </w:p>
+    <w:p>
+      <w:r>
+        <w:t>Zastoupena: Mgr. Ing. [[PERSON_29]], MBA, ředitelka obchodního centra Brno</w:t>
       </w:r>
     </w:p>
     <w:p>
@@ -4072,7 +4072,7 @@
     </w:p>
     <w:p>
       <w:r>
-        <w:t>Mgr. [[PERSON_45]]</w:t>
+        <w:t>Mgr. [[PERSON_40]]</w:t>
       </w:r>
     </w:p>
     <w:p>
@@ -4092,7 +4092,7 @@
     </w:p>
     <w:p>
       <w:r>
-        <w:t>[[ADDRESS_35]]</w:t>
+        <w:t>Trvalý pobyt: [[ADDRESS_24]]</w:t>
       </w:r>
     </w:p>
     <w:p>
@@ -4102,7 +4102,7 @@
     </w:p>
     <w:p>
       <w:r>
-        <w:t>Číslo [[ID_CARD_3]], platný do [[DATE_48]], vydal ÚMČ [[ADDRESS_36]]</w:t>
+        <w:t>Číslo [[ID_CARD_3]], platný do [[DATE_48]], vydal ÚMČ Brno-střed</w:t>
       </w:r>
     </w:p>
     <w:p>
@@ -4138,7 +4138,7 @@
     </w:p>
     <w:p>
       <w:r>
-        <w:t>Manželka: Bc. [[PERSON_46]], roz. [[PERSON_2]]</w:t>
+        <w:t>Manželka: Bc. [[PERSON_41]], roz. [[PERSON_2]]</w:t>
       </w:r>
     </w:p>
     <w:p>
@@ -4164,7 +4164,7 @@
     </w:p>
     <w:p>
       <w:r>
-        <w:t>Ing. [[PERSON_47]] (otec dlužníka)</w:t>
+        <w:t>Ing. [[PERSON_42]] (otec dlužníka)</w:t>
       </w:r>
     </w:p>
     <w:p>
@@ -4179,7 +4179,7 @@
     </w:p>
     <w:p>
       <w:r>
-        <w:t>[[ADDRESS_37]]</w:t>
+        <w:t>Trvalý pobyt: [[ADDRESS_25]]</w:t>
       </w:r>
     </w:p>
     <w:p>
@@ -4210,7 +4210,7 @@
     </w:p>
     <w:p>
       <w:r>
-        <w:t>Mgr. [[PERSON_48]] (švagr dlužníka)</w:t>
+        <w:t>Mgr. [[PERSON_43]] (švagr dlužníka)</w:t>
       </w:r>
     </w:p>
     <w:p>
@@ -4225,7 +4225,7 @@
     </w:p>
     <w:p>
       <w:r>
-        <w:t>[[ADDRESS_38]]</w:t>
+        <w:t>Trvalý pobyt: [[ADDRESS_26]]</w:t>
       </w:r>
     </w:p>
     <w:p>
@@ -4364,7 +4364,7 @@
     </w:p>
     <w:p>
       <w:r>
-        <w:t>Potvrzeno: Ing. [[PERSON_33]], HR AutoTech s.r.o.</w:t>
+        <w:t>Potvrzeno: Ing. [[PERSON_29]], HR AutoTech s.r.o.</w:t>
       </w:r>
     </w:p>
     <w:p>
@@ -4414,7 +4414,7 @@
     </w:p>
     <w:p>
       <w:r>
-        <w:t>- Nájem: 18 000 Kč/měs. (byt 3+1, [[ADDRESS_39]])</w:t>
+        <w:t>- Nájem: 18 000 Kč/měs. (byt 3+1, [[ADDRESS_24]])</w:t>
       </w:r>
     </w:p>
     <w:p>
@@ -4587,7 +4587,7 @@
     </w:p>
     <w:p>
       <w:r>
-        <w:t>Vozidlo: Škoda Octavia, [[LICENSE_PLATE_3]]</w:t>
+        <w:t>Vozidlo: Škoda Octavia, [[LICENSE_PLATE_1]]</w:t>
       </w:r>
     </w:p>
     <w:p>
@@ -4685,7 +4685,7 @@
     </w:p>
     <w:p>
       <w:r>
-        <w:t>- Automobil: Škoda Superb, [[ADDRESS_40]]: [[LICENSE_PLATE_4]]</w:t>
+        <w:t>- Automobil: Škoda Superb, rok 2019, [[LICENSE_PLATE_2]]</w:t>
       </w:r>
     </w:p>
     <w:p>
@@ -4725,7 +4725,7 @@
     <w:p/>
     <w:p>
       <w:r>
-        <w:t>3.3. MAJETEK RUČITELE 1 ([[PERSON_47]], otec):</w:t>
+        <w:t>3.3. MAJETEK RUČITELE 1 ([[PERSON_42]], otec):</w:t>
       </w:r>
     </w:p>
     <w:p>
@@ -4738,7 +4738,7 @@
     </w:p>
     <w:p>
       <w:r>
-        <w:t>- Rodinný dům, [[ADDRESS_37]]</w:t>
+        <w:t>- Rodinný dům, [[ADDRESS_25]]</w:t>
       </w:r>
     </w:p>
     <w:p>
@@ -4753,7 +4753,7 @@
     </w:p>
     <w:p>
       <w:r>
-        <w:t>Katastrální území: [[ADDRESS_36]]</w:t>
+        <w:t>Katastrální území: Brno-střed</w:t>
       </w:r>
     </w:p>
     <w:p>
@@ -4782,7 +4782,7 @@
     <w:p/>
     <w:p>
       <w:r>
-        <w:t>3.4. MAJETEK RUČITELE 2 ([[PERSON_48]], švagr):</w:t>
+        <w:t>3.4. MAJETEK RUČITELE 2 ([[PERSON_43]], švagr):</w:t>
       </w:r>
     </w:p>
     <w:p>
@@ -4795,7 +4795,7 @@
     </w:p>
     <w:p>
       <w:r>
-        <w:t>- Byt 3+kk, [[ADDRESS_38]]</w:t>
+        <w:t>- Byt 3+kk, [[ADDRESS_26]]</w:t>
       </w:r>
     </w:p>
     <w:p>
@@ -4916,7 +4916,7 @@
     <w:p/>
     <w:p>
       <w:r>
-        <w:t>4.3. CREDIT SCORING RUČITELE 1 ([[PERSON_47]]):</w:t>
+        <w:t>4.3. CREDIT SCORING RUČITELE 1 ([[PERSON_42]]):</w:t>
       </w:r>
     </w:p>
     <w:p>
@@ -4937,7 +4937,7 @@
     <w:p/>
     <w:p>
       <w:r>
-        <w:t>4.4. CREDIT SCORING RUČITELE 2 ([[PERSON_48]]):</w:t>
+        <w:t>4.4. CREDIT SCORING RUČITELE 2 ([[PERSON_43]]):</w:t>
       </w:r>
     </w:p>
     <w:p>
@@ -4975,7 +4975,7 @@
     </w:p>
     <w:p>
       <w:r>
-        <w:t>Pojistník: Mgr. [[PERSON_45]]</w:t>
+        <w:t>Pojistník: Mgr. [[PERSON_40]]</w:t>
       </w:r>
     </w:p>
     <w:p>
@@ -5021,7 +5021,7 @@
     </w:p>
     <w:p>
       <w:r>
-        <w:t>[[LICENSE_PLATE_4]]</w:t>
+        <w:t>[[LICENSE_PLATE_2]]</w:t>
       </w:r>
     </w:p>
     <w:p>
@@ -5047,7 +5047,7 @@
     </w:p>
     <w:p>
       <w:r>
-        <w:t>Ručitel 1: Ing. [[PERSON_47]], [[BIRTH_ID_43]]</w:t>
+        <w:t>Ručitel 1: Ing. [[PERSON_42]], [[BIRTH_ID_43]]</w:t>
       </w:r>
     </w:p>
     <w:p>
@@ -5065,7 +5065,7 @@
     </w:p>
     <w:p>
       <w:r>
-        <w:t>Ručitel 2: Mgr. [[PERSON_48]], [[BIRTH_ID_44]]</w:t>
+        <w:t>Ručitel 2: Mgr. [[PERSON_43]], [[BIRTH_ID_44]]</w:t>
       </w:r>
     </w:p>
     <w:p>
@@ -5145,7 +5145,7 @@
     </w:p>
     <w:p>
       <w:r>
-        <w:t>Majitel: Mgr. [[PERSON_45]], [[BIRTH_ID_41]]</w:t>
+        <w:t>Majitel: Mgr. [[PERSON_40]], [[BIRTH_ID_41]]</w:t>
       </w:r>
     </w:p>
     <w:p/>
@@ -5236,7 +5236,7 @@
     </w:p>
     <w:p>
       <w:r>
-        <w:t>Mgr. [[PERSON_49]], Data</w:t>
+        <w:t>Mgr. [[PERSON_44]], Data</w:t>
       </w:r>
     </w:p>
     <w:p>
@@ -5270,7 +5270,7 @@
     <w:p/>
     <w:p>
       <w:r>
-        <w:t>1) Mgr. Ing. [[PERSON_33]], MBA (ředitelka obchodního centra)</w:t>
+        <w:t>1) Mgr. Ing. [[PERSON_29]], MBA (ředitelka obchodního centra)</w:t>
       </w:r>
     </w:p>
     <w:p>
@@ -5286,7 +5286,7 @@
     <w:p/>
     <w:p>
       <w:r>
-        <w:t>2) Bc. [[PERSON_38]] (úvěrový specialista)</w:t>
+        <w:t>2) Bc. [[PERSON_34]] (úvěrový specialista)</w:t>
       </w:r>
     </w:p>
     <w:p>
@@ -5302,7 +5302,7 @@
     <w:p/>
     <w:p>
       <w:r>
-        <w:t>3) Ing. [[PERSON_28]] ( manager)</w:t>
+        <w:t>3) Ing. [[PERSON_24]] ( manager)</w:t>
       </w:r>
     </w:p>
     <w:p>
@@ -5318,7 +5318,7 @@
     <w:p/>
     <w:p>
       <w:r>
-        <w:t>4) Bc. [[PERSON_44]] (back office)</w:t>
+        <w:t>4) Bc. [[PERSON_39]] (back office)</w:t>
       </w:r>
     </w:p>
     <w:p>
@@ -5346,7 +5346,7 @@
     <w:p/>
     <w:p>
       <w:r>
-        <w:t>[[ADDRESS_41]] dne [[DATE_46]]</w:t>
+        <w:t>V Brně dne [[DATE_46]]</w:t>
       </w:r>
     </w:p>
     <w:p/>
@@ -5357,7 +5357,7 @@
     </w:p>
     <w:p>
       <w:r>
-        <w:t>Mgr. Ing. [[PERSON_33]], MBA</w:t>
+        <w:t>Mgr. Ing. [[PERSON_29]], MBA</w:t>
       </w:r>
     </w:p>
     <w:p>
@@ -5383,7 +5383,7 @@
     </w:p>
     <w:p>
       <w:r>
-        <w:t>Mgr. [[PERSON_45]] Bc. [[PERSON_46]]</w:t>
+        <w:t>Mgr. [[PERSON_40]] Bc. [[PERSON_41]]</w:t>
       </w:r>
     </w:p>
     <w:p>
@@ -5404,7 +5404,7 @@
     </w:p>
     <w:p>
       <w:r>
-        <w:t>Ing. [[PERSON_47]] Mgr. [[PERSON_48]]</w:t>
+        <w:t>Ing. [[PERSON_42]] Mgr. [[PERSON_43]]</w:t>
       </w:r>
     </w:p>
     <w:p>
@@ -5484,12 +5484,12 @@
     </w:p>
     <w:p>
       <w:r>
-        <w:t>[[ADDRESS_42]]</w:t>
-      </w:r>
-    </w:p>
-    <w:p>
-      <w:r>
-        <w:t>Zastoupena: Ing. Mgr. [[PERSON_31]], Ph.D., CEO</w:t>
+        <w:t>Sídlo: [[ADDRESS_30]]</w:t>
+      </w:r>
+    </w:p>
+    <w:p>
+      <w:r>
+        <w:t>Zastoupena: Ing. Mgr. [[PERSON_27]], Ph.D., CEO</w:t>
       </w:r>
     </w:p>
     <w:p>
@@ -5535,7 +5535,7 @@
     </w:p>
     <w:p>
       <w:r>
-        <w:t>[[ADDRESS_43]]</w:t>
+        <w:t>Sídlo: [[ADDRESS_31]]</w:t>
       </w:r>
     </w:p>
     <w:p>
@@ -5765,7 +5765,7 @@
     </w:p>
     <w:p>
       <w:r>
-        <w:t>Kontaktní osoba: MUDr. Ing. [[PERSON_25]], Ph.D., primář radiologie</w:t>
+        <w:t>Kontaktní osoba: MUDr. Ing. [[PERSON_22]], Ph.D., primář radiologie</w:t>
       </w:r>
     </w:p>
     <w:p>
@@ -5870,7 +5870,7 @@
     </w:p>
     <w:p>
       <w:r>
-        <w:t>Kontaktní osoba: Prof. MUDr. [[PERSON_28]], DrSc., ředitelka kardiologie</w:t>
+        <w:t>Kontaktní osoba: Prof. MUDr. [[PERSON_24]], DrSc., ředitelka kardiologie</w:t>
       </w:r>
     </w:p>
     <w:p>
@@ -5955,7 +5955,7 @@
     </w:p>
     <w:p>
       <w:r>
-        <w:t>Klient: Masarykův onkologický ústav, [[ADDRESS_28]]</w:t>
+        <w:t>Klient: Masarykův onkologický ústav, Brno</w:t>
       </w:r>
     </w:p>
     <w:p>
@@ -5965,7 +5965,7 @@
     </w:p>
     <w:p>
       <w:r>
-        <w:t>Kontaktní osoba: MUDr. [[PERSON_51]], Ph.D., vedoucí oddělení</w:t>
+        <w:t>Kontaktní osoba: MUDr. [[PERSON_46]], Ph.D., vedoucí oddělení</w:t>
       </w:r>
     </w:p>
     <w:p>
@@ -6126,7 +6126,7 @@
     </w:p>
     <w:p>
       <w:r>
-        <w:t>1) Ing. Mgr. [[PERSON_31]], Ph.D. - CEO</w:t>
+        <w:t>1) Ing. Mgr. [[PERSON_27]], Ph.D. - CEO</w:t>
       </w:r>
     </w:p>
     <w:p>
@@ -6151,15 +6151,15 @@
     </w:p>
     <w:p>
       <w:r>
-        <w:t>LinkedIn: linkedin.com/in/[[PERSON_31]]-novak-ai</w:t>
-      </w:r>
-    </w:p>
-    <w:p>
-      <w:r/>
-    </w:p>
-    <w:p>
-      <w:r>
-        <w:t>2) Ing. [[PERSON_39]], Ph.D. - CTO</w:t>
+        <w:t>LinkedIn: linkedin.com/in/[[PERSON_27]]-novak-ai</w:t>
+      </w:r>
+    </w:p>
+    <w:p>
+      <w:r/>
+    </w:p>
+    <w:p>
+      <w:r>
+        <w:t>2) Ing. [[PERSON_35]], Ph.D. - CTO</w:t>
       </w:r>
     </w:p>
     <w:p>
@@ -6192,12 +6192,12 @@
     </w:p>
     <w:p>
       <w:r>
-        <w:t>- PhD: Computer Vision, ČVUT [[ADDRESS_10]] (2015)</w:t>
-      </w:r>
-    </w:p>
-    <w:p>
-      <w:r>
-        <w:t>- Předchozí: Google Zürich (2015-2019), [[PERSON_52]] (2019-2021)</w:t>
+        <w:t>- PhD: Computer Vision, ČVUT Praha (2015)</w:t>
+      </w:r>
+    </w:p>
+    <w:p>
+      <w:r>
+        <w:t>- Předchozí: Google Zürich (2015-2019), Meta London (2019-2021)</w:t>
       </w:r>
     </w:p>
     <w:p>
@@ -6210,7 +6210,7 @@
     </w:p>
     <w:p>
       <w:r>
-        <w:t>3) MUDr. Ing. [[PERSON_53]], Ph.D. - Chief</w:t>
+        <w:t>3) MUDr. Ing. [[PERSON_47]], Ph.D. - Chief</w:t>
       </w:r>
     </w:p>
     <w:p>
@@ -6243,7 +6243,7 @@
     </w:p>
     <w:p>
       <w:r>
-        <w:t>- MUDr: 1. LF UK [[ADDRESS_10]] (2004)</w:t>
+        <w:t>- MUDr: 1. LF UK Praha (2004)</w:t>
       </w:r>
     </w:p>
     <w:p>
@@ -6253,15 +6253,15 @@
     </w:p>
     <w:p>
       <w:r>
-        <w:t>- PhD: Imaging, UK [[ADDRESS_10]] (2013)</w:t>
-      </w:r>
-    </w:p>
-    <w:p>
-      <w:r/>
-    </w:p>
-    <w:p>
-      <w:r>
-        <w:t>4) Bc. [[PERSON_55]] - Lead ML Engineer</w:t>
+        <w:t>- PhD: Imaging, UK Praha (2013)</w:t>
+      </w:r>
+    </w:p>
+    <w:p>
+      <w:r/>
+    </w:p>
+    <w:p>
+      <w:r>
+        <w:t>4) Bc. [[PERSON_49]] - Lead ML Engineer</w:t>
       </w:r>
     </w:p>
     <w:p>
@@ -6297,7 +6297,7 @@
     </w:p>
     <w:p>
       <w:r>
-        <w:t>5) Ing. [[PERSON_56]] - Head of Sales</w:t>
+        <w:t>5) Ing. [[PERSON_50]] - Head of Sales</w:t>
       </w:r>
     </w:p>
     <w:p>
@@ -6344,12 +6344,12 @@
     </w:p>
     <w:p>
       <w:r>
-        <w:t>- Ing. [[PERSON_31]] (CEO): 45%</w:t>
-      </w:r>
-    </w:p>
-    <w:p>
-      <w:r>
-        <w:t>- Ing. [[PERSON_39]] (CTO): 25%</w:t>
+        <w:t>- Ing. [[PERSON_27]] (CEO): 45%</w:t>
+      </w:r>
+    </w:p>
+    <w:p>
+      <w:r>
+        <w:t>- Ing. [[PERSON_35]] (CTO): 25%</w:t>
       </w:r>
     </w:p>
     <w:p>
@@ -6359,7 +6359,7 @@
     </w:p>
     <w:p>
       <w:r>
-        <w:t>Kontakt: Mgr. [[PERSON_17]], partner</w:t>
+        <w:t>Kontakt: Mgr. [[PERSON_15]], partner</w:t>
       </w:r>
     </w:p>
     <w:p>
@@ -6382,7 +6382,7 @@
     </w:p>
     <w:p>
       <w:r>
-        <w:t>Kontakt: [[PERSON_57]], managing partner</w:t>
+        <w:t>Kontakt: [[PERSON_51]], managing partner</w:t>
       </w:r>
     </w:p>
     <w:p>
@@ -6432,7 +6432,7 @@
     </w:p>
     <w:p>
       <w:r>
-        <w:t>Vynálezci: [[PERSON_39]], [[PERSON_55]]</w:t>
+        <w:t>Vynálezci: [[PERSON_35]], [[PERSON_49]]</w:t>
       </w:r>
     </w:p>
     <w:p>
@@ -6460,7 +6460,7 @@
     </w:p>
     <w:p>
       <w:r>
-        <w:t>Vynálezci: [[PERSON_31]], [[PERSON_53]]</w:t>
+        <w:t>Vynálezci: [[PERSON_27]], [[PERSON_47]]</w:t>
       </w:r>
     </w:p>
     <w:p>
@@ -6520,7 +6520,7 @@
     </w:p>
     <w:p>
       <w:r>
-        <w:t>Key person: Ing. [[PERSON_58]], CEO</w:t>
+        <w:t>Key person: Ing. [[PERSON_52]], CEO</w:t>
       </w:r>
     </w:p>
     <w:p>
@@ -6553,7 +6553,7 @@
     </w:p>
     <w:p>
       <w:r>
-        <w:t>Key person: Dr. [[PERSON_59]], CEO</w:t>
+        <w:t>Key person: Dr. [[PERSON_53]], CEO</w:t>
       </w:r>
     </w:p>
     <w:p>
@@ -6610,7 +6610,7 @@
     </w:p>
     <w:p>
       <w:r>
-        <w:t>- Pilot s VFN [[ADDRESS_10]] (hodnota 3.2M Kč)</w:t>
+        <w:t>- Pilot s VFN Praha (hodnota 3.2M Kč)</w:t>
       </w:r>
     </w:p>
     <w:p>
@@ -6844,7 +6844,7 @@
     </w:p>
     <w:p>
       <w:r>
-        <w:t>2) Ing. [[PERSON_60]] (CTO)</w:t>
+        <w:t>2) Ing. [[PERSON_54]] (CTO)</w:t>
       </w:r>
     </w:p>
     <w:p>
@@ -6867,7 +6867,7 @@
     </w:p>
     <w:p>
       <w:r>
-        <w:t>3) Mgr. [[PERSON_59]] (Legal counsel)</w:t>
+        <w:t>3) Mgr. [[PERSON_53]] (Legal counsel)</w:t>
       </w:r>
     </w:p>
     <w:p>
@@ -7092,7 +7092,7 @@
     <w:p/>
     <w:p>
       <w:r>
-        <w:t>[[ADDRESS_8]] dne [[DATE_57]]</w:t>
+        <w:t>V Praze dne [[DATE_57]]</w:t>
       </w:r>
     </w:p>
     <w:p/>
@@ -7103,7 +7103,7 @@
     </w:p>
     <w:p>
       <w:r>
-        <w:t>Ing. Mgr. [[PERSON_31]], Ph.D. Ing. [[PERSON_9]], MBA</w:t>
+        <w:t>Ing. Mgr. [[PERSON_27]], Ph.D. Ing. [[PERSON_9]], MBA</w:t>
       </w:r>
     </w:p>
     <w:p>
@@ -7193,6 +7193,12 @@
       </w:r>
     </w:p>
     <w:sectPr>
+      <w:headerReference w:type="default" r:id="rId6"/>
+      <w:footerReference w:type="default" r:id="rId7"/>
+      <w:headerReference w:type="first" r:id="rId8"/>
+      <w:footerReference w:type="first" r:id="rId9"/>
+      <w:headerReference w:type="even" r:id="rId10"/>
+      <w:footerReference w:type="even" r:id="rId11"/>
       <w:pgSz w:w="11906" w:h="16838"/>
       <w:pgMar w:top="1440" w:right="1440" w:bottom="1440" w:left="1440" w:header="708" w:footer="708" w:gutter="0"/>
       <w:cols w:space="708"/>
@@ -7200,6 +7206,66 @@
     </w:sectPr>
   </w:body>
 </w:document>
+</file>
+
+<file path=word/footer1.xml><?xml version="1.0" encoding="utf-8"?>
+<w:ftr xmlns:m="http://schemas.openxmlformats.org/officeDocument/2006/math" xmlns:mc="http://schemas.openxmlformats.org/markup-compatibility/2006" xmlns:mo="http://schemas.microsoft.com/office/mac/office/2008/main" xmlns:mv="urn:schemas-microsoft-com:mac:vml" xmlns:o="urn:schemas-microsoft-com:office:office" xmlns:r="http://schemas.openxmlformats.org/officeDocument/2006/relationships" xmlns:v="urn:schemas-microsoft-com:vml" xmlns:w10="urn:schemas-microsoft-com:office:word" xmlns:w14="http://schemas.microsoft.com/office/word/2010/wordml" xmlns:w="http://schemas.openxmlformats.org/wordprocessingml/2006/main" xmlns:wne="http://schemas.microsoft.com/office/word/2006/wordml" xmlns:wp14="http://schemas.microsoft.com/office/word/2010/wordprocessingDrawing" xmlns:wp="http://schemas.openxmlformats.org/drawingml/2006/wordprocessingDrawing" xmlns:wpc="http://schemas.microsoft.com/office/word/2010/wordprocessingCanvas" xmlns:wpg="http://schemas.microsoft.com/office/word/2010/wordprocessingGroup" xmlns:wpi="http://schemas.microsoft.com/office/word/2010/wordprocessingInk" xmlns:wps="http://schemas.microsoft.com/office/word/2010/wordprocessingShape" mc:Ignorable="w14 wp14">
+  <w:p>
+    <w:pPr>
+      <w:pStyle w:val="Footer"/>
+    </w:pPr>
+  </w:p>
+</w:ftr>
+</file>
+
+<file path=word/footer2.xml><?xml version="1.0" encoding="utf-8"?>
+<w:ftr xmlns:m="http://schemas.openxmlformats.org/officeDocument/2006/math" xmlns:mc="http://schemas.openxmlformats.org/markup-compatibility/2006" xmlns:mo="http://schemas.microsoft.com/office/mac/office/2008/main" xmlns:mv="urn:schemas-microsoft-com:mac:vml" xmlns:o="urn:schemas-microsoft-com:office:office" xmlns:r="http://schemas.openxmlformats.org/officeDocument/2006/relationships" xmlns:v="urn:schemas-microsoft-com:vml" xmlns:w10="urn:schemas-microsoft-com:office:word" xmlns:w14="http://schemas.microsoft.com/office/word/2010/wordml" xmlns:w="http://schemas.openxmlformats.org/wordprocessingml/2006/main" xmlns:wne="http://schemas.microsoft.com/office/word/2006/wordml" xmlns:wp14="http://schemas.microsoft.com/office/word/2010/wordprocessingDrawing" xmlns:wp="http://schemas.openxmlformats.org/drawingml/2006/wordprocessingDrawing" xmlns:wpc="http://schemas.microsoft.com/office/word/2010/wordprocessingCanvas" xmlns:wpg="http://schemas.microsoft.com/office/word/2010/wordprocessingGroup" xmlns:wpi="http://schemas.microsoft.com/office/word/2010/wordprocessingInk" xmlns:wps="http://schemas.microsoft.com/office/word/2010/wordprocessingShape" mc:Ignorable="w14 wp14">
+  <w:p>
+    <w:pPr>
+      <w:pStyle w:val="Footer"/>
+    </w:pPr>
+  </w:p>
+</w:ftr>
+</file>
+
+<file path=word/footer3.xml><?xml version="1.0" encoding="utf-8"?>
+<w:ftr xmlns:m="http://schemas.openxmlformats.org/officeDocument/2006/math" xmlns:mc="http://schemas.openxmlformats.org/markup-compatibility/2006" xmlns:mo="http://schemas.microsoft.com/office/mac/office/2008/main" xmlns:mv="urn:schemas-microsoft-com:mac:vml" xmlns:o="urn:schemas-microsoft-com:office:office" xmlns:r="http://schemas.openxmlformats.org/officeDocument/2006/relationships" xmlns:v="urn:schemas-microsoft-com:vml" xmlns:w10="urn:schemas-microsoft-com:office:word" xmlns:w14="http://schemas.microsoft.com/office/word/2010/wordml" xmlns:w="http://schemas.openxmlformats.org/wordprocessingml/2006/main" xmlns:wne="http://schemas.microsoft.com/office/word/2006/wordml" xmlns:wp14="http://schemas.microsoft.com/office/word/2010/wordprocessingDrawing" xmlns:wp="http://schemas.openxmlformats.org/drawingml/2006/wordprocessingDrawing" xmlns:wpc="http://schemas.microsoft.com/office/word/2010/wordprocessingCanvas" xmlns:wpg="http://schemas.microsoft.com/office/word/2010/wordprocessingGroup" xmlns:wpi="http://schemas.microsoft.com/office/word/2010/wordprocessingInk" xmlns:wps="http://schemas.microsoft.com/office/word/2010/wordprocessingShape" mc:Ignorable="w14 wp14">
+  <w:p>
+    <w:pPr>
+      <w:pStyle w:val="Footer"/>
+    </w:pPr>
+  </w:p>
+</w:ftr>
+</file>
+
+<file path=word/header1.xml><?xml version="1.0" encoding="utf-8"?>
+<w:hdr xmlns:m="http://schemas.openxmlformats.org/officeDocument/2006/math" xmlns:mc="http://schemas.openxmlformats.org/markup-compatibility/2006" xmlns:mo="http://schemas.microsoft.com/office/mac/office/2008/main" xmlns:mv="urn:schemas-microsoft-com:mac:vml" xmlns:o="urn:schemas-microsoft-com:office:office" xmlns:r="http://schemas.openxmlformats.org/officeDocument/2006/relationships" xmlns:v="urn:schemas-microsoft-com:vml" xmlns:w10="urn:schemas-microsoft-com:office:word" xmlns:w14="http://schemas.microsoft.com/office/word/2010/wordml" xmlns:w="http://schemas.openxmlformats.org/wordprocessingml/2006/main" xmlns:wne="http://schemas.microsoft.com/office/word/2006/wordml" xmlns:wp14="http://schemas.microsoft.com/office/word/2010/wordprocessingDrawing" xmlns:wp="http://schemas.openxmlformats.org/drawingml/2006/wordprocessingDrawing" xmlns:wpc="http://schemas.microsoft.com/office/word/2010/wordprocessingCanvas" xmlns:wpg="http://schemas.microsoft.com/office/word/2010/wordprocessingGroup" xmlns:wpi="http://schemas.microsoft.com/office/word/2010/wordprocessingInk" xmlns:wps="http://schemas.microsoft.com/office/word/2010/wordprocessingShape" mc:Ignorable="w14 wp14">
+  <w:p>
+    <w:pPr>
+      <w:pStyle w:val="Header"/>
+    </w:pPr>
+  </w:p>
+</w:hdr>
+</file>
+
+<file path=word/header2.xml><?xml version="1.0" encoding="utf-8"?>
+<w:hdr xmlns:m="http://schemas.openxmlformats.org/officeDocument/2006/math" xmlns:mc="http://schemas.openxmlformats.org/markup-compatibility/2006" xmlns:mo="http://schemas.microsoft.com/office/mac/office/2008/main" xmlns:mv="urn:schemas-microsoft-com:mac:vml" xmlns:o="urn:schemas-microsoft-com:office:office" xmlns:r="http://schemas.openxmlformats.org/officeDocument/2006/relationships" xmlns:v="urn:schemas-microsoft-com:vml" xmlns:w10="urn:schemas-microsoft-com:office:word" xmlns:w14="http://schemas.microsoft.com/office/word/2010/wordml" xmlns:w="http://schemas.openxmlformats.org/wordprocessingml/2006/main" xmlns:wne="http://schemas.microsoft.com/office/word/2006/wordml" xmlns:wp14="http://schemas.microsoft.com/office/word/2010/wordprocessingDrawing" xmlns:wp="http://schemas.openxmlformats.org/drawingml/2006/wordprocessingDrawing" xmlns:wpc="http://schemas.microsoft.com/office/word/2010/wordprocessingCanvas" xmlns:wpg="http://schemas.microsoft.com/office/word/2010/wordprocessingGroup" xmlns:wpi="http://schemas.microsoft.com/office/word/2010/wordprocessingInk" xmlns:wps="http://schemas.microsoft.com/office/word/2010/wordprocessingShape" mc:Ignorable="w14 wp14">
+  <w:p>
+    <w:pPr>
+      <w:pStyle w:val="Header"/>
+    </w:pPr>
+  </w:p>
+</w:hdr>
+</file>
+
+<file path=word/header3.xml><?xml version="1.0" encoding="utf-8"?>
+<w:hdr xmlns:m="http://schemas.openxmlformats.org/officeDocument/2006/math" xmlns:mc="http://schemas.openxmlformats.org/markup-compatibility/2006" xmlns:mo="http://schemas.microsoft.com/office/mac/office/2008/main" xmlns:mv="urn:schemas-microsoft-com:mac:vml" xmlns:o="urn:schemas-microsoft-com:office:office" xmlns:r="http://schemas.openxmlformats.org/officeDocument/2006/relationships" xmlns:v="urn:schemas-microsoft-com:vml" xmlns:w10="urn:schemas-microsoft-com:office:word" xmlns:w14="http://schemas.microsoft.com/office/word/2010/wordml" xmlns:w="http://schemas.openxmlformats.org/wordprocessingml/2006/main" xmlns:wne="http://schemas.microsoft.com/office/word/2006/wordml" xmlns:wp14="http://schemas.microsoft.com/office/word/2010/wordprocessingDrawing" xmlns:wp="http://schemas.openxmlformats.org/drawingml/2006/wordprocessingDrawing" xmlns:wpc="http://schemas.microsoft.com/office/word/2010/wordprocessingCanvas" xmlns:wpg="http://schemas.microsoft.com/office/word/2010/wordprocessingGroup" xmlns:wpi="http://schemas.microsoft.com/office/word/2010/wordprocessingInk" xmlns:wps="http://schemas.microsoft.com/office/word/2010/wordprocessingShape" mc:Ignorable="w14 wp14">
+  <w:p>
+    <w:pPr>
+      <w:pStyle w:val="Header"/>
+    </w:pPr>
+  </w:p>
+</w:hdr>
 </file>
 
 <file path=word/styles.xml><?xml version="1.0" encoding="utf-8"?>

--- a/test_data/smlouva14_anon.docx
+++ b/test_data/smlouva14_anon.docx
@@ -130,7 +130,7 @@
     </w:p>
     <w:p>
       <w:r>
-        <w:t>Místo narození: [[BIRTH_PLACE_1]]</w:t>
+        <w:t>Místo narození: [[ADDRESS_2]]</w:t>
       </w:r>
     </w:p>
     <w:p>
@@ -140,12 +140,12 @@
     </w:p>
     <w:p>
       <w:r>
-        <w:t>Trvalý pobyt: [[ADDRESS_2]]</w:t>
-      </w:r>
-    </w:p>
-    <w:p>
-      <w:r>
-        <w:t>Přechodný pobyt: [[ADDRESS_3]] (od [[DATE_3]])</w:t>
+        <w:t>Trvalý pobyt: [[ADDRESS_3]]</w:t>
+      </w:r>
+    </w:p>
+    <w:p>
+      <w:r>
+        <w:t>Přechodný pobyt: [[ADDRESS_4]] (od [[DATE_3]])</w:t>
       </w:r>
     </w:p>
     <w:p>
@@ -218,7 +218,7 @@
     </w:p>
     <w:p>
       <w:r>
-        <w:t>[[ADDRESS_4]]</w:t>
+        <w:t>[[ADDRESS_2]]</w:t>
       </w:r>
     </w:p>
     <w:p>
@@ -3331,7 +3331,7 @@
     </w:p>
     <w:p>
       <w:r>
-        <w:t>[[ADDRESS_20]]</w:t>
+        <w:t>[[ADDRESS_2]]</w:t>
       </w:r>
     </w:p>
     <w:p>
@@ -3667,7 +3667,7 @@
     </w:p>
     <w:p>
       <w:r>
-        <w:t>Sídlo: [[ADDRESS_21]]</w:t>
+        <w:t>Sídlo: [[ADDRESS_20]]</w:t>
       </w:r>
     </w:p>
     <w:p>
@@ -3700,7 +3700,7 @@
     </w:p>
     <w:p>
       <w:r>
-        <w:t>Sídlo: [[ADDRESS_22]]</w:t>
+        <w:t>Sídlo: [[ADDRESS_2]]</w:t>
       </w:r>
     </w:p>
     <w:p>
@@ -3794,7 +3794,7 @@
     </w:p>
     <w:p>
       <w:r>
-        <w:t>6.5. První faktura: březen 2024, VS[[PHONE_25]]</w:t>
+        <w:t>6.5. První faktura: březen 2024, VS: 202403089</w:t>
       </w:r>
     </w:p>
     <w:p/>
@@ -3891,7 +3891,7 @@
     </w:p>
     <w:p>
       <w:r>
-        <w:t>- SMS[[PHONE_26]]</w:t>
+        <w:t>- SMS[[PHONE_25]]</w:t>
       </w:r>
     </w:p>
     <w:p>
@@ -4041,7 +4041,7 @@
     </w:p>
     <w:p>
       <w:r>
-        <w:t>Sídlo: [[ADDRESS_23]]</w:t>
+        <w:t>Sídlo: [[ADDRESS_2]]</w:t>
       </w:r>
     </w:p>
     <w:p>
@@ -4056,58 +4056,130 @@
     </w:p>
     <w:p>
       <w:r>
+        <w:t>[[PHONE_26]]</w:t>
+      </w:r>
+    </w:p>
+    <w:p>
+      <w:r>
+        <w:t>Licence ČNB: BAN-0345/2005</w:t>
+      </w:r>
+    </w:p>
+    <w:p/>
+    <w:p>
+      <w:r>
+        <w:t>DLUŽNÍK:</w:t>
+      </w:r>
+    </w:p>
+    <w:p>
+      <w:r>
+        <w:t>Mgr. [[PERSON_40]]</w:t>
+      </w:r>
+    </w:p>
+    <w:p>
+      <w:r>
+        <w:t>[[DATE_47]]</w:t>
+      </w:r>
+    </w:p>
+    <w:p>
+      <w:r>
+        <w:t>[[BIRTH_ID_41]]</w:t>
+      </w:r>
+    </w:p>
+    <w:p>
+      <w:r>
+        <w:t>Místo narození: [[ADDRESS_2]]</w:t>
+      </w:r>
+    </w:p>
+    <w:p>
+      <w:r>
+        <w:t>Trvalý pobyt: [[ADDRESS_2]]</w:t>
+      </w:r>
+    </w:p>
+    <w:p>
+      <w:r>
+        <w:t>Korespondenční adresa: stejná</w:t>
+      </w:r>
+    </w:p>
+    <w:p>
+      <w:r>
+        <w:t>Číslo [[ID_CARD_3]], platný do [[DATE_48]], vydal ÚMČ Brno-střed</w:t>
+      </w:r>
+    </w:p>
+    <w:p>
+      <w:r>
+        <w:t>Email: [[EMAIL_21]]</w:t>
+      </w:r>
+    </w:p>
+    <w:p>
+      <w:r>
         <w:t>[[PHONE_27]]</w:t>
       </w:r>
     </w:p>
     <w:p>
       <w:r>
-        <w:t>Licence ČNB: BAN-0345/2005</w:t>
-      </w:r>
-    </w:p>
-    <w:p/>
-    <w:p>
-      <w:r>
-        <w:t>DLUŽNÍK:</w:t>
-      </w:r>
-    </w:p>
-    <w:p>
-      <w:r>
-        <w:t>Mgr. [[PERSON_40]]</w:t>
-      </w:r>
-    </w:p>
-    <w:p>
-      <w:r>
-        <w:t>[[DATE_47]]</w:t>
-      </w:r>
-    </w:p>
-    <w:p>
-      <w:r>
-        <w:t>[[BIRTH_ID_41]]</w:t>
-      </w:r>
-    </w:p>
-    <w:p>
-      <w:r>
-        <w:t>Místo narození: [[BIRTH_PLACE_1]]</w:t>
-      </w:r>
-    </w:p>
-    <w:p>
-      <w:r>
-        <w:t>Trvalý pobyt: [[ADDRESS_24]]</w:t>
-      </w:r>
-    </w:p>
-    <w:p>
-      <w:r>
-        <w:t>Korespondenční adresa: stejná</w:t>
-      </w:r>
-    </w:p>
-    <w:p>
-      <w:r>
-        <w:t>Číslo [[ID_CARD_3]], platný do [[DATE_48]], vydal ÚMČ Brno-střed</w:t>
-      </w:r>
-    </w:p>
-    <w:p>
-      <w:r>
-        <w:t>Email: [[EMAIL_21]]</w:t>
+        <w:t>Zaměstnavatel: AutoTech s.r.o., [[ICO_8]]</w:t>
+      </w:r>
+    </w:p>
+    <w:p>
+      <w:r>
+        <w:t>Pozice: Obchodní ředitel</w:t>
+      </w:r>
+    </w:p>
+    <w:p>
+      <w:r>
+        <w:t>Nástup do zaměstnání: [[DATE_49]]</w:t>
+      </w:r>
+    </w:p>
+    <w:p/>
+    <w:p>
+      <w:r>
+        <w:t>RODINNÝ STAV: ženatý</w:t>
+      </w:r>
+    </w:p>
+    <w:p>
+      <w:r>
+        <w:t>Manželka: Bc. [[PERSON_41]], roz. [[PERSON_2]]</w:t>
+      </w:r>
+    </w:p>
+    <w:p>
+      <w:r>
+        <w:t>[[DATE_50]], [[BIRTH_ID_42]]</w:t>
+      </w:r>
+    </w:p>
+    <w:p>
+      <w:r>
+        <w:t>Zaměstnavatel: Účetní firma AUDIT s.r.o.</w:t>
+      </w:r>
+    </w:p>
+    <w:p>
+      <w:r>
+        <w:t>Pozice: Senior účetní, hrubá mzda: 58 000 Kč/měs.</w:t>
+      </w:r>
+    </w:p>
+    <w:p/>
+    <w:p>
+      <w:r>
+        <w:t>RUČITEL 1:</w:t>
+      </w:r>
+    </w:p>
+    <w:p>
+      <w:r>
+        <w:t>Ing. [[PERSON_42]] (otec dlužníka)</w:t>
+      </w:r>
+    </w:p>
+    <w:p>
+      <w:r>
+        <w:t>[[DATE_51]]</w:t>
+      </w:r>
+    </w:p>
+    <w:p>
+      <w:r>
+        <w:t>[[BIRTH_ID_43]]</w:t>
+      </w:r>
+    </w:p>
+    <w:p>
+      <w:r>
+        <w:t>Trvalý pobyt: [[ADDRESS_2]]</w:t>
       </w:r>
     </w:p>
     <w:p>
@@ -4117,69 +4189,43 @@
     </w:p>
     <w:p>
       <w:r>
-        <w:t>Zaměstnavatel: AutoTech s.r.o., [[ICO_8]]</w:t>
-      </w:r>
-    </w:p>
-    <w:p>
-      <w:r>
-        <w:t>Pozice: Obchodní ředitel</w:t>
-      </w:r>
-    </w:p>
-    <w:p>
-      <w:r>
-        <w:t>Nástup do zaměstnání: [[DATE_49]]</w:t>
-      </w:r>
-    </w:p>
-    <w:p/>
-    <w:p>
-      <w:r>
-        <w:t>RODINNÝ STAV: ženatý</w:t>
-      </w:r>
-    </w:p>
-    <w:p>
-      <w:r>
-        <w:t>Manželka: Bc. [[PERSON_41]], roz. [[PERSON_2]]</w:t>
-      </w:r>
-    </w:p>
-    <w:p>
-      <w:r>
-        <w:t>[[DATE_50]], [[BIRTH_ID_42]]</w:t>
-      </w:r>
-    </w:p>
-    <w:p>
-      <w:r>
-        <w:t>Zaměstnavatel: Účetní firma AUDIT s.r.o.</w:t>
-      </w:r>
-    </w:p>
-    <w:p>
-      <w:r>
-        <w:t>Pozice: Senior účetní, hrubá mzda: 58 000 Kč/měs.</w:t>
-      </w:r>
-    </w:p>
-    <w:p/>
-    <w:p>
-      <w:r>
-        <w:t>RUČITEL 1:</w:t>
-      </w:r>
-    </w:p>
-    <w:p>
-      <w:r>
-        <w:t>Ing. [[PERSON_42]] (otec dlužníka)</w:t>
-      </w:r>
-    </w:p>
-    <w:p>
-      <w:r>
-        <w:t>[[DATE_51]]</w:t>
-      </w:r>
-    </w:p>
-    <w:p>
-      <w:r>
-        <w:t>[[BIRTH_ID_43]]</w:t>
-      </w:r>
-    </w:p>
-    <w:p>
-      <w:r>
-        <w:t>Trvalý pobyt: [[ADDRESS_25]]</w:t>
+        <w:t>Email: [[EMAIL_22]]</w:t>
+      </w:r>
+    </w:p>
+    <w:p>
+      <w:r>
+        <w:t>Zaměstnání: důchodce (od 2020)</w:t>
+      </w:r>
+    </w:p>
+    <w:p>
+      <w:r>
+        <w:t>Důchod: 24 500 Kč/měs.</w:t>
+      </w:r>
+    </w:p>
+    <w:p/>
+    <w:p>
+      <w:r>
+        <w:t>RUČITEL 2:</w:t>
+      </w:r>
+    </w:p>
+    <w:p>
+      <w:r>
+        <w:t>Mgr. [[PERSON_43]] (švagr dlužníka)</w:t>
+      </w:r>
+    </w:p>
+    <w:p>
+      <w:r>
+        <w:t>[[DATE_52]]</w:t>
+      </w:r>
+    </w:p>
+    <w:p>
+      <w:r>
+        <w:t>[[BIRTH_ID_44]]</w:t>
+      </w:r>
+    </w:p>
+    <w:p>
+      <w:r>
+        <w:t>Trvalý pobyt: [[ADDRESS_2]]</w:t>
       </w:r>
     </w:p>
     <w:p>
@@ -4189,52 +4235,6 @@
     </w:p>
     <w:p>
       <w:r>
-        <w:t>Email: [[EMAIL_22]]</w:t>
-      </w:r>
-    </w:p>
-    <w:p>
-      <w:r>
-        <w:t>Zaměstnání: důchodce (od 2020)</w:t>
-      </w:r>
-    </w:p>
-    <w:p>
-      <w:r>
-        <w:t>Důchod: 24 500 Kč/měs.</w:t>
-      </w:r>
-    </w:p>
-    <w:p/>
-    <w:p>
-      <w:r>
-        <w:t>RUČITEL 2:</w:t>
-      </w:r>
-    </w:p>
-    <w:p>
-      <w:r>
-        <w:t>Mgr. [[PERSON_43]] (švagr dlužníka)</w:t>
-      </w:r>
-    </w:p>
-    <w:p>
-      <w:r>
-        <w:t>[[DATE_52]]</w:t>
-      </w:r>
-    </w:p>
-    <w:p>
-      <w:r>
-        <w:t>[[BIRTH_ID_44]]</w:t>
-      </w:r>
-    </w:p>
-    <w:p>
-      <w:r>
-        <w:t>Trvalý pobyt: [[ADDRESS_26]]</w:t>
-      </w:r>
-    </w:p>
-    <w:p>
-      <w:r>
-        <w:t>[[PHONE_30]]</w:t>
-      </w:r>
-    </w:p>
-    <w:p>
-      <w:r>
         <w:t>Email: [[EMAIL_23]]</w:t>
       </w:r>
     </w:p>
@@ -4369,7 +4369,7 @@
     </w:p>
     <w:p>
       <w:r>
-        <w:t>Kontakt: [[EMAIL_24]], [[PHONE_31]]</w:t>
+        <w:t>Kontakt: [[EMAIL_24]], [[PHONE_30]]</w:t>
       </w:r>
     </w:p>
     <w:p/>
@@ -4414,7 +4414,7 @@
     </w:p>
     <w:p>
       <w:r>
-        <w:t>- Nájem: 18 000 Kč/měs. (byt 3+1, [[ADDRESS_24]])</w:t>
+        <w:t>- Nájem: 18 000 Kč/měs. (byt 3+1, [[ADDRESS_2]])</w:t>
       </w:r>
     </w:p>
     <w:p>
@@ -4738,7 +4738,7 @@
     </w:p>
     <w:p>
       <w:r>
-        <w:t>- Rodinný dům, [[ADDRESS_25]]</w:t>
+        <w:t>- Rodinný dům, [[ADDRESS_24]]</w:t>
       </w:r>
     </w:p>
     <w:p>
@@ -4795,7 +4795,7 @@
     </w:p>
     <w:p>
       <w:r>
-        <w:t>- Byt 3+kk, [[ADDRESS_26]]</w:t>
+        <w:t>- Byt 3+kk, [[ADDRESS_25]]</w:t>
       </w:r>
     </w:p>
     <w:p>
@@ -5246,7 +5246,7 @@
     </w:p>
     <w:p>
       <w:r>
-        <w:t>[[PHONE_32]]</w:t>
+        <w:t>[[PHONE_31]]</w:t>
       </w:r>
     </w:p>
     <w:p/>
@@ -5484,7 +5484,7 @@
     </w:p>
     <w:p>
       <w:r>
-        <w:t>Sídlo: [[ADDRESS_30]]</w:t>
+        <w:t>Sídlo: [[ADDRESS_26]]</w:t>
       </w:r>
     </w:p>
     <w:p>
@@ -5509,273 +5509,378 @@
     </w:p>
     <w:p>
       <w:r>
+        <w:t>[[PHONE_32]]</w:t>
+      </w:r>
+    </w:p>
+    <w:p/>
+    <w:p>
+      <w:r>
+        <w:t>STRANA PŘIJÍMAJÍCÍ INFORMACE (RECEIVING PARTY):</w:t>
+      </w:r>
+    </w:p>
+    <w:p>
+      <w:r>
+        <w:t>Nixminds s.r.o.</w:t>
+      </w:r>
+    </w:p>
+    <w:p>
+      <w:r>
+        <w:t>[[ICO_10]]</w:t>
+      </w:r>
+    </w:p>
+    <w:p>
+      <w:r>
+        <w:t>DIČ: [[DIC_4]]</w:t>
+      </w:r>
+    </w:p>
+    <w:p>
+      <w:r>
+        <w:t>Sídlo: [[ADDRESS_27]]</w:t>
+      </w:r>
+    </w:p>
+    <w:p>
+      <w:r>
+        <w:t>Zastoupena: Ing. [[PERSON_9]], MBA, jednatel</w:t>
+      </w:r>
+    </w:p>
+    <w:p>
+      <w:r>
+        <w:t>[[DATE_59]]</w:t>
+      </w:r>
+    </w:p>
+    <w:p>
+      <w:r>
+        <w:t>[[BIRTH_ID_50]]</w:t>
+      </w:r>
+    </w:p>
+    <w:p>
+      <w:r>
+        <w:t>Email: [[EMAIL_30]]</w:t>
+      </w:r>
+    </w:p>
+    <w:p>
+      <w:r>
+        <w:t>[[PHONE_1]]</w:t>
+      </w:r>
+    </w:p>
+    <w:p/>
+    <w:p>
+      <w:r>
+        <w:t>───────────────────────────────────────────────────────────────────────────────</w:t>
+      </w:r>
+    </w:p>
+    <w:p/>
+    <w:p>
+      <w:r>
+        <w:t>KONTEXT:</w:t>
+      </w:r>
+    </w:p>
+    <w:p>
+      <w:r>
+        <w:t>Obě strany jednají o možné strategické spolupráci v oblasti vývoje AI systémů</w:t>
+      </w:r>
+    </w:p>
+    <w:p>
+      <w:r>
+        <w:t>pro zdravotnictví, konkrétně diagnostických nástrojů využívajících machine</w:t>
+      </w:r>
+    </w:p>
+    <w:p>
+      <w:r>
+        <w:t>learning pro analýzu lékařských obrazů (CT, MRI, RTG).</w:t>
+      </w:r>
+    </w:p>
+    <w:p/>
+    <w:p>
+      <w:r>
+        <w:t>───────────────────────────────────────────────────────────────────────────────</w:t>
+      </w:r>
+    </w:p>
+    <w:p/>
+    <w:p>
+      <w:r>
+        <w:t>ČLÁNEK I. - DEFINICE DŮVĚRNÝCH INFORMACÍ</w:t>
+      </w:r>
+    </w:p>
+    <w:p/>
+    <w:p>
+      <w:r>
+        <w:t>1.1. Důvěrnými informacemi se rozumí jakékoliv informace, data, dokumenty,</w:t>
+      </w:r>
+    </w:p>
+    <w:p>
+      <w:r>
+        <w:t>know-how, obchodní tajemství, které budou mezi stranami vyměněny,</w:t>
+      </w:r>
+    </w:p>
+    <w:p>
+      <w:r>
+        <w:t>zejména:</w:t>
+      </w:r>
+    </w:p>
+    <w:p/>
+    <w:p>
+      <w:r>
+        <w:t>A) TECHNICKÉ INFORMACE:</w:t>
+      </w:r>
+    </w:p>
+    <w:p>
+      <w:r>
+        <w:t>- Source kód AI modelů a algoritmů</w:t>
+      </w:r>
+    </w:p>
+    <w:p>
+      <w:r>
+        <w:t>- Architektura neuronových sítí</w:t>
+      </w:r>
+    </w:p>
+    <w:p>
+      <w:r>
+        <w:t>- Trénovací datasety</w:t>
+      </w:r>
+    </w:p>
+    <w:p>
+      <w:r>
+        <w:t>- Model parameters, hyperparameters</w:t>
+      </w:r>
+    </w:p>
+    <w:p>
+      <w:r>
+        <w:t>- API dokumentace a integrace</w:t>
+      </w:r>
+    </w:p>
+    <w:p>
+      <w:r>
+        <w:t>- Výsledky testování a validace</w:t>
+      </w:r>
+    </w:p>
+    <w:p>
+      <w:r>
+        <w:t>- Benchmarky a performance metriky</w:t>
+      </w:r>
+    </w:p>
+    <w:p/>
+    <w:p>
+      <w:r>
+        <w:t>B) OBCHODNÍ INFORMACE:</w:t>
+      </w:r>
+    </w:p>
+    <w:p>
+      <w:r>
+        <w:t>- Klientské databáze</w:t>
+      </w:r>
+    </w:p>
+    <w:p>
+      <w:r>
+        <w:t>- Cenové kalkulace a marže</w:t>
+      </w:r>
+    </w:p>
+    <w:p>
+      <w:r>
+        <w:t>- Obchodní strategie a roadmapa</w:t>
+      </w:r>
+    </w:p>
+    <w:p>
+      <w:r>
+        <w:t>- Finanční výsledky a projekce</w:t>
+      </w:r>
+    </w:p>
+    <w:p>
+      <w:r>
+        <w:t>- Marketing strategie</w:t>
+      </w:r>
+    </w:p>
+    <w:p>
+      <w:r>
+        <w:t>- Náklady na akvizici zákazníků (CAC)</w:t>
+      </w:r>
+    </w:p>
+    <w:p>
+      <w:r>
+        <w:t>- Lifetime value (LTV) analýzy</w:t>
+      </w:r>
+    </w:p>
+    <w:p/>
+    <w:p>
+      <w:r>
+        <w:t>C) OSOBNÍ ÚDAJE A CITLIVÉ INFORMACE:</w:t>
+      </w:r>
+    </w:p>
+    <w:p>
+      <w:r>
+        <w:t>- Kontakty key persons a decision makers</w:t>
+      </w:r>
+    </w:p>
+    <w:p>
+      <w:r>
+        <w:t>- Zdravotní data pacientů (anonymizovaná pro trénink AI)</w:t>
+      </w:r>
+    </w:p>
+    <w:p>
+      <w:r>
+        <w:t>- Osobní údaje zaměstnanců</w:t>
+      </w:r>
+    </w:p>
+    <w:p>
+      <w:r>
+        <w:t>- Platy a benefity key employees</w:t>
+      </w:r>
+    </w:p>
+    <w:p/>
+    <w:p>
+      <w:r>
+        <w:t>───────────────────────────────────────────────────────────────────────────────</w:t>
+      </w:r>
+    </w:p>
+    <w:p/>
+    <w:p>
+      <w:r>
+        <w:t>ČLÁNEK II. - KONKRÉTNÍ SDÍLENÉ INFORMACE (PŘÍKLADY)</w:t>
+      </w:r>
+    </w:p>
+    <w:p/>
+    <w:p>
+      <w:r>
+        <w:t>2.1. PROJEKTY A KLIENTI AI INNOVATIONS:</w:t>
+      </w:r>
+    </w:p>
+    <w:p/>
+    <w:p>
+      <w:r>
+        <w:t>PROJEKT A: "DiagnoAI - Radiologie"</w:t>
+      </w:r>
+    </w:p>
+    <w:p>
+      <w:r/>
+    </w:p>
+    <w:p>
+      <w:r>
+        <w:t>Klient: Fakultní nemocnice Motol</w:t>
+      </w:r>
+    </w:p>
+    <w:p>
+      <w:r>
+        <w:t>[[ICO_11]]</w:t>
+      </w:r>
+    </w:p>
+    <w:p>
+      <w:r>
+        <w:t>Kontaktní osoba: MUDr. Ing. [[PERSON_22]], Ph.D., primář radiologie</w:t>
+      </w:r>
+    </w:p>
+    <w:p>
+      <w:r>
+        <w:t>[[BIRTH_ID_51]]</w:t>
+      </w:r>
+    </w:p>
+    <w:p>
+      <w:r>
+        <w:t>Email: [[EMAIL_31]]</w:t>
+      </w:r>
+    </w:p>
+    <w:p>
+      <w:r>
         <w:t>[[PHONE_33]]</w:t>
       </w:r>
     </w:p>
-    <w:p/>
-    <w:p>
-      <w:r>
-        <w:t>STRANA PŘIJÍMAJÍCÍ INFORMACE (RECEIVING PARTY):</w:t>
-      </w:r>
-    </w:p>
-    <w:p>
-      <w:r>
-        <w:t>Nixminds s.r.o.</w:t>
-      </w:r>
-    </w:p>
-    <w:p>
-      <w:r>
-        <w:t>[[ICO_10]]</w:t>
-      </w:r>
-    </w:p>
-    <w:p>
-      <w:r>
-        <w:t>DIČ: [[DIC_4]]</w:t>
-      </w:r>
-    </w:p>
-    <w:p>
-      <w:r>
-        <w:t>Sídlo: [[ADDRESS_31]]</w:t>
-      </w:r>
-    </w:p>
-    <w:p>
-      <w:r>
-        <w:t>Zastoupena: Ing. [[PERSON_9]], MBA, jednatel</w:t>
-      </w:r>
-    </w:p>
-    <w:p>
-      <w:r>
-        <w:t>[[DATE_59]]</w:t>
-      </w:r>
-    </w:p>
-    <w:p>
-      <w:r>
-        <w:t>[[BIRTH_ID_50]]</w:t>
-      </w:r>
-    </w:p>
-    <w:p>
-      <w:r>
-        <w:t>Email: [[EMAIL_30]]</w:t>
-      </w:r>
-    </w:p>
-    <w:p>
-      <w:r>
-        <w:t>[[PHONE_1]]</w:t>
-      </w:r>
-    </w:p>
-    <w:p/>
-    <w:p>
-      <w:r>
-        <w:t>───────────────────────────────────────────────────────────────────────────────</w:t>
-      </w:r>
-    </w:p>
-    <w:p/>
-    <w:p>
-      <w:r>
-        <w:t>KONTEXT:</w:t>
-      </w:r>
-    </w:p>
-    <w:p>
-      <w:r>
-        <w:t>Obě strany jednají o možné strategické spolupráci v oblasti vývoje AI systémů</w:t>
-      </w:r>
-    </w:p>
-    <w:p>
-      <w:r>
-        <w:t>pro zdravotnictví, konkrétně diagnostických nástrojů využívajících machine</w:t>
-      </w:r>
-    </w:p>
-    <w:p>
-      <w:r>
-        <w:t>learning pro analýzu lékařských obrazů (CT, MRI, RTG).</w:t>
-      </w:r>
-    </w:p>
-    <w:p/>
-    <w:p>
-      <w:r>
-        <w:t>───────────────────────────────────────────────────────────────────────────────</w:t>
-      </w:r>
-    </w:p>
-    <w:p/>
-    <w:p>
-      <w:r>
-        <w:t>ČLÁNEK I. - DEFINICE DŮVĚRNÝCH INFORMACÍ</w:t>
-      </w:r>
-    </w:p>
-    <w:p/>
-    <w:p>
-      <w:r>
-        <w:t>1.1. Důvěrnými informacemi se rozumí jakékoliv informace, data, dokumenty,</w:t>
-      </w:r>
-    </w:p>
-    <w:p>
-      <w:r>
-        <w:t>know-how, obchodní tajemství, které budou mezi stranami vyměněny,</w:t>
-      </w:r>
-    </w:p>
-    <w:p>
-      <w:r>
-        <w:t>zejména:</w:t>
-      </w:r>
-    </w:p>
-    <w:p/>
-    <w:p>
-      <w:r>
-        <w:t>A) TECHNICKÉ INFORMACE:</w:t>
-      </w:r>
-    </w:p>
-    <w:p>
-      <w:r>
-        <w:t>- Source kód AI modelů a algoritmů</w:t>
-      </w:r>
-    </w:p>
-    <w:p>
-      <w:r>
-        <w:t>- Architektura neuronových sítí</w:t>
-      </w:r>
-    </w:p>
-    <w:p>
-      <w:r>
-        <w:t>- Trénovací datasety</w:t>
-      </w:r>
-    </w:p>
-    <w:p>
-      <w:r>
-        <w:t>- Model parameters, hyperparameters</w:t>
-      </w:r>
-    </w:p>
-    <w:p>
-      <w:r>
-        <w:t>- API dokumentace a integrace</w:t>
-      </w:r>
-    </w:p>
-    <w:p>
-      <w:r>
-        <w:t>- Výsledky testování a validace</w:t>
-      </w:r>
-    </w:p>
-    <w:p>
-      <w:r>
-        <w:t>- Benchmarky a performance metriky</w:t>
-      </w:r>
-    </w:p>
-    <w:p/>
-    <w:p>
-      <w:r>
-        <w:t>B) OBCHODNÍ INFORMACE:</w:t>
-      </w:r>
-    </w:p>
-    <w:p>
-      <w:r>
-        <w:t>- Klientské databáze</w:t>
-      </w:r>
-    </w:p>
-    <w:p>
-      <w:r>
-        <w:t>- Cenové kalkulace a marže</w:t>
-      </w:r>
-    </w:p>
-    <w:p>
-      <w:r>
-        <w:t>- Obchodní strategie a roadmapa</w:t>
-      </w:r>
-    </w:p>
-    <w:p>
-      <w:r>
-        <w:t>- Finanční výsledky a projekce</w:t>
-      </w:r>
-    </w:p>
-    <w:p>
-      <w:r>
-        <w:t>- Marketing strategie</w:t>
-      </w:r>
-    </w:p>
-    <w:p>
-      <w:r>
-        <w:t>- Náklady na akvizici zákazníků (CAC)</w:t>
-      </w:r>
-    </w:p>
-    <w:p>
-      <w:r>
-        <w:t>- Lifetime value (LTV) analýzy</w:t>
-      </w:r>
-    </w:p>
-    <w:p/>
-    <w:p>
-      <w:r>
-        <w:t>C) OSOBNÍ ÚDAJE A CITLIVÉ INFORMACE:</w:t>
-      </w:r>
-    </w:p>
-    <w:p>
-      <w:r>
-        <w:t>- Kontakty key persons a decision makers</w:t>
-      </w:r>
-    </w:p>
-    <w:p>
-      <w:r>
-        <w:t>- Zdravotní data pacientů (anonymizovaná pro trénink AI)</w:t>
-      </w:r>
-    </w:p>
-    <w:p>
-      <w:r>
-        <w:t>- Osobní údaje zaměstnanců</w:t>
-      </w:r>
-    </w:p>
-    <w:p>
-      <w:r>
-        <w:t>- Platy a benefity key employees</w:t>
-      </w:r>
-    </w:p>
-    <w:p/>
-    <w:p>
-      <w:r>
-        <w:t>───────────────────────────────────────────────────────────────────────────────</w:t>
-      </w:r>
-    </w:p>
-    <w:p/>
-    <w:p>
-      <w:r>
-        <w:t>ČLÁNEK II. - KONKRÉTNÍ SDÍLENÉ INFORMACE (PŘÍKLADY)</w:t>
-      </w:r>
-    </w:p>
-    <w:p/>
-    <w:p>
-      <w:r>
-        <w:t>2.1. PROJEKTY A KLIENTI AI INNOVATIONS:</w:t>
-      </w:r>
-    </w:p>
-    <w:p/>
-    <w:p>
-      <w:r>
-        <w:t>PROJEKT A: "DiagnoAI - Radiologie"</w:t>
-      </w:r>
-    </w:p>
-    <w:p>
-      <w:r/>
-    </w:p>
-    <w:p>
-      <w:r>
-        <w:t>Klient: Fakultní nemocnice Motol</w:t>
-      </w:r>
-    </w:p>
-    <w:p>
-      <w:r>
-        <w:t>[[ICO_11]]</w:t>
-      </w:r>
-    </w:p>
-    <w:p>
-      <w:r>
-        <w:t>Kontaktní osoba: MUDr. Ing. [[PERSON_22]], Ph.D., primář radiologie</w:t>
-      </w:r>
-    </w:p>
-    <w:p>
-      <w:r>
-        <w:t>[[BIRTH_ID_51]]</w:t>
-      </w:r>
-    </w:p>
-    <w:p>
-      <w:r>
-        <w:t>Email: [[EMAIL_31]]</w:t>
+    <w:p>
+      <w:r/>
+    </w:p>
+    <w:p>
+      <w:r>
+        <w:t>Hodnota kontraktu: 4 500 000 Kč/rok</w:t>
+      </w:r>
+    </w:p>
+    <w:p>
+      <w:r>
+        <w:t>Trvání: 2023-2026 (3 roky + opce 2 roky)</w:t>
+      </w:r>
+    </w:p>
+    <w:p>
+      <w:r/>
+    </w:p>
+    <w:p>
+      <w:r>
+        <w:t>Technické detaily:</w:t>
+      </w:r>
+    </w:p>
+    <w:p>
+      <w:r>
+        <w:t>- AI model: ResNet-152 modified architecture</w:t>
+      </w:r>
+    </w:p>
+    <w:p>
+      <w:r>
+        <w:t>- Training dataset: 450 000 anonymizovaných CT snímků</w:t>
+      </w:r>
+    </w:p>
+    <w:p>
+      <w:r>
+        <w:t>- Accuracy: 94.7% (detekce plicních nodulů)</w:t>
+      </w:r>
+    </w:p>
+    <w:p>
+      <w:r>
+        <w:t>- False positive rate: 3.2%</w:t>
+      </w:r>
+    </w:p>
+    <w:p>
+      <w:r>
+        <w:t>- Processing time: 2.3s per scan</w:t>
+      </w:r>
+    </w:p>
+    <w:p>
+      <w:r>
+        <w:t>- Deployment: on-premise (compliance s GDPR)</w:t>
+      </w:r>
+    </w:p>
+    <w:p>
+      <w:r>
+        <w:t>- Server specs: 4x NVIDIA A100 GPUs, 512GB RAM</w:t>
+      </w:r>
+    </w:p>
+    <w:p>
+      <w:r/>
+    </w:p>
+    <w:p>
+      <w:r>
+        <w:t>---</w:t>
+      </w:r>
+    </w:p>
+    <w:p>
+      <w:r/>
+    </w:p>
+    <w:p>
+      <w:r>
+        <w:t>PROJEKT B: "CardioPredict"</w:t>
+      </w:r>
+    </w:p>
+    <w:p>
+      <w:r/>
+    </w:p>
+    <w:p>
+      <w:r>
+        <w:t>Klient: IKEM (Institut klinické a experimentální medicíny)</w:t>
+      </w:r>
+    </w:p>
+    <w:p>
+      <w:r>
+        <w:t>[[ICO_12]]</w:t>
+      </w:r>
+    </w:p>
+    <w:p>
+      <w:r>
+        <w:t>Kontaktní osoba: Prof. MUDr. [[PERSON_24]], DrSc., ředitelka kardiologie</w:t>
+      </w:r>
+    </w:p>
+    <w:p>
+      <w:r>
+        <w:t>[[BIRTH_ID_52]]</w:t>
+      </w:r>
+    </w:p>
+    <w:p>
+      <w:r>
+        <w:t>Email: [[EMAIL_32]]</w:t>
       </w:r>
     </w:p>
     <w:p>
@@ -5788,12 +5893,7 @@
     </w:p>
     <w:p>
       <w:r>
-        <w:t>Hodnota kontraktu: 4 500 000 Kč/rok</w:t>
-      </w:r>
-    </w:p>
-    <w:p>
-      <w:r>
-        <w:t>Trvání: 2023-2026 (3 roky + opce 2 roky)</w:t>
+        <w:t>Hodnota kontraktu: 6 200 000 Kč (implementace) + 1 800 000 Kč/rok (podpora)</w:t>
       </w:r>
     </w:p>
     <w:p>
@@ -5806,37 +5906,32 @@
     </w:p>
     <w:p>
       <w:r>
-        <w:t>- AI model: ResNet-152 modified architecture</w:t>
-      </w:r>
-    </w:p>
-    <w:p>
-      <w:r>
-        <w:t>- Training dataset: 450 000 anonymizovaných CT snímků</w:t>
-      </w:r>
-    </w:p>
-    <w:p>
-      <w:r>
-        <w:t>- Accuracy: 94.7% (detekce plicních nodulů)</w:t>
-      </w:r>
-    </w:p>
-    <w:p>
-      <w:r>
-        <w:t>- False positive rate: 3.2%</w:t>
-      </w:r>
-    </w:p>
-    <w:p>
-      <w:r>
-        <w:t>- Processing time: 2.3s per scan</w:t>
-      </w:r>
-    </w:p>
-    <w:p>
-      <w:r>
-        <w:t>- Deployment: on-premise (compliance s GDPR)</w:t>
-      </w:r>
-    </w:p>
-    <w:p>
-      <w:r>
-        <w:t>- Server specs: 4x NVIDIA A100 GPUs, 512GB RAM</w:t>
+        <w:t>- Predikce rizika infarktu myokardu (5-year )</w:t>
+      </w:r>
+    </w:p>
+    <w:p>
+      <w:r>
+        <w:t>- Input data: EKG, laboratorní hodnoty, anamnéza</w:t>
+      </w:r>
+    </w:p>
+    <w:p>
+      <w:r>
+        <w:t>- Model: XGBoost ensemble + LSTM temporal analysis</w:t>
+      </w:r>
+    </w:p>
+    <w:p>
+      <w:r>
+        <w:t>- Training dataset: 180 000 pacientů (2015-2023)</w:t>
+      </w:r>
+    </w:p>
+    <w:p>
+      <w:r>
+        <w:t>- Validation: AUC-ROC 0.91</w:t>
+      </w:r>
+    </w:p>
+    <w:p>
+      <w:r>
+        <w:t>- Citlivost: 89%, specificita: 87%</w:t>
       </w:r>
     </w:p>
     <w:p>
@@ -5852,35 +5947,35 @@
     </w:p>
     <w:p>
       <w:r>
-        <w:t>PROJEKT B: "CardioPredict"</w:t>
-      </w:r>
-    </w:p>
-    <w:p>
-      <w:r/>
-    </w:p>
-    <w:p>
-      <w:r>
-        <w:t>Klient: IKEM (Institut klinické a experimentální medicíny)</w:t>
-      </w:r>
-    </w:p>
-    <w:p>
-      <w:r>
-        <w:t>[[ICO_12]]</w:t>
-      </w:r>
-    </w:p>
-    <w:p>
-      <w:r>
-        <w:t>Kontaktní osoba: Prof. MUDr. [[PERSON_24]], DrSc., ředitelka kardiologie</w:t>
-      </w:r>
-    </w:p>
-    <w:p>
-      <w:r>
-        <w:t>[[BIRTH_ID_52]]</w:t>
-      </w:r>
-    </w:p>
-    <w:p>
-      <w:r>
-        <w:t>Email: [[EMAIL_32]]</w:t>
+        <w:t>PROJEKT C: "OncologyAssist"</w:t>
+      </w:r>
+    </w:p>
+    <w:p>
+      <w:r/>
+    </w:p>
+    <w:p>
+      <w:r>
+        <w:t>Klient: Masarykův onkologický ústav, Brno</w:t>
+      </w:r>
+    </w:p>
+    <w:p>
+      <w:r>
+        <w:t>[[ICO_13]]</w:t>
+      </w:r>
+    </w:p>
+    <w:p>
+      <w:r>
+        <w:t>Kontaktní osoba: MUDr. [[PERSON_46]], Ph.D., vedoucí oddělení</w:t>
+      </w:r>
+    </w:p>
+    <w:p>
+      <w:r>
+        <w:t>[[BIRTH_ID_53]]</w:t>
+      </w:r>
+    </w:p>
+    <w:p>
+      <w:r>
+        <w:t>Email: [[EMAIL_33]]</w:t>
       </w:r>
     </w:p>
     <w:p>
@@ -5893,7 +5988,12 @@
     </w:p>
     <w:p>
       <w:r>
-        <w:t>Hodnota kontraktu: 6 200 000 Kč (implementace) + 1 800 000 Kč/rok (podpora)</w:t>
+        <w:t>Fáze: Pilot (dokončen), čeká na production deployment</w:t>
+      </w:r>
+    </w:p>
+    <w:p>
+      <w:r>
+        <w:t>Plánovaná hodnota: 8 500 000 Kč (2024-2028)</w:t>
       </w:r>
     </w:p>
     <w:p>
@@ -5906,470 +6006,370 @@
     </w:p>
     <w:p>
       <w:r>
-        <w:t>- Predikce rizika infarktu myokardu (5-year )</w:t>
-      </w:r>
-    </w:p>
-    <w:p>
-      <w:r>
-        <w:t>- Input data: EKG, laboratorní hodnoty, anamnéza</w:t>
-      </w:r>
-    </w:p>
-    <w:p>
-      <w:r>
-        <w:t>- Model: XGBoost ensemble + LSTM temporal analysis</w:t>
-      </w:r>
-    </w:p>
-    <w:p>
-      <w:r>
-        <w:t>- Training dataset: 180 000 pacientů (2015-2023)</w:t>
-      </w:r>
-    </w:p>
-    <w:p>
-      <w:r>
-        <w:t>- Validation: AUC-ROC 0.91</w:t>
-      </w:r>
-    </w:p>
-    <w:p>
-      <w:r>
-        <w:t>- Citlivost: 89%, specificita: 87%</w:t>
-      </w:r>
-    </w:p>
-    <w:p>
-      <w:r/>
-    </w:p>
-    <w:p>
-      <w:r>
-        <w:t>---</w:t>
-      </w:r>
-    </w:p>
-    <w:p>
-      <w:r/>
-    </w:p>
-    <w:p>
-      <w:r>
-        <w:t>PROJEKT C: "OncologyAssist"</w:t>
-      </w:r>
-    </w:p>
-    <w:p>
-      <w:r/>
-    </w:p>
-    <w:p>
-      <w:r>
-        <w:t>Klient: Masarykův onkologický ústav, Brno</w:t>
-      </w:r>
-    </w:p>
-    <w:p>
-      <w:r>
-        <w:t>[[ICO_13]]</w:t>
-      </w:r>
-    </w:p>
-    <w:p>
-      <w:r>
-        <w:t>Kontaktní osoba: MUDr. [[PERSON_46]], Ph.D., vedoucí oddělení</w:t>
-      </w:r>
-    </w:p>
-    <w:p>
-      <w:r>
-        <w:t>[[BIRTH_ID_53]]</w:t>
-      </w:r>
-    </w:p>
-    <w:p>
-      <w:r>
-        <w:t>Email: [[EMAIL_33]]</w:t>
+        <w:t>- Detekce metastáz z PET/CT skenů</w:t>
+      </w:r>
+    </w:p>
+    <w:p>
+      <w:r>
+        <w:t>- Segment: melanom, karcinom plic, karcinom prsu</w:t>
+      </w:r>
+    </w:p>
+    <w:p>
+      <w:r>
+        <w:t>- Model: 3D U-Net architecture</w:t>
+      </w:r>
+    </w:p>
+    <w:p>
+      <w:r>
+        <w:t>- Dataset: 95 000 pacientských případů</w:t>
+      </w:r>
+    </w:p>
+    <w:p>
+      <w:r>
+        <w:t>- Accuracy: 96.3% (melanom), 93.8% (plic), 95.1% (prs)</w:t>
+      </w:r>
+    </w:p>
+    <w:p/>
+    <w:p>
+      <w:r>
+        <w:t>2.2. FINANČNÍ INFORMACE AI INNOVATIONS:</w:t>
+      </w:r>
+    </w:p>
+    <w:p>
+      <w:r/>
+    </w:p>
+    <w:p>
+      <w:r>
+        <w:t>Roční obrat 2023: 28 450 000 Kč</w:t>
+      </w:r>
+    </w:p>
+    <w:p>
+      <w:r>
+        <w:t>EBITDA: 7 890 000 Kč</w:t>
+      </w:r>
+    </w:p>
+    <w:p>
+      <w:r>
+        <w:t>Čistý zisk: 5 230 000 Kč</w:t>
+      </w:r>
+    </w:p>
+    <w:p>
+      <w:r/>
+    </w:p>
+    <w:p>
+      <w:r>
+        <w:t>Gross margin na projektech: 62-68%</w:t>
+      </w:r>
+    </w:p>
+    <w:p>
+      <w:r>
+        <w:t>Operating margin: 28%</w:t>
+      </w:r>
+    </w:p>
+    <w:p>
+      <w:r/>
+    </w:p>
+    <w:p>
+      <w:r>
+        <w:t>R&amp;D výdaje: 9 200 000 Kč/rok (32% obratu)</w:t>
+      </w:r>
+    </w:p>
+    <w:p>
+      <w:r>
+        <w:t>Sales &amp; Marketing: 5 100 000 Kč/rok (18% obratu)</w:t>
+      </w:r>
+    </w:p>
+    <w:p>
+      <w:r/>
+    </w:p>
+    <w:p>
+      <w:r>
+        <w:t>Cash flow: pozitivní 6 200 000 Kč</w:t>
+      </w:r>
+    </w:p>
+    <w:p>
+      <w:r>
+        <w:t>Cash reserves: 14 500 000 Kč</w:t>
+      </w:r>
+    </w:p>
+    <w:p>
+      <w:r/>
+    </w:p>
+    <w:p>
+      <w:r>
+        <w:t>Bankovní účty:</w:t>
+      </w:r>
+    </w:p>
+    <w:p>
+      <w:r>
+        <w:t>- Provozní: [[BANK_13]], IBAN: [[IBAN_7]]</w:t>
+      </w:r>
+    </w:p>
+    <w:p>
+      <w:r>
+        <w:t>- Rezervní: [[BANK_14]], IBAN: [[IBAN_8]]</w:t>
+      </w:r>
+    </w:p>
+    <w:p>
+      <w:r>
+        <w:t>- USD [[BANK_15]] (pro zahraniční klienty)</w:t>
+      </w:r>
+    </w:p>
+    <w:p/>
+    <w:p>
+      <w:r>
+        <w:t>2.3. TEAM &amp; SALARIES (KEY PEOPLE):</w:t>
+      </w:r>
+    </w:p>
+    <w:p>
+      <w:r/>
+    </w:p>
+    <w:p>
+      <w:r>
+        <w:t>1) Ing. Mgr. [[PERSON_27]], Ph.D. - CEO</w:t>
+      </w:r>
+    </w:p>
+    <w:p>
+      <w:r>
+        <w:t>[[BIRTH_ID_49]]</w:t>
+      </w:r>
+    </w:p>
+    <w:p>
+      <w:r>
+        <w:t>Hrubý plat: 180 000 Kč/měs. + akcie 15% společnosti</w:t>
+      </w:r>
+    </w:p>
+    <w:p>
+      <w:r>
+        <w:t>Email: [[EMAIL_29]]</w:t>
+      </w:r>
+    </w:p>
+    <w:p>
+      <w:r>
+        <w:t>[[PHONE_32]]</w:t>
+      </w:r>
+    </w:p>
+    <w:p>
+      <w:r>
+        <w:t>LinkedIn: linkedin.com/in/[[PERSON_27]]-novak-ai</w:t>
+      </w:r>
+    </w:p>
+    <w:p>
+      <w:r/>
+    </w:p>
+    <w:p>
+      <w:r>
+        <w:t>2) Ing. [[PERSON_35]], Ph.D. - CTO</w:t>
+      </w:r>
+    </w:p>
+    <w:p>
+      <w:r>
+        <w:t>[[BIRTH_ID_54]]</w:t>
+      </w:r>
+    </w:p>
+    <w:p>
+      <w:r>
+        <w:t>Hrubý plat: 165 000 Kč/měs. + akcie 10%</w:t>
+      </w:r>
+    </w:p>
+    <w:p>
+      <w:r>
+        <w:t>Email: [[EMAIL_34]]</w:t>
+      </w:r>
+    </w:p>
+    <w:p>
+      <w:r>
+        <w:t>[[PHONE_21]]</w:t>
+      </w:r>
+    </w:p>
+    <w:p>
+      <w:r/>
+    </w:p>
+    <w:p>
+      <w:r>
+        <w:t>Background:</w:t>
+      </w:r>
+    </w:p>
+    <w:p>
+      <w:r>
+        <w:t>- PhD: Computer Vision, ČVUT Praha (2015)</w:t>
+      </w:r>
+    </w:p>
+    <w:p>
+      <w:r>
+        <w:t>- Předchozí: Google Zürich (2015-2019), Meta London (2019-2021)</w:t>
+      </w:r>
+    </w:p>
+    <w:p>
+      <w:r>
+        <w:t>- Publications: 23 papers, h-index: 17</w:t>
+      </w:r>
+    </w:p>
+    <w:p>
+      <w:r/>
+    </w:p>
+    <w:p>
+      <w:r>
+        <w:t>3) MUDr. Ing. [[PERSON_47]], Ph.D. - Chief</w:t>
+      </w:r>
+    </w:p>
+    <w:p>
+      <w:r>
+        <w:t>[[BIRTH_ID_39]]</w:t>
+      </w:r>
+    </w:p>
+    <w:p>
+      <w:r>
+        <w:t>Hrubý plat: 145 000 Kč/měs. + bonusy</w:t>
+      </w:r>
+    </w:p>
+    <w:p>
+      <w:r>
+        <w:t>Číslo lékaře: 67890</w:t>
+      </w:r>
+    </w:p>
+    <w:p>
+      <w:r>
+        <w:t>Email: [[EMAIL_35]]</w:t>
+      </w:r>
+    </w:p>
+    <w:p>
+      <w:r/>
+    </w:p>
+    <w:p>
+      <w:r>
+        <w:t>Background:</w:t>
+      </w:r>
+    </w:p>
+    <w:p>
+      <w:r>
+        <w:t>- MUDr: 1. LF UK Praha (2004)</w:t>
+      </w:r>
+    </w:p>
+    <w:p>
+      <w:r>
+        <w:t>- Atestace: Radiodiagnostika (2010)</w:t>
+      </w:r>
+    </w:p>
+    <w:p>
+      <w:r>
+        <w:t>- PhD: Imaging, UK Praha (2013)</w:t>
+      </w:r>
+    </w:p>
+    <w:p>
+      <w:r/>
+    </w:p>
+    <w:p>
+      <w:r>
+        <w:t>4) Bc. [[PERSON_49]] - Lead ML Engineer</w:t>
+      </w:r>
+    </w:p>
+    <w:p>
+      <w:r>
+        <w:t>[[BIRTH_ID_55]]</w:t>
+      </w:r>
+    </w:p>
+    <w:p>
+      <w:r>
+        <w:t>Hrubý plat: 115 000 Kč/měs.</w:t>
+      </w:r>
+    </w:p>
+    <w:p>
+      <w:r>
+        <w:t>Email: [[EMAIL_36]]</w:t>
+      </w:r>
+    </w:p>
+    <w:p>
+      <w:r>
+        <w:t>[[PHONE_3]]</w:t>
+      </w:r>
+    </w:p>
+    <w:p>
+      <w:r/>
+    </w:p>
+    <w:p>
+      <w:r>
+        <w:t>Stock options: 2% (vesting 4 roky)</w:t>
+      </w:r>
+    </w:p>
+    <w:p>
+      <w:r/>
+    </w:p>
+    <w:p>
+      <w:r>
+        <w:t>5) Ing. [[PERSON_50]] - Head of Sales</w:t>
+      </w:r>
+    </w:p>
+    <w:p>
+      <w:r>
+        <w:t>[[BIRTH_ID_14]]</w:t>
+      </w:r>
+    </w:p>
+    <w:p>
+      <w:r>
+        <w:t>Hrubý plat: 95 000 Kč/měs. + provize (avg 45 000 Kč)</w:t>
+      </w:r>
+    </w:p>
+    <w:p>
+      <w:r>
+        <w:t>Email: [[EMAIL_37]]</w:t>
+      </w:r>
+    </w:p>
+    <w:p>
+      <w:r/>
+    </w:p>
+    <w:p>
+      <w:r>
+        <w:t>Celková mzdová náročnost: 6 200 000 Kč/rok (key people)</w:t>
+      </w:r>
+    </w:p>
+    <w:p>
+      <w:r>
+        <w:t>Celkový payroll (všichni zaměstnanci, 23 osob): 18 400 000 Kč/rok</w:t>
+      </w:r>
+    </w:p>
+    <w:p/>
+    <w:p>
+      <w:r>
+        <w:t>2.4. INVESTOŘI A SHAREHOLDING:</w:t>
+      </w:r>
+    </w:p>
+    <w:p>
+      <w:r/>
+    </w:p>
+    <w:p>
+      <w:r>
+        <w:t>Struktura vlastnictví:</w:t>
+      </w:r>
+    </w:p>
+    <w:p>
+      <w:r>
+        <w:t>- Ing. [[PERSON_27]] (CEO): 45%</w:t>
+      </w:r>
+    </w:p>
+    <w:p>
+      <w:r>
+        <w:t>- Ing. [[PERSON_35]] (CTO): 25%</w:t>
+      </w:r>
+    </w:p>
+    <w:p>
+      <w:r>
+        <w:t>- J&amp;T Ventures: 20% (investice 25M Kč, 2022)</w:t>
+      </w:r>
+    </w:p>
+    <w:p>
+      <w:r>
+        <w:t>Kontakt: Mgr. [[PERSON_15]], partner</w:t>
+      </w:r>
+    </w:p>
+    <w:p>
+      <w:r>
+        <w:t>Email: [[EMAIL_38]]</w:t>
       </w:r>
     </w:p>
     <w:p>
       <w:r>
         <w:t>[[PHONE_36]]</w:t>
-      </w:r>
-    </w:p>
-    <w:p>
-      <w:r/>
-    </w:p>
-    <w:p>
-      <w:r>
-        <w:t>Fáze: Pilot (dokončen), čeká na production deployment</w:t>
-      </w:r>
-    </w:p>
-    <w:p>
-      <w:r>
-        <w:t>Plánovaná hodnota: 8 500 000 Kč (2024-2028)</w:t>
-      </w:r>
-    </w:p>
-    <w:p>
-      <w:r/>
-    </w:p>
-    <w:p>
-      <w:r>
-        <w:t>Technické detaily:</w:t>
-      </w:r>
-    </w:p>
-    <w:p>
-      <w:r>
-        <w:t>- Detekce metastáz z PET/CT skenů</w:t>
-      </w:r>
-    </w:p>
-    <w:p>
-      <w:r>
-        <w:t>- Segment: melanom, karcinom plic, karcinom prsu</w:t>
-      </w:r>
-    </w:p>
-    <w:p>
-      <w:r>
-        <w:t>- Model: 3D U-Net architecture</w:t>
-      </w:r>
-    </w:p>
-    <w:p>
-      <w:r>
-        <w:t>- Dataset: 95 000 pacientských případů</w:t>
-      </w:r>
-    </w:p>
-    <w:p>
-      <w:r>
-        <w:t>- Accuracy: 96.3% (melanom), 93.8% (plic), 95.1% (prs)</w:t>
-      </w:r>
-    </w:p>
-    <w:p/>
-    <w:p>
-      <w:r>
-        <w:t>2.2. FINANČNÍ INFORMACE AI INNOVATIONS:</w:t>
-      </w:r>
-    </w:p>
-    <w:p>
-      <w:r/>
-    </w:p>
-    <w:p>
-      <w:r>
-        <w:t>Roční obrat 2023: 28 450 000 Kč</w:t>
-      </w:r>
-    </w:p>
-    <w:p>
-      <w:r>
-        <w:t>EBITDA: 7 890 000 Kč</w:t>
-      </w:r>
-    </w:p>
-    <w:p>
-      <w:r>
-        <w:t>Čistý zisk: 5 230 000 Kč</w:t>
-      </w:r>
-    </w:p>
-    <w:p>
-      <w:r/>
-    </w:p>
-    <w:p>
-      <w:r>
-        <w:t>Gross margin na projektech: 62-68%</w:t>
-      </w:r>
-    </w:p>
-    <w:p>
-      <w:r>
-        <w:t>Operating margin: 28%</w:t>
-      </w:r>
-    </w:p>
-    <w:p>
-      <w:r/>
-    </w:p>
-    <w:p>
-      <w:r>
-        <w:t>R&amp;D výdaje: 9 200 000 Kč/rok (32% obratu)</w:t>
-      </w:r>
-    </w:p>
-    <w:p>
-      <w:r>
-        <w:t>Sales &amp; Marketing: 5 100 000 Kč/rok (18% obratu)</w:t>
-      </w:r>
-    </w:p>
-    <w:p>
-      <w:r/>
-    </w:p>
-    <w:p>
-      <w:r>
-        <w:t>Cash flow: pozitivní 6 200 000 Kč</w:t>
-      </w:r>
-    </w:p>
-    <w:p>
-      <w:r>
-        <w:t>Cash reserves: 14 500 000 Kč</w:t>
-      </w:r>
-    </w:p>
-    <w:p>
-      <w:r/>
-    </w:p>
-    <w:p>
-      <w:r>
-        <w:t>Bankovní účty:</w:t>
-      </w:r>
-    </w:p>
-    <w:p>
-      <w:r>
-        <w:t>- Provozní: [[BANK_13]], IBAN: [[IBAN_7]]</w:t>
-      </w:r>
-    </w:p>
-    <w:p>
-      <w:r>
-        <w:t>- Rezervní: [[BANK_14]], IBAN: [[IBAN_8]]</w:t>
-      </w:r>
-    </w:p>
-    <w:p>
-      <w:r>
-        <w:t>- USD [[BANK_15]] (pro zahraniční klienty)</w:t>
-      </w:r>
-    </w:p>
-    <w:p/>
-    <w:p>
-      <w:r>
-        <w:t>2.3. TEAM &amp; SALARIES (KEY PEOPLE):</w:t>
-      </w:r>
-    </w:p>
-    <w:p>
-      <w:r/>
-    </w:p>
-    <w:p>
-      <w:r>
-        <w:t>1) Ing. Mgr. [[PERSON_27]], Ph.D. - CEO</w:t>
-      </w:r>
-    </w:p>
-    <w:p>
-      <w:r>
-        <w:t>[[BIRTH_ID_49]]</w:t>
-      </w:r>
-    </w:p>
-    <w:p>
-      <w:r>
-        <w:t>Hrubý plat: 180 000 Kč/měs. + akcie 15% společnosti</w:t>
-      </w:r>
-    </w:p>
-    <w:p>
-      <w:r>
-        <w:t>Email: [[EMAIL_29]]</w:t>
-      </w:r>
-    </w:p>
-    <w:p>
-      <w:r>
-        <w:t>[[PHONE_33]]</w:t>
-      </w:r>
-    </w:p>
-    <w:p>
-      <w:r>
-        <w:t>LinkedIn: linkedin.com/in/[[PERSON_27]]-novak-ai</w:t>
-      </w:r>
-    </w:p>
-    <w:p>
-      <w:r/>
-    </w:p>
-    <w:p>
-      <w:r>
-        <w:t>2) Ing. [[PERSON_35]], Ph.D. - CTO</w:t>
-      </w:r>
-    </w:p>
-    <w:p>
-      <w:r>
-        <w:t>[[BIRTH_ID_54]]</w:t>
-      </w:r>
-    </w:p>
-    <w:p>
-      <w:r>
-        <w:t>Hrubý plat: 165 000 Kč/měs. + akcie 10%</w:t>
-      </w:r>
-    </w:p>
-    <w:p>
-      <w:r>
-        <w:t>Email: [[EMAIL_34]]</w:t>
-      </w:r>
-    </w:p>
-    <w:p>
-      <w:r>
-        <w:t>[[PHONE_21]]</w:t>
-      </w:r>
-    </w:p>
-    <w:p>
-      <w:r/>
-    </w:p>
-    <w:p>
-      <w:r>
-        <w:t>Background:</w:t>
-      </w:r>
-    </w:p>
-    <w:p>
-      <w:r>
-        <w:t>- PhD: Computer Vision, ČVUT Praha (2015)</w:t>
-      </w:r>
-    </w:p>
-    <w:p>
-      <w:r>
-        <w:t>- Předchozí: Google Zürich (2015-2019), Meta London (2019-2021)</w:t>
-      </w:r>
-    </w:p>
-    <w:p>
-      <w:r>
-        <w:t>- Publications: 23 papers, h-index: 17</w:t>
-      </w:r>
-    </w:p>
-    <w:p>
-      <w:r/>
-    </w:p>
-    <w:p>
-      <w:r>
-        <w:t>3) MUDr. Ing. [[PERSON_47]], Ph.D. - Chief</w:t>
-      </w:r>
-    </w:p>
-    <w:p>
-      <w:r>
-        <w:t>[[BIRTH_ID_39]]</w:t>
-      </w:r>
-    </w:p>
-    <w:p>
-      <w:r>
-        <w:t>Hrubý plat: 145 000 Kč/měs. + bonusy</w:t>
-      </w:r>
-    </w:p>
-    <w:p>
-      <w:r>
-        <w:t>Číslo lékaře: 67890</w:t>
-      </w:r>
-    </w:p>
-    <w:p>
-      <w:r>
-        <w:t>Email: [[EMAIL_35]]</w:t>
-      </w:r>
-    </w:p>
-    <w:p>
-      <w:r/>
-    </w:p>
-    <w:p>
-      <w:r>
-        <w:t>Background:</w:t>
-      </w:r>
-    </w:p>
-    <w:p>
-      <w:r>
-        <w:t>- MUDr: 1. LF UK Praha (2004)</w:t>
-      </w:r>
-    </w:p>
-    <w:p>
-      <w:r>
-        <w:t>- Atestace: Radiodiagnostika (2010)</w:t>
-      </w:r>
-    </w:p>
-    <w:p>
-      <w:r>
-        <w:t>- PhD: Imaging, UK Praha (2013)</w:t>
-      </w:r>
-    </w:p>
-    <w:p>
-      <w:r/>
-    </w:p>
-    <w:p>
-      <w:r>
-        <w:t>4) Bc. [[PERSON_49]] - Lead ML Engineer</w:t>
-      </w:r>
-    </w:p>
-    <w:p>
-      <w:r>
-        <w:t>[[BIRTH_ID_55]]</w:t>
-      </w:r>
-    </w:p>
-    <w:p>
-      <w:r>
-        <w:t>Hrubý plat: 115 000 Kč/měs.</w:t>
-      </w:r>
-    </w:p>
-    <w:p>
-      <w:r>
-        <w:t>Email: [[EMAIL_36]]</w:t>
-      </w:r>
-    </w:p>
-    <w:p>
-      <w:r>
-        <w:t>[[PHONE_3]]</w:t>
-      </w:r>
-    </w:p>
-    <w:p>
-      <w:r/>
-    </w:p>
-    <w:p>
-      <w:r>
-        <w:t>Stock options: 2% (vesting 4 roky)</w:t>
-      </w:r>
-    </w:p>
-    <w:p>
-      <w:r/>
-    </w:p>
-    <w:p>
-      <w:r>
-        <w:t>5) Ing. [[PERSON_50]] - Head of Sales</w:t>
-      </w:r>
-    </w:p>
-    <w:p>
-      <w:r>
-        <w:t>[[BIRTH_ID_14]]</w:t>
-      </w:r>
-    </w:p>
-    <w:p>
-      <w:r>
-        <w:t>Hrubý plat: 95 000 Kč/měs. + provize (avg 45 000 Kč)</w:t>
-      </w:r>
-    </w:p>
-    <w:p>
-      <w:r>
-        <w:t>Email: [[EMAIL_37]]</w:t>
-      </w:r>
-    </w:p>
-    <w:p>
-      <w:r/>
-    </w:p>
-    <w:p>
-      <w:r>
-        <w:t>Celková mzdová náročnost: 6 200 000 Kč/rok (key people)</w:t>
-      </w:r>
-    </w:p>
-    <w:p>
-      <w:r>
-        <w:t>Celkový payroll (všichni zaměstnanci, 23 osob): 18 400 000 Kč/rok</w:t>
-      </w:r>
-    </w:p>
-    <w:p/>
-    <w:p>
-      <w:r>
-        <w:t>2.4. INVESTOŘI A SHAREHOLDING:</w:t>
-      </w:r>
-    </w:p>
-    <w:p>
-      <w:r/>
-    </w:p>
-    <w:p>
-      <w:r>
-        <w:t>Struktura vlastnictví:</w:t>
-      </w:r>
-    </w:p>
-    <w:p>
-      <w:r>
-        <w:t>- Ing. [[PERSON_27]] (CEO): 45%</w:t>
-      </w:r>
-    </w:p>
-    <w:p>
-      <w:r>
-        <w:t>- Ing. [[PERSON_35]] (CTO): 25%</w:t>
-      </w:r>
-    </w:p>
-    <w:p>
-      <w:r>
-        <w:t>- J&amp;T Ventures: 20% (investice 25M Kč, 2022)</w:t>
-      </w:r>
-    </w:p>
-    <w:p>
-      <w:r>
-        <w:t>Kontakt: Mgr. [[PERSON_15]], partner</w:t>
-      </w:r>
-    </w:p>
-    <w:p>
-      <w:r>
-        <w:t>Email: [[EMAIL_38]]</w:t>
-      </w:r>
-    </w:p>
-    <w:p>
-      <w:r>
-        <w:t>[[PHONE_37]]</w:t>
       </w:r>
     </w:p>
     <w:p>
